--- a/Anurag_Pandey_Resume.docx
+++ b/Anurag_Pandey_Resume.docx
@@ -321,8 +321,6 @@
           <w:u w:val="single"/>
         </w:rPr>
       </w:pPr>
-      <w:proofErr w:type="spellStart"/>
-      <w:proofErr w:type="gramStart"/>
       <w:r>
         <w:rPr>
           <w:rFonts w:ascii="Times New Roman" w:hAnsi="Times New Roman" w:cs="Times New Roman"/>
@@ -332,20 +330,7 @@
           <w:szCs w:val="20"/>
           <w:lang w:val="en-IN"/>
         </w:rPr>
-        <w:t>B.Tech</w:t>
-      </w:r>
-      <w:proofErr w:type="spellEnd"/>
-      <w:proofErr w:type="gramEnd"/>
-      <w:r>
-        <w:rPr>
-          <w:rFonts w:ascii="Times New Roman" w:hAnsi="Times New Roman" w:cs="Times New Roman"/>
-          <w:spacing w:val="-2"/>
-          <w:w w:val="105"/>
-          <w:sz w:val="20"/>
-          <w:szCs w:val="20"/>
-          <w:lang w:val="en-IN"/>
-        </w:rPr>
-        <w:t xml:space="preserve"> C.S.E </w:t>
+        <w:t xml:space="preserve">B.Tech C.S.E </w:t>
       </w:r>
       <w:r>
         <w:rPr>
@@ -542,7 +527,6 @@
           <w:lang w:val="en-IN"/>
         </w:rPr>
       </w:pPr>
-      <w:proofErr w:type="spellStart"/>
       <w:r>
         <w:rPr>
           <w:rFonts w:ascii="Times New Roman" w:hAnsi="Times New Roman" w:cs="Times New Roman"/>
@@ -554,49 +538,7 @@
           <w:szCs w:val="20"/>
           <w:lang w:val="en-IN"/>
         </w:rPr>
-        <w:t>Notebrain</w:t>
-      </w:r>
-      <w:proofErr w:type="spellEnd"/>
-      <w:r>
-        <w:rPr>
-          <w:rFonts w:ascii="Times New Roman" w:hAnsi="Times New Roman" w:cs="Times New Roman"/>
-          <w:b/>
-          <w:bCs/>
-          <w:spacing w:val="-2"/>
-          <w:w w:val="105"/>
-          <w:sz w:val="20"/>
-          <w:szCs w:val="20"/>
-          <w:lang w:val="en-IN"/>
-        </w:rPr>
-        <w:t xml:space="preserve"> Software &amp; Services </w:t>
-      </w:r>
-      <w:proofErr w:type="spellStart"/>
-      <w:r>
-        <w:rPr>
-          <w:rFonts w:ascii="Times New Roman" w:hAnsi="Times New Roman" w:cs="Times New Roman"/>
-          <w:b/>
-          <w:bCs/>
-          <w:spacing w:val="-2"/>
-          <w:w w:val="105"/>
-          <w:sz w:val="20"/>
-          <w:szCs w:val="20"/>
-          <w:lang w:val="en-IN"/>
-        </w:rPr>
-        <w:t>Pvt.</w:t>
-      </w:r>
-      <w:proofErr w:type="spellEnd"/>
-      <w:r>
-        <w:rPr>
-          <w:rFonts w:ascii="Times New Roman" w:hAnsi="Times New Roman" w:cs="Times New Roman"/>
-          <w:b/>
-          <w:bCs/>
-          <w:spacing w:val="-2"/>
-          <w:w w:val="105"/>
-          <w:sz w:val="20"/>
-          <w:szCs w:val="20"/>
-          <w:lang w:val="en-IN"/>
-        </w:rPr>
-        <w:t xml:space="preserve"> Ltd</w:t>
+        <w:t>Notebrain Software &amp; Services Pvt. Ltd</w:t>
       </w:r>
       <w:r>
         <w:rPr>
@@ -1067,27 +1009,15 @@
           <w:lang w:val="en-IN"/>
         </w:rPr>
       </w:pPr>
-      <w:proofErr w:type="spellStart"/>
-      <w:r>
-        <w:rPr>
-          <w:rFonts w:ascii="Times New Roman" w:hAnsi="Times New Roman" w:cs="Times New Roman"/>
-          <w:sz w:val="20"/>
-          <w:szCs w:val="20"/>
-          <w:u w:val="none"/>
-          <w:lang w:val="en-IN"/>
-        </w:rPr>
-        <w:t>SurfVigil</w:t>
-      </w:r>
-      <w:proofErr w:type="spellEnd"/>
-      <w:r>
-        <w:rPr>
-          <w:rFonts w:ascii="Times New Roman" w:hAnsi="Times New Roman" w:cs="Times New Roman"/>
-          <w:sz w:val="20"/>
-          <w:szCs w:val="20"/>
-          <w:u w:val="none"/>
-          <w:lang w:val="en-IN"/>
-        </w:rPr>
-        <w:t xml:space="preserve"> — Real-Time Browser Threat Detection Extension</w:t>
+      <w:r>
+        <w:rPr>
+          <w:rFonts w:ascii="Times New Roman" w:hAnsi="Times New Roman" w:cs="Times New Roman"/>
+          <w:sz w:val="20"/>
+          <w:szCs w:val="20"/>
+          <w:u w:val="none"/>
+          <w:lang w:val="en-IN"/>
+        </w:rPr>
+        <w:t>SurfVigil — Real-Time Browser Threat Detection Extension</w:t>
       </w:r>
     </w:p>
     <w:p>
@@ -1118,9 +1048,18 @@
           <w:u w:val="none"/>
           <w:lang w:val="en-IN"/>
         </w:rPr>
-        <w:t>Built 4 threat-specific ML models — XSS detection (</w:t>
-      </w:r>
-      <w:proofErr w:type="spellStart"/>
+        <w:t xml:space="preserve">Built 4 threat-specific ML models — XSS detection (XGBoost, F1: </w:t>
+      </w:r>
+      <w:r>
+        <w:rPr>
+          <w:rFonts w:ascii="Times New Roman" w:hAnsi="Times New Roman" w:cs="Times New Roman"/>
+          <w:sz w:val="20"/>
+          <w:szCs w:val="20"/>
+          <w:u w:val="none"/>
+          <w:lang w:val="en-IN"/>
+        </w:rPr>
+        <w:t>0.975</w:t>
+      </w:r>
       <w:r>
         <w:rPr>
           <w:rFonts w:ascii="Times New Roman" w:hAnsi="Times New Roman" w:cs="Times New Roman"/>
@@ -1131,9 +1070,18 @@
           <w:u w:val="none"/>
           <w:lang w:val="en-IN"/>
         </w:rPr>
-        <w:t>XGBoost</w:t>
-      </w:r>
-      <w:proofErr w:type="spellEnd"/>
+        <w:t xml:space="preserve">, AUC: </w:t>
+      </w:r>
+      <w:r>
+        <w:rPr>
+          <w:rFonts w:ascii="Times New Roman" w:hAnsi="Times New Roman" w:cs="Times New Roman"/>
+          <w:sz w:val="20"/>
+          <w:szCs w:val="20"/>
+          <w:u w:val="none"/>
+          <w:lang w:val="en-IN"/>
+        </w:rPr>
+        <w:t>0.998</w:t>
+      </w:r>
       <w:r>
         <w:rPr>
           <w:rFonts w:ascii="Times New Roman" w:hAnsi="Times New Roman" w:cs="Times New Roman"/>
@@ -1144,17 +1092,17 @@
           <w:u w:val="none"/>
           <w:lang w:val="en-IN"/>
         </w:rPr>
-        <w:t xml:space="preserve">, F1: </w:t>
-      </w:r>
-      <w:r>
-        <w:rPr>
-          <w:rFonts w:ascii="Times New Roman" w:hAnsi="Times New Roman" w:cs="Times New Roman"/>
-          <w:sz w:val="20"/>
-          <w:szCs w:val="20"/>
-          <w:u w:val="none"/>
-          <w:lang w:val="en-IN"/>
-        </w:rPr>
-        <w:t>0.975</w:t>
+        <w:t xml:space="preserve">), phishing detection (Ensemble, F1: </w:t>
+      </w:r>
+      <w:r>
+        <w:rPr>
+          <w:rFonts w:ascii="Times New Roman" w:hAnsi="Times New Roman" w:cs="Times New Roman"/>
+          <w:sz w:val="20"/>
+          <w:szCs w:val="20"/>
+          <w:u w:val="none"/>
+          <w:lang w:val="en-IN"/>
+        </w:rPr>
+        <w:t>0.995</w:t>
       </w:r>
       <w:r>
         <w:rPr>
@@ -1166,17 +1114,17 @@
           <w:u w:val="none"/>
           <w:lang w:val="en-IN"/>
         </w:rPr>
-        <w:t xml:space="preserve">, AUC: </w:t>
-      </w:r>
-      <w:r>
-        <w:rPr>
-          <w:rFonts w:ascii="Times New Roman" w:hAnsi="Times New Roman" w:cs="Times New Roman"/>
-          <w:sz w:val="20"/>
-          <w:szCs w:val="20"/>
-          <w:u w:val="none"/>
-          <w:lang w:val="en-IN"/>
-        </w:rPr>
-        <w:t>0.998</w:t>
+        <w:t>, AUC</w:t>
+      </w:r>
+      <w:r>
+        <w:rPr>
+          <w:rFonts w:ascii="Times New Roman" w:hAnsi="Times New Roman" w:cs="Times New Roman"/>
+          <w:sz w:val="20"/>
+          <w:szCs w:val="20"/>
+          <w:u w:val="none"/>
+          <w:lang w:val="en-IN"/>
+        </w:rPr>
+        <w:t>: 0.999</w:t>
       </w:r>
       <w:r>
         <w:rPr>
@@ -1188,17 +1136,17 @@
           <w:u w:val="none"/>
           <w:lang w:val="en-IN"/>
         </w:rPr>
-        <w:t xml:space="preserve">), phishing detection (Ensemble, F1: </w:t>
-      </w:r>
-      <w:r>
-        <w:rPr>
-          <w:rFonts w:ascii="Times New Roman" w:hAnsi="Times New Roman" w:cs="Times New Roman"/>
-          <w:sz w:val="20"/>
-          <w:szCs w:val="20"/>
-          <w:u w:val="none"/>
-          <w:lang w:val="en-IN"/>
-        </w:rPr>
-        <w:t>0.995</w:t>
+        <w:t xml:space="preserve">), anomaly detection (IF + Autoencoder + RF hybrid, F1: </w:t>
+      </w:r>
+      <w:r>
+        <w:rPr>
+          <w:rFonts w:ascii="Times New Roman" w:hAnsi="Times New Roman" w:cs="Times New Roman"/>
+          <w:sz w:val="20"/>
+          <w:szCs w:val="20"/>
+          <w:u w:val="none"/>
+          <w:lang w:val="en-IN"/>
+        </w:rPr>
+        <w:t>0.991</w:t>
       </w:r>
       <w:r>
         <w:rPr>
@@ -1210,17 +1158,17 @@
           <w:u w:val="none"/>
           <w:lang w:val="en-IN"/>
         </w:rPr>
-        <w:t>, AUC</w:t>
-      </w:r>
-      <w:r>
-        <w:rPr>
-          <w:rFonts w:ascii="Times New Roman" w:hAnsi="Times New Roman" w:cs="Times New Roman"/>
-          <w:sz w:val="20"/>
-          <w:szCs w:val="20"/>
-          <w:u w:val="none"/>
-          <w:lang w:val="en-IN"/>
-        </w:rPr>
-        <w:t>: 0.999</w:t>
+        <w:t xml:space="preserve">, AUC: </w:t>
+      </w:r>
+      <w:r>
+        <w:rPr>
+          <w:rFonts w:ascii="Times New Roman" w:hAnsi="Times New Roman" w:cs="Times New Roman"/>
+          <w:sz w:val="20"/>
+          <w:szCs w:val="20"/>
+          <w:u w:val="none"/>
+          <w:lang w:val="en-IN"/>
+        </w:rPr>
+        <w:t>0.999</w:t>
       </w:r>
       <w:r>
         <w:rPr>
@@ -1232,77 +1180,7 @@
           <w:u w:val="none"/>
           <w:lang w:val="en-IN"/>
         </w:rPr>
-        <w:t xml:space="preserve">), anomaly detection (IF + Autoencoder + RF hybrid, F1: </w:t>
-      </w:r>
-      <w:r>
-        <w:rPr>
-          <w:rFonts w:ascii="Times New Roman" w:hAnsi="Times New Roman" w:cs="Times New Roman"/>
-          <w:sz w:val="20"/>
-          <w:szCs w:val="20"/>
-          <w:u w:val="none"/>
-          <w:lang w:val="en-IN"/>
-        </w:rPr>
-        <w:t>0.991</w:t>
-      </w:r>
-      <w:r>
-        <w:rPr>
-          <w:rFonts w:ascii="Times New Roman" w:hAnsi="Times New Roman" w:cs="Times New Roman"/>
-          <w:b w:val="0"/>
-          <w:bCs w:val="0"/>
-          <w:sz w:val="20"/>
-          <w:szCs w:val="20"/>
-          <w:u w:val="none"/>
-          <w:lang w:val="en-IN"/>
-        </w:rPr>
-        <w:t xml:space="preserve">, AUC: </w:t>
-      </w:r>
-      <w:r>
-        <w:rPr>
-          <w:rFonts w:ascii="Times New Roman" w:hAnsi="Times New Roman" w:cs="Times New Roman"/>
-          <w:sz w:val="20"/>
-          <w:szCs w:val="20"/>
-          <w:u w:val="none"/>
-          <w:lang w:val="en-IN"/>
-        </w:rPr>
-        <w:t>0.999</w:t>
-      </w:r>
-      <w:r>
-        <w:rPr>
-          <w:rFonts w:ascii="Times New Roman" w:hAnsi="Times New Roman" w:cs="Times New Roman"/>
-          <w:b w:val="0"/>
-          <w:bCs w:val="0"/>
-          <w:sz w:val="20"/>
-          <w:szCs w:val="20"/>
-          <w:u w:val="none"/>
-          <w:lang w:val="en-IN"/>
-        </w:rPr>
-        <w:t xml:space="preserve">), and </w:t>
-      </w:r>
-      <w:proofErr w:type="spellStart"/>
-      <w:r>
-        <w:rPr>
-          <w:rFonts w:ascii="Times New Roman" w:hAnsi="Times New Roman" w:cs="Times New Roman"/>
-          <w:b w:val="0"/>
-          <w:bCs w:val="0"/>
-          <w:sz w:val="20"/>
-          <w:szCs w:val="20"/>
-          <w:u w:val="none"/>
-          <w:lang w:val="en-IN"/>
-        </w:rPr>
-        <w:t>cryptomining</w:t>
-      </w:r>
-      <w:proofErr w:type="spellEnd"/>
-      <w:r>
-        <w:rPr>
-          <w:rFonts w:ascii="Times New Roman" w:hAnsi="Times New Roman" w:cs="Times New Roman"/>
-          <w:b w:val="0"/>
-          <w:bCs w:val="0"/>
-          <w:sz w:val="20"/>
-          <w:szCs w:val="20"/>
-          <w:u w:val="none"/>
-          <w:lang w:val="en-IN"/>
-        </w:rPr>
-        <w:t xml:space="preserve"> detection (</w:t>
+        <w:t>), and cryptomining detection (</w:t>
       </w:r>
       <w:r>
         <w:rPr>
@@ -1379,33 +1257,7 @@
           <w:u w:val="none"/>
           <w:lang w:val="en-IN"/>
         </w:rPr>
-        <w:t xml:space="preserve">Architected FastAPI backend with parallel inference via </w:t>
-      </w:r>
-      <w:proofErr w:type="spellStart"/>
-      <w:r>
-        <w:rPr>
-          <w:rFonts w:ascii="Times New Roman" w:hAnsi="Times New Roman" w:cs="Times New Roman"/>
-          <w:b w:val="0"/>
-          <w:bCs w:val="0"/>
-          <w:sz w:val="20"/>
-          <w:szCs w:val="20"/>
-          <w:u w:val="none"/>
-          <w:lang w:val="en-IN"/>
-        </w:rPr>
-        <w:t>ThreadPoolExecutor</w:t>
-      </w:r>
-      <w:proofErr w:type="spellEnd"/>
-      <w:r>
-        <w:rPr>
-          <w:rFonts w:ascii="Times New Roman" w:hAnsi="Times New Roman" w:cs="Times New Roman"/>
-          <w:b w:val="0"/>
-          <w:bCs w:val="0"/>
-          <w:sz w:val="20"/>
-          <w:szCs w:val="20"/>
-          <w:u w:val="none"/>
-          <w:lang w:val="en-IN"/>
-        </w:rPr>
-        <w:t xml:space="preserve">, achieving </w:t>
+        <w:t xml:space="preserve">Architected FastAPI backend with parallel inference via ThreadPoolExecutor, achieving </w:t>
       </w:r>
       <w:r>
         <w:rPr>
@@ -1591,31 +1443,7 @@
           <w:u w:val="none"/>
           <w:lang w:val="en-IN"/>
         </w:rPr>
-        <w:t xml:space="preserve">Implemented secure authentication using PBKDF2-HMAC-SHA256 (120K iterations, per-record salt, constant-time comparison); eliminated SQL injection surface via </w:t>
-      </w:r>
-      <w:r>
-        <w:rPr>
-          <w:rFonts w:ascii="Times New Roman" w:hAnsi="Times New Roman" w:cs="Times New Roman"/>
-          <w:b w:val="0"/>
-          <w:bCs w:val="0"/>
-          <w:sz w:val="20"/>
-          <w:szCs w:val="20"/>
-          <w:u w:val="none"/>
-          <w:lang w:val="en-IN"/>
-        </w:rPr>
-        <w:t>Prepared Statement</w:t>
-      </w:r>
-      <w:r>
-        <w:rPr>
-          <w:rFonts w:ascii="Times New Roman" w:hAnsi="Times New Roman" w:cs="Times New Roman"/>
-          <w:b w:val="0"/>
-          <w:bCs w:val="0"/>
-          <w:sz w:val="20"/>
-          <w:szCs w:val="20"/>
-          <w:u w:val="none"/>
-          <w:lang w:val="en-IN"/>
-        </w:rPr>
-        <w:t xml:space="preserve"> on every query.</w:t>
+        <w:t>Implemented secure authentication using PBKDF2-HMAC-SHA256 (120K iterations, per-record salt, constant-time comparison); eliminated SQL injection surface via Prepared Statement on every query.</w:t>
       </w:r>
     </w:p>
     <w:p>
@@ -1646,33 +1474,7 @@
           <w:u w:val="none"/>
           <w:lang w:val="en-IN"/>
         </w:rPr>
-        <w:t xml:space="preserve">Designed self-bootstrapping first-run flow (auto-creates schema, seeds data, persists credentials) and packaged v1.0 as a Windows installer with bundled JRE via </w:t>
-      </w:r>
-      <w:proofErr w:type="spellStart"/>
-      <w:r>
-        <w:rPr>
-          <w:rFonts w:ascii="Times New Roman" w:hAnsi="Times New Roman" w:cs="Times New Roman"/>
-          <w:b w:val="0"/>
-          <w:bCs w:val="0"/>
-          <w:sz w:val="20"/>
-          <w:szCs w:val="20"/>
-          <w:u w:val="none"/>
-          <w:lang w:val="en-IN"/>
-        </w:rPr>
-        <w:t>jpackage</w:t>
-      </w:r>
-      <w:proofErr w:type="spellEnd"/>
-      <w:r>
-        <w:rPr>
-          <w:rFonts w:ascii="Times New Roman" w:hAnsi="Times New Roman" w:cs="Times New Roman"/>
-          <w:b w:val="0"/>
-          <w:bCs w:val="0"/>
-          <w:sz w:val="20"/>
-          <w:szCs w:val="20"/>
-          <w:u w:val="none"/>
-          <w:lang w:val="en-IN"/>
-        </w:rPr>
-        <w:t xml:space="preserve"> — zero manual setup for end users.</w:t>
+        <w:t>Designed self-bootstrapping first-run flow (auto-creates schema, seeds data, persists credentials) and packaged v1.0 as a Windows installer with bundled JRE via jpackage — zero manual setup for end users.</w:t>
       </w:r>
     </w:p>
     <w:p>
@@ -1763,59 +1565,7 @@
           <w:u w:val="none"/>
           <w:lang w:val="en-IN"/>
         </w:rPr>
-        <w:t xml:space="preserve"> accuracy, Stage 2 (</w:t>
-      </w:r>
-      <w:proofErr w:type="spellStart"/>
-      <w:r>
-        <w:rPr>
-          <w:rFonts w:ascii="Times New Roman" w:hAnsi="Times New Roman" w:cs="Times New Roman"/>
-          <w:b w:val="0"/>
-          <w:bCs w:val="0"/>
-          <w:sz w:val="20"/>
-          <w:szCs w:val="20"/>
-          <w:u w:val="none"/>
-          <w:lang w:val="en-IN"/>
-        </w:rPr>
-        <w:t>ViT</w:t>
-      </w:r>
-      <w:proofErr w:type="spellEnd"/>
-      <w:r>
-        <w:rPr>
-          <w:rFonts w:ascii="Times New Roman" w:hAnsi="Times New Roman" w:cs="Times New Roman"/>
-          <w:b w:val="0"/>
-          <w:bCs w:val="0"/>
-          <w:sz w:val="20"/>
-          <w:szCs w:val="20"/>
-          <w:u w:val="none"/>
-          <w:lang w:val="en-IN"/>
-        </w:rPr>
-        <w:t xml:space="preserve">-Base, </w:t>
-      </w:r>
-      <w:proofErr w:type="spellStart"/>
-      <w:r>
-        <w:rPr>
-          <w:rFonts w:ascii="Times New Roman" w:hAnsi="Times New Roman" w:cs="Times New Roman"/>
-          <w:b w:val="0"/>
-          <w:bCs w:val="0"/>
-          <w:sz w:val="20"/>
-          <w:szCs w:val="20"/>
-          <w:u w:val="none"/>
-          <w:lang w:val="en-IN"/>
-        </w:rPr>
-        <w:t>ConvNeXt</w:t>
-      </w:r>
-      <w:proofErr w:type="spellEnd"/>
-      <w:r>
-        <w:rPr>
-          <w:rFonts w:ascii="Times New Roman" w:hAnsi="Times New Roman" w:cs="Times New Roman"/>
-          <w:b w:val="0"/>
-          <w:bCs w:val="0"/>
-          <w:sz w:val="20"/>
-          <w:szCs w:val="20"/>
-          <w:u w:val="none"/>
-          <w:lang w:val="en-IN"/>
-        </w:rPr>
-        <w:t xml:space="preserve">-Tiny) for bacterial disease refinement at </w:t>
+        <w:t xml:space="preserve"> accuracy, Stage 2 (ViT-Base, ConvNeXt-Tiny) for bacterial disease refinement at </w:t>
       </w:r>
       <w:r>
         <w:rPr>
@@ -1931,33 +1681,7 @@
           <w:u w:val="none"/>
           <w:lang w:val="en-IN"/>
         </w:rPr>
-        <w:t xml:space="preserve">Deployed end-to-end via </w:t>
-      </w:r>
-      <w:proofErr w:type="spellStart"/>
-      <w:r>
-        <w:rPr>
-          <w:rFonts w:ascii="Times New Roman" w:hAnsi="Times New Roman" w:cs="Times New Roman"/>
-          <w:b w:val="0"/>
-          <w:bCs w:val="0"/>
-          <w:sz w:val="20"/>
-          <w:szCs w:val="20"/>
-          <w:u w:val="none"/>
-          <w:lang w:val="en-IN"/>
-        </w:rPr>
-        <w:t>PyTorch</w:t>
-      </w:r>
-      <w:proofErr w:type="spellEnd"/>
-      <w:r>
-        <w:rPr>
-          <w:rFonts w:ascii="Times New Roman" w:hAnsi="Times New Roman" w:cs="Times New Roman"/>
-          <w:b w:val="0"/>
-          <w:bCs w:val="0"/>
-          <w:sz w:val="20"/>
-          <w:szCs w:val="20"/>
-          <w:u w:val="none"/>
-          <w:lang w:val="en-IN"/>
-        </w:rPr>
-        <w:t xml:space="preserve"> + Flask on Hugging Face Spaces with REST API, Docker support, and sub-2s processing time.</w:t>
+        <w:t>Deployed end-to-end via PyTorch + Flask on Hugging Face Spaces with REST API, Docker support, and sub-2s processing time.</w:t>
       </w:r>
     </w:p>
     <w:p>
@@ -2100,7 +1824,6 @@
         </w:rPr>
         <w:t xml:space="preserve">ML/DL: </w:t>
       </w:r>
-      <w:proofErr w:type="spellStart"/>
       <w:r>
         <w:rPr>
           <w:rFonts w:ascii="Times New Roman" w:hAnsi="Times New Roman" w:cs="Times New Roman"/>
@@ -2110,9 +1833,33 @@
           <w:szCs w:val="20"/>
           <w:u w:val="none"/>
         </w:rPr>
-        <w:t>PyTorch</w:t>
-      </w:r>
-      <w:proofErr w:type="spellEnd"/>
+        <w:t>PyTorch, scikit-learn, XGBoost, Pandas, NumPy</w:t>
+      </w:r>
+    </w:p>
+    <w:p>
+      <w:pPr>
+        <w:pStyle w:val="Heading1"/>
+        <w:tabs>
+          <w:tab w:val="left" w:pos="11282"/>
+        </w:tabs>
+        <w:spacing w:line="288" w:lineRule="exact"/>
+        <w:ind w:left="0"/>
+        <w:rPr>
+          <w:rFonts w:ascii="Times New Roman" w:hAnsi="Times New Roman" w:cs="Times New Roman"/>
+          <w:sz w:val="20"/>
+          <w:szCs w:val="20"/>
+          <w:u w:val="none"/>
+        </w:rPr>
+      </w:pPr>
+      <w:r>
+        <w:rPr>
+          <w:rFonts w:ascii="Times New Roman" w:hAnsi="Times New Roman" w:cs="Times New Roman"/>
+          <w:sz w:val="20"/>
+          <w:szCs w:val="20"/>
+          <w:u w:val="none"/>
+        </w:rPr>
+        <w:t>Backend &amp; Databases:</w:t>
+      </w:r>
       <w:r>
         <w:rPr>
           <w:rFonts w:ascii="Times New Roman" w:hAnsi="Times New Roman" w:cs="Times New Roman"/>
@@ -2122,100 +1869,7 @@
           <w:szCs w:val="20"/>
           <w:u w:val="none"/>
         </w:rPr>
-        <w:t xml:space="preserve">, scikit-learn, </w:t>
-      </w:r>
-      <w:proofErr w:type="spellStart"/>
-      <w:r>
-        <w:rPr>
-          <w:rFonts w:ascii="Times New Roman" w:hAnsi="Times New Roman" w:cs="Times New Roman"/>
-          <w:b w:val="0"/>
-          <w:bCs w:val="0"/>
-          <w:sz w:val="20"/>
-          <w:szCs w:val="20"/>
-          <w:u w:val="none"/>
-        </w:rPr>
-        <w:t>XGBoost</w:t>
-      </w:r>
-      <w:proofErr w:type="spellEnd"/>
-      <w:r>
-        <w:rPr>
-          <w:rFonts w:ascii="Times New Roman" w:hAnsi="Times New Roman" w:cs="Times New Roman"/>
-          <w:b w:val="0"/>
-          <w:bCs w:val="0"/>
-          <w:sz w:val="20"/>
-          <w:szCs w:val="20"/>
-          <w:u w:val="none"/>
-        </w:rPr>
-        <w:t>, Pandas, NumPy, ONNX Runtime</w:t>
-      </w:r>
-      <w:r>
-        <w:rPr>
-          <w:rFonts w:ascii="Times New Roman" w:hAnsi="Times New Roman" w:cs="Times New Roman"/>
-          <w:sz w:val="20"/>
-          <w:szCs w:val="20"/>
-          <w:u w:val="none"/>
-        </w:rPr>
-        <w:t xml:space="preserve"> </w:t>
-      </w:r>
-    </w:p>
-    <w:p>
-      <w:pPr>
-        <w:pStyle w:val="Heading1"/>
-        <w:tabs>
-          <w:tab w:val="left" w:pos="11282"/>
-        </w:tabs>
-        <w:spacing w:line="288" w:lineRule="exact"/>
-        <w:ind w:left="0"/>
-        <w:rPr>
-          <w:rFonts w:ascii="Times New Roman" w:hAnsi="Times New Roman" w:cs="Times New Roman"/>
-          <w:sz w:val="20"/>
-          <w:szCs w:val="20"/>
-          <w:u w:val="none"/>
-        </w:rPr>
-      </w:pPr>
-      <w:r>
-        <w:rPr>
-          <w:rFonts w:ascii="Times New Roman" w:hAnsi="Times New Roman" w:cs="Times New Roman"/>
-          <w:sz w:val="20"/>
-          <w:szCs w:val="20"/>
-          <w:u w:val="none"/>
-        </w:rPr>
-        <w:t>Backend &amp; Databases:</w:t>
-      </w:r>
-      <w:r>
-        <w:rPr>
-          <w:rFonts w:ascii="Times New Roman" w:hAnsi="Times New Roman" w:cs="Times New Roman"/>
-          <w:b w:val="0"/>
-          <w:bCs w:val="0"/>
-          <w:sz w:val="20"/>
-          <w:szCs w:val="20"/>
-          <w:u w:val="none"/>
-        </w:rPr>
-        <w:t xml:space="preserve"> </w:t>
-      </w:r>
-      <w:proofErr w:type="spellStart"/>
-      <w:r>
-        <w:rPr>
-          <w:rFonts w:ascii="Times New Roman" w:hAnsi="Times New Roman" w:cs="Times New Roman"/>
-          <w:b w:val="0"/>
-          <w:bCs w:val="0"/>
-          <w:sz w:val="20"/>
-          <w:szCs w:val="20"/>
-          <w:u w:val="none"/>
-        </w:rPr>
-        <w:t>FastAPI</w:t>
-      </w:r>
-      <w:proofErr w:type="spellEnd"/>
-      <w:r>
-        <w:rPr>
-          <w:rFonts w:ascii="Times New Roman" w:hAnsi="Times New Roman" w:cs="Times New Roman"/>
-          <w:b w:val="0"/>
-          <w:bCs w:val="0"/>
-          <w:sz w:val="20"/>
-          <w:szCs w:val="20"/>
-          <w:u w:val="none"/>
-        </w:rPr>
-        <w:t>, Flask, REST APIs, PostgreSQL, MongoDB</w:t>
+        <w:t xml:space="preserve"> FastAPI, Flask, REST APIs, PostgreSQL, MongoDB</w:t>
       </w:r>
       <w:r>
         <w:rPr>
@@ -2461,31 +2115,7 @@
           <w:szCs w:val="20"/>
           <w:lang w:val="en-IN"/>
         </w:rPr>
-        <w:t xml:space="preserve">Social Outreach Intern — Shri Brahma Ji Siksha </w:t>
-      </w:r>
-      <w:proofErr w:type="spellStart"/>
-      <w:r>
-        <w:rPr>
-          <w:rFonts w:ascii="Times New Roman" w:hAnsi="Times New Roman" w:cs="Times New Roman"/>
-          <w:b/>
-          <w:bCs/>
-          <w:sz w:val="20"/>
-          <w:szCs w:val="20"/>
-          <w:lang w:val="en-IN"/>
-        </w:rPr>
-        <w:t>Avam</w:t>
-      </w:r>
-      <w:proofErr w:type="spellEnd"/>
-      <w:r>
-        <w:rPr>
-          <w:rFonts w:ascii="Times New Roman" w:hAnsi="Times New Roman" w:cs="Times New Roman"/>
-          <w:b/>
-          <w:bCs/>
-          <w:sz w:val="20"/>
-          <w:szCs w:val="20"/>
-          <w:lang w:val="en-IN"/>
-        </w:rPr>
-        <w:t xml:space="preserve"> Samaj Kalyan Samiti (May 2024 – July 2024)</w:t>
+        <w:t>Social Outreach Intern — Shri Brahma Ji Siksha Avam Samaj Kalyan Samiti (May 2024 – July 2024)</w:t>
       </w:r>
     </w:p>
     <w:p>
@@ -7362,6 +6992,7 @@
   <w:style w:type="character" w:default="1" w:styleId="DefaultParagraphFont">
     <w:name w:val="Default Paragraph Font"/>
     <w:uiPriority w:val="1"/>
+    <w:semiHidden/>
     <w:unhideWhenUsed/>
   </w:style>
   <w:style w:type="table" w:default="1" w:styleId="TableNormal">

--- a/Anurag_Pandey_Resume.docx
+++ b/Anurag_Pandey_Resume.docx
@@ -321,6 +321,8 @@
           <w:u w:val="single"/>
         </w:rPr>
       </w:pPr>
+      <w:proofErr w:type="spellStart"/>
+      <w:proofErr w:type="gramStart"/>
       <w:r>
         <w:rPr>
           <w:rFonts w:ascii="Times New Roman" w:hAnsi="Times New Roman" w:cs="Times New Roman"/>
@@ -330,8 +332,10 @@
           <w:szCs w:val="20"/>
           <w:lang w:val="en-IN"/>
         </w:rPr>
-        <w:t xml:space="preserve">B.Tech C.S.E </w:t>
-      </w:r>
+        <w:t>B.Tech</w:t>
+      </w:r>
+      <w:proofErr w:type="spellEnd"/>
+      <w:proofErr w:type="gramEnd"/>
       <w:r>
         <w:rPr>
           <w:rFonts w:ascii="Times New Roman" w:hAnsi="Times New Roman" w:cs="Times New Roman"/>
@@ -341,7 +345,7 @@
           <w:szCs w:val="20"/>
           <w:lang w:val="en-IN"/>
         </w:rPr>
-        <w:t>AI/ML</w:t>
+        <w:t xml:space="preserve"> C.S.E </w:t>
       </w:r>
       <w:r>
         <w:rPr>
@@ -352,7 +356,7 @@
           <w:szCs w:val="20"/>
           <w:lang w:val="en-IN"/>
         </w:rPr>
-        <w:t xml:space="preserve">                         </w:t>
+        <w:t>AI/ML</w:t>
       </w:r>
       <w:r>
         <w:rPr>
@@ -363,7 +367,7 @@
           <w:szCs w:val="20"/>
           <w:lang w:val="en-IN"/>
         </w:rPr>
-        <w:t xml:space="preserve">                                                                                                                                               </w:t>
+        <w:t xml:space="preserve">                         </w:t>
       </w:r>
       <w:r>
         <w:rPr>
@@ -374,7 +378,7 @@
           <w:szCs w:val="20"/>
           <w:lang w:val="en-IN"/>
         </w:rPr>
-        <w:t xml:space="preserve">  </w:t>
+        <w:t xml:space="preserve">                                                                                                                                               </w:t>
       </w:r>
       <w:r>
         <w:rPr>
@@ -385,7 +389,7 @@
           <w:szCs w:val="20"/>
           <w:lang w:val="en-IN"/>
         </w:rPr>
-        <w:t xml:space="preserve">  7.</w:t>
+        <w:t xml:space="preserve">  </w:t>
       </w:r>
       <w:r>
         <w:rPr>
@@ -396,7 +400,18 @@
           <w:szCs w:val="20"/>
           <w:lang w:val="en-IN"/>
         </w:rPr>
-        <w:t>5</w:t>
+        <w:t xml:space="preserve">  7.</w:t>
+      </w:r>
+      <w:r>
+        <w:rPr>
+          <w:rFonts w:ascii="Times New Roman" w:hAnsi="Times New Roman" w:cs="Times New Roman"/>
+          <w:spacing w:val="-2"/>
+          <w:w w:val="105"/>
+          <w:sz w:val="20"/>
+          <w:szCs w:val="20"/>
+          <w:lang w:val="en-IN"/>
+        </w:rPr>
+        <w:t>7</w:t>
       </w:r>
       <w:r>
         <w:rPr>
@@ -527,6 +542,7 @@
           <w:lang w:val="en-IN"/>
         </w:rPr>
       </w:pPr>
+      <w:proofErr w:type="spellStart"/>
       <w:r>
         <w:rPr>
           <w:rFonts w:ascii="Times New Roman" w:hAnsi="Times New Roman" w:cs="Times New Roman"/>
@@ -538,7 +554,49 @@
           <w:szCs w:val="20"/>
           <w:lang w:val="en-IN"/>
         </w:rPr>
-        <w:t>Notebrain Software &amp; Services Pvt. Ltd</w:t>
+        <w:t>Notebrain</w:t>
+      </w:r>
+      <w:proofErr w:type="spellEnd"/>
+      <w:r>
+        <w:rPr>
+          <w:rFonts w:ascii="Times New Roman" w:hAnsi="Times New Roman" w:cs="Times New Roman"/>
+          <w:b/>
+          <w:bCs/>
+          <w:spacing w:val="-2"/>
+          <w:w w:val="105"/>
+          <w:sz w:val="20"/>
+          <w:szCs w:val="20"/>
+          <w:lang w:val="en-IN"/>
+        </w:rPr>
+        <w:t xml:space="preserve"> Software &amp; Services </w:t>
+      </w:r>
+      <w:proofErr w:type="spellStart"/>
+      <w:r>
+        <w:rPr>
+          <w:rFonts w:ascii="Times New Roman" w:hAnsi="Times New Roman" w:cs="Times New Roman"/>
+          <w:b/>
+          <w:bCs/>
+          <w:spacing w:val="-2"/>
+          <w:w w:val="105"/>
+          <w:sz w:val="20"/>
+          <w:szCs w:val="20"/>
+          <w:lang w:val="en-IN"/>
+        </w:rPr>
+        <w:t>Pvt.</w:t>
+      </w:r>
+      <w:proofErr w:type="spellEnd"/>
+      <w:r>
+        <w:rPr>
+          <w:rFonts w:ascii="Times New Roman" w:hAnsi="Times New Roman" w:cs="Times New Roman"/>
+          <w:b/>
+          <w:bCs/>
+          <w:spacing w:val="-2"/>
+          <w:w w:val="105"/>
+          <w:sz w:val="20"/>
+          <w:szCs w:val="20"/>
+          <w:lang w:val="en-IN"/>
+        </w:rPr>
+        <w:t xml:space="preserve"> Ltd</w:t>
       </w:r>
       <w:r>
         <w:rPr>
@@ -1009,16 +1067,97 @@
           <w:lang w:val="en-IN"/>
         </w:rPr>
       </w:pPr>
-      <w:r>
-        <w:rPr>
-          <w:rFonts w:ascii="Times New Roman" w:hAnsi="Times New Roman" w:cs="Times New Roman"/>
-          <w:sz w:val="20"/>
-          <w:szCs w:val="20"/>
-          <w:u w:val="none"/>
-          <w:lang w:val="en-IN"/>
-        </w:rPr>
-        <w:t>SurfVigil — Real-Time Browser Threat Detection Extension</w:t>
-      </w:r>
+      <w:proofErr w:type="spellStart"/>
+      <w:r>
+        <w:rPr>
+          <w:rFonts w:ascii="Times New Roman" w:hAnsi="Times New Roman" w:cs="Times New Roman"/>
+          <w:sz w:val="20"/>
+          <w:szCs w:val="20"/>
+          <w:u w:val="none"/>
+          <w:lang w:val="en-IN"/>
+        </w:rPr>
+        <w:t>SurfVigil</w:t>
+      </w:r>
+      <w:proofErr w:type="spellEnd"/>
+      <w:r>
+        <w:rPr>
+          <w:rFonts w:ascii="Times New Roman" w:hAnsi="Times New Roman" w:cs="Times New Roman"/>
+          <w:sz w:val="20"/>
+          <w:szCs w:val="20"/>
+          <w:u w:val="none"/>
+          <w:lang w:val="en-IN"/>
+        </w:rPr>
+        <w:t xml:space="preserve"> — Real-Time Browser Threat Detection Extension</w:t>
+      </w:r>
+      <w:r>
+        <w:rPr>
+          <w:rFonts w:ascii="Times New Roman" w:hAnsi="Times New Roman" w:cs="Times New Roman"/>
+          <w:sz w:val="20"/>
+          <w:szCs w:val="20"/>
+          <w:u w:val="none"/>
+          <w:lang w:val="en-IN"/>
+        </w:rPr>
+        <w:t xml:space="preserve"> </w:t>
+      </w:r>
+      <w:r>
+        <w:rPr>
+          <w:rFonts w:ascii="Times New Roman" w:hAnsi="Times New Roman" w:cs="Times New Roman"/>
+          <w:sz w:val="20"/>
+          <w:szCs w:val="20"/>
+          <w:u w:val="none"/>
+        </w:rPr>
+        <w:t>|</w:t>
+      </w:r>
+      <w:r>
+        <w:rPr>
+          <w:rFonts w:ascii="Segoe UI Emoji" w:hAnsi="Segoe UI Emoji" w:cs="Segoe UI Emoji"/>
+          <w:sz w:val="20"/>
+          <w:szCs w:val="20"/>
+          <w:u w:val="none"/>
+        </w:rPr>
+        <w:t xml:space="preserve"> </w:t>
+      </w:r>
+      <w:hyperlink r:id="rId8" w:history="1">
+        <w:r>
+          <w:rPr>
+            <w:rStyle w:val="Hyperlink"/>
+            <w:rFonts w:ascii="Times New Roman" w:hAnsi="Times New Roman" w:cs="Times New Roman"/>
+            <w:b w:val="0"/>
+            <w:bCs w:val="0"/>
+            <w:sz w:val="20"/>
+            <w:szCs w:val="20"/>
+            <w:u w:val="none"/>
+            <w:lang w:val="en-IN"/>
+          </w:rPr>
+          <w:t>Extension</w:t>
+        </w:r>
+        <w:r>
+          <w:rPr>
+            <w:rStyle w:val="Hyperlink"/>
+            <w:rFonts w:ascii="Times New Roman" w:hAnsi="Times New Roman" w:cs="Times New Roman"/>
+            <w:b w:val="0"/>
+            <w:bCs w:val="0"/>
+            <w:sz w:val="20"/>
+            <w:szCs w:val="20"/>
+            <w:u w:val="none"/>
+            <w:lang w:val="en-IN"/>
+          </w:rPr>
+          <w:t xml:space="preserve"> </w:t>
+        </w:r>
+        <w:r>
+          <w:rPr>
+            <w:rStyle w:val="Hyperlink"/>
+            <w:rFonts w:ascii="Times New Roman" w:hAnsi="Times New Roman" w:cs="Times New Roman"/>
+            <w:b w:val="0"/>
+            <w:bCs w:val="0"/>
+            <w:sz w:val="20"/>
+            <w:szCs w:val="20"/>
+            <w:u w:val="none"/>
+            <w:lang w:val="en-IN"/>
+          </w:rPr>
+          <w:t>link</w:t>
+        </w:r>
+      </w:hyperlink>
     </w:p>
     <w:p>
       <w:pPr>
@@ -1048,18 +1187,9 @@
           <w:u w:val="none"/>
           <w:lang w:val="en-IN"/>
         </w:rPr>
-        <w:t xml:space="preserve">Built 4 threat-specific ML models — XSS detection (XGBoost, F1: </w:t>
-      </w:r>
-      <w:r>
-        <w:rPr>
-          <w:rFonts w:ascii="Times New Roman" w:hAnsi="Times New Roman" w:cs="Times New Roman"/>
-          <w:sz w:val="20"/>
-          <w:szCs w:val="20"/>
-          <w:u w:val="none"/>
-          <w:lang w:val="en-IN"/>
-        </w:rPr>
-        <w:t>0.975</w:t>
-      </w:r>
+        <w:t>Built 4 threat-specific ML models — XSS detection (</w:t>
+      </w:r>
+      <w:proofErr w:type="spellStart"/>
       <w:r>
         <w:rPr>
           <w:rFonts w:ascii="Times New Roman" w:hAnsi="Times New Roman" w:cs="Times New Roman"/>
@@ -1070,18 +1200,9 @@
           <w:u w:val="none"/>
           <w:lang w:val="en-IN"/>
         </w:rPr>
-        <w:t xml:space="preserve">, AUC: </w:t>
-      </w:r>
-      <w:r>
-        <w:rPr>
-          <w:rFonts w:ascii="Times New Roman" w:hAnsi="Times New Roman" w:cs="Times New Roman"/>
-          <w:sz w:val="20"/>
-          <w:szCs w:val="20"/>
-          <w:u w:val="none"/>
-          <w:lang w:val="en-IN"/>
-        </w:rPr>
-        <w:t>0.998</w:t>
-      </w:r>
+        <w:t>XGBoost</w:t>
+      </w:r>
+      <w:proofErr w:type="spellEnd"/>
       <w:r>
         <w:rPr>
           <w:rFonts w:ascii="Times New Roman" w:hAnsi="Times New Roman" w:cs="Times New Roman"/>
@@ -1092,17 +1213,17 @@
           <w:u w:val="none"/>
           <w:lang w:val="en-IN"/>
         </w:rPr>
-        <w:t xml:space="preserve">), phishing detection (Ensemble, F1: </w:t>
-      </w:r>
-      <w:r>
-        <w:rPr>
-          <w:rFonts w:ascii="Times New Roman" w:hAnsi="Times New Roman" w:cs="Times New Roman"/>
-          <w:sz w:val="20"/>
-          <w:szCs w:val="20"/>
-          <w:u w:val="none"/>
-          <w:lang w:val="en-IN"/>
-        </w:rPr>
-        <w:t>0.995</w:t>
+        <w:t xml:space="preserve">, F1: </w:t>
+      </w:r>
+      <w:r>
+        <w:rPr>
+          <w:rFonts w:ascii="Times New Roman" w:hAnsi="Times New Roman" w:cs="Times New Roman"/>
+          <w:sz w:val="20"/>
+          <w:szCs w:val="20"/>
+          <w:u w:val="none"/>
+          <w:lang w:val="en-IN"/>
+        </w:rPr>
+        <w:t>0.975</w:t>
       </w:r>
       <w:r>
         <w:rPr>
@@ -1114,17 +1235,17 @@
           <w:u w:val="none"/>
           <w:lang w:val="en-IN"/>
         </w:rPr>
-        <w:t>, AUC</w:t>
-      </w:r>
-      <w:r>
-        <w:rPr>
-          <w:rFonts w:ascii="Times New Roman" w:hAnsi="Times New Roman" w:cs="Times New Roman"/>
-          <w:sz w:val="20"/>
-          <w:szCs w:val="20"/>
-          <w:u w:val="none"/>
-          <w:lang w:val="en-IN"/>
-        </w:rPr>
-        <w:t>: 0.999</w:t>
+        <w:t xml:space="preserve">, AUC: </w:t>
+      </w:r>
+      <w:r>
+        <w:rPr>
+          <w:rFonts w:ascii="Times New Roman" w:hAnsi="Times New Roman" w:cs="Times New Roman"/>
+          <w:sz w:val="20"/>
+          <w:szCs w:val="20"/>
+          <w:u w:val="none"/>
+          <w:lang w:val="en-IN"/>
+        </w:rPr>
+        <w:t>0.998</w:t>
       </w:r>
       <w:r>
         <w:rPr>
@@ -1136,17 +1257,17 @@
           <w:u w:val="none"/>
           <w:lang w:val="en-IN"/>
         </w:rPr>
-        <w:t xml:space="preserve">), anomaly detection (IF + Autoencoder + RF hybrid, F1: </w:t>
-      </w:r>
-      <w:r>
-        <w:rPr>
-          <w:rFonts w:ascii="Times New Roman" w:hAnsi="Times New Roman" w:cs="Times New Roman"/>
-          <w:sz w:val="20"/>
-          <w:szCs w:val="20"/>
-          <w:u w:val="none"/>
-          <w:lang w:val="en-IN"/>
-        </w:rPr>
-        <w:t>0.991</w:t>
+        <w:t xml:space="preserve">), phishing detection (Ensemble, F1: </w:t>
+      </w:r>
+      <w:r>
+        <w:rPr>
+          <w:rFonts w:ascii="Times New Roman" w:hAnsi="Times New Roman" w:cs="Times New Roman"/>
+          <w:sz w:val="20"/>
+          <w:szCs w:val="20"/>
+          <w:u w:val="none"/>
+          <w:lang w:val="en-IN"/>
+        </w:rPr>
+        <w:t>0.995</w:t>
       </w:r>
       <w:r>
         <w:rPr>
@@ -1158,17 +1279,17 @@
           <w:u w:val="none"/>
           <w:lang w:val="en-IN"/>
         </w:rPr>
-        <w:t xml:space="preserve">, AUC: </w:t>
-      </w:r>
-      <w:r>
-        <w:rPr>
-          <w:rFonts w:ascii="Times New Roman" w:hAnsi="Times New Roman" w:cs="Times New Roman"/>
-          <w:sz w:val="20"/>
-          <w:szCs w:val="20"/>
-          <w:u w:val="none"/>
-          <w:lang w:val="en-IN"/>
-        </w:rPr>
-        <w:t>0.999</w:t>
+        <w:t>, AUC</w:t>
+      </w:r>
+      <w:r>
+        <w:rPr>
+          <w:rFonts w:ascii="Times New Roman" w:hAnsi="Times New Roman" w:cs="Times New Roman"/>
+          <w:sz w:val="20"/>
+          <w:szCs w:val="20"/>
+          <w:u w:val="none"/>
+          <w:lang w:val="en-IN"/>
+        </w:rPr>
+        <w:t>: 0.999</w:t>
       </w:r>
       <w:r>
         <w:rPr>
@@ -1180,7 +1301,77 @@
           <w:u w:val="none"/>
           <w:lang w:val="en-IN"/>
         </w:rPr>
-        <w:t>), and cryptomining detection (</w:t>
+        <w:t xml:space="preserve">), anomaly detection (IF + Autoencoder + RF hybrid, F1: </w:t>
+      </w:r>
+      <w:r>
+        <w:rPr>
+          <w:rFonts w:ascii="Times New Roman" w:hAnsi="Times New Roman" w:cs="Times New Roman"/>
+          <w:sz w:val="20"/>
+          <w:szCs w:val="20"/>
+          <w:u w:val="none"/>
+          <w:lang w:val="en-IN"/>
+        </w:rPr>
+        <w:t>0.991</w:t>
+      </w:r>
+      <w:r>
+        <w:rPr>
+          <w:rFonts w:ascii="Times New Roman" w:hAnsi="Times New Roman" w:cs="Times New Roman"/>
+          <w:b w:val="0"/>
+          <w:bCs w:val="0"/>
+          <w:sz w:val="20"/>
+          <w:szCs w:val="20"/>
+          <w:u w:val="none"/>
+          <w:lang w:val="en-IN"/>
+        </w:rPr>
+        <w:t xml:space="preserve">, AUC: </w:t>
+      </w:r>
+      <w:r>
+        <w:rPr>
+          <w:rFonts w:ascii="Times New Roman" w:hAnsi="Times New Roman" w:cs="Times New Roman"/>
+          <w:sz w:val="20"/>
+          <w:szCs w:val="20"/>
+          <w:u w:val="none"/>
+          <w:lang w:val="en-IN"/>
+        </w:rPr>
+        <w:t>0.999</w:t>
+      </w:r>
+      <w:r>
+        <w:rPr>
+          <w:rFonts w:ascii="Times New Roman" w:hAnsi="Times New Roman" w:cs="Times New Roman"/>
+          <w:b w:val="0"/>
+          <w:bCs w:val="0"/>
+          <w:sz w:val="20"/>
+          <w:szCs w:val="20"/>
+          <w:u w:val="none"/>
+          <w:lang w:val="en-IN"/>
+        </w:rPr>
+        <w:t xml:space="preserve">), and </w:t>
+      </w:r>
+      <w:proofErr w:type="spellStart"/>
+      <w:r>
+        <w:rPr>
+          <w:rFonts w:ascii="Times New Roman" w:hAnsi="Times New Roman" w:cs="Times New Roman"/>
+          <w:b w:val="0"/>
+          <w:bCs w:val="0"/>
+          <w:sz w:val="20"/>
+          <w:szCs w:val="20"/>
+          <w:u w:val="none"/>
+          <w:lang w:val="en-IN"/>
+        </w:rPr>
+        <w:t>cryptomining</w:t>
+      </w:r>
+      <w:proofErr w:type="spellEnd"/>
+      <w:r>
+        <w:rPr>
+          <w:rFonts w:ascii="Times New Roman" w:hAnsi="Times New Roman" w:cs="Times New Roman"/>
+          <w:b w:val="0"/>
+          <w:bCs w:val="0"/>
+          <w:sz w:val="20"/>
+          <w:szCs w:val="20"/>
+          <w:u w:val="none"/>
+          <w:lang w:val="en-IN"/>
+        </w:rPr>
+        <w:t xml:space="preserve"> detection (</w:t>
       </w:r>
       <w:r>
         <w:rPr>
@@ -1257,7 +1448,59 @@
           <w:u w:val="none"/>
           <w:lang w:val="en-IN"/>
         </w:rPr>
-        <w:t xml:space="preserve">Architected FastAPI backend with parallel inference via ThreadPoolExecutor, achieving </w:t>
+        <w:t xml:space="preserve">Architected </w:t>
+      </w:r>
+      <w:proofErr w:type="spellStart"/>
+      <w:r>
+        <w:rPr>
+          <w:rFonts w:ascii="Times New Roman" w:hAnsi="Times New Roman" w:cs="Times New Roman"/>
+          <w:b w:val="0"/>
+          <w:bCs w:val="0"/>
+          <w:sz w:val="20"/>
+          <w:szCs w:val="20"/>
+          <w:u w:val="none"/>
+          <w:lang w:val="en-IN"/>
+        </w:rPr>
+        <w:t>FastAPI</w:t>
+      </w:r>
+      <w:proofErr w:type="spellEnd"/>
+      <w:r>
+        <w:rPr>
+          <w:rFonts w:ascii="Times New Roman" w:hAnsi="Times New Roman" w:cs="Times New Roman"/>
+          <w:b w:val="0"/>
+          <w:bCs w:val="0"/>
+          <w:sz w:val="20"/>
+          <w:szCs w:val="20"/>
+          <w:u w:val="none"/>
+          <w:lang w:val="en-IN"/>
+        </w:rPr>
+        <w:t xml:space="preserve"> backend with parallel inference via </w:t>
+      </w:r>
+      <w:proofErr w:type="spellStart"/>
+      <w:r>
+        <w:rPr>
+          <w:rFonts w:ascii="Times New Roman" w:hAnsi="Times New Roman" w:cs="Times New Roman"/>
+          <w:b w:val="0"/>
+          <w:bCs w:val="0"/>
+          <w:sz w:val="20"/>
+          <w:szCs w:val="20"/>
+          <w:u w:val="none"/>
+          <w:lang w:val="en-IN"/>
+        </w:rPr>
+        <w:t>ThreadPoolExecutor</w:t>
+      </w:r>
+      <w:proofErr w:type="spellEnd"/>
+      <w:r>
+        <w:rPr>
+          <w:rFonts w:ascii="Times New Roman" w:hAnsi="Times New Roman" w:cs="Times New Roman"/>
+          <w:b w:val="0"/>
+          <w:bCs w:val="0"/>
+          <w:sz w:val="20"/>
+          <w:szCs w:val="20"/>
+          <w:u w:val="none"/>
+          <w:lang w:val="en-IN"/>
+        </w:rPr>
+        <w:t xml:space="preserve">, achieving </w:t>
       </w:r>
       <w:r>
         <w:rPr>
@@ -1383,6 +1626,48 @@
         </w:rPr>
         <w:t>Smart City Guide — Java Swing Desktop Application</w:t>
       </w:r>
+      <w:r>
+        <w:rPr>
+          <w:rFonts w:ascii="Times New Roman" w:hAnsi="Times New Roman" w:cs="Times New Roman"/>
+          <w:sz w:val="20"/>
+          <w:szCs w:val="20"/>
+          <w:u w:val="none"/>
+          <w:lang w:val="en-IN"/>
+        </w:rPr>
+        <w:t xml:space="preserve"> </w:t>
+      </w:r>
+      <w:r>
+        <w:rPr>
+          <w:rFonts w:ascii="Times New Roman" w:hAnsi="Times New Roman" w:cs="Times New Roman"/>
+          <w:sz w:val="20"/>
+          <w:szCs w:val="20"/>
+          <w:u w:val="none"/>
+        </w:rPr>
+        <w:t>|</w:t>
+      </w:r>
+      <w:r>
+        <w:rPr>
+          <w:rFonts w:ascii="Times New Roman" w:hAnsi="Times New Roman" w:cs="Times New Roman"/>
+          <w:sz w:val="20"/>
+          <w:szCs w:val="20"/>
+          <w:u w:val="none"/>
+        </w:rPr>
+        <w:t xml:space="preserve"> </w:t>
+      </w:r>
+      <w:hyperlink r:id="rId9" w:history="1">
+        <w:r>
+          <w:rPr>
+            <w:rStyle w:val="Hyperlink"/>
+            <w:rFonts w:ascii="Times New Roman" w:hAnsi="Times New Roman" w:cs="Times New Roman"/>
+            <w:b w:val="0"/>
+            <w:bCs w:val="0"/>
+            <w:sz w:val="20"/>
+            <w:szCs w:val="20"/>
+            <w:u w:val="none"/>
+          </w:rPr>
+          <w:t>Releases V1.0</w:t>
+        </w:r>
+      </w:hyperlink>
     </w:p>
     <w:p>
       <w:pPr>
@@ -1474,7 +1759,33 @@
           <w:u w:val="none"/>
           <w:lang w:val="en-IN"/>
         </w:rPr>
-        <w:t>Designed self-bootstrapping first-run flow (auto-creates schema, seeds data, persists credentials) and packaged v1.0 as a Windows installer with bundled JRE via jpackage — zero manual setup for end users.</w:t>
+        <w:t xml:space="preserve">Designed self-bootstrapping first-run flow (auto-creates schema, seeds data, persists credentials) and packaged v1.0 as a Windows installer with bundled JRE via </w:t>
+      </w:r>
+      <w:proofErr w:type="spellStart"/>
+      <w:r>
+        <w:rPr>
+          <w:rFonts w:ascii="Times New Roman" w:hAnsi="Times New Roman" w:cs="Times New Roman"/>
+          <w:b w:val="0"/>
+          <w:bCs w:val="0"/>
+          <w:sz w:val="20"/>
+          <w:szCs w:val="20"/>
+          <w:u w:val="none"/>
+          <w:lang w:val="en-IN"/>
+        </w:rPr>
+        <w:t>jpackage</w:t>
+      </w:r>
+      <w:proofErr w:type="spellEnd"/>
+      <w:r>
+        <w:rPr>
+          <w:rFonts w:ascii="Times New Roman" w:hAnsi="Times New Roman" w:cs="Times New Roman"/>
+          <w:b w:val="0"/>
+          <w:bCs w:val="0"/>
+          <w:sz w:val="20"/>
+          <w:szCs w:val="20"/>
+          <w:u w:val="none"/>
+          <w:lang w:val="en-IN"/>
+        </w:rPr>
+        <w:t xml:space="preserve"> — zero manual setup for end users.</w:t>
       </w:r>
     </w:p>
     <w:p>
@@ -1514,6 +1825,38 @@
         </w:rPr>
         <w:t xml:space="preserve">Rice Leaf Disease Detection System </w:t>
       </w:r>
+      <w:r>
+        <w:rPr>
+          <w:rFonts w:ascii="Times New Roman" w:hAnsi="Times New Roman" w:cs="Times New Roman"/>
+          <w:sz w:val="20"/>
+          <w:szCs w:val="20"/>
+          <w:u w:val="none"/>
+        </w:rPr>
+        <w:t>|</w:t>
+      </w:r>
+      <w:r>
+        <w:rPr>
+          <w:rFonts w:ascii="Times New Roman" w:hAnsi="Times New Roman" w:cs="Times New Roman"/>
+          <w:sz w:val="20"/>
+          <w:szCs w:val="20"/>
+          <w:u w:val="none"/>
+        </w:rPr>
+        <w:t xml:space="preserve"> </w:t>
+      </w:r>
+      <w:hyperlink r:id="rId10" w:history="1">
+        <w:r>
+          <w:rPr>
+            <w:rStyle w:val="Hyperlink"/>
+            <w:rFonts w:ascii="Times New Roman" w:hAnsi="Times New Roman" w:cs="Times New Roman"/>
+            <w:b w:val="0"/>
+            <w:bCs w:val="0"/>
+            <w:sz w:val="20"/>
+            <w:szCs w:val="20"/>
+            <w:u w:val="none"/>
+          </w:rPr>
+          <w:t>Website</w:t>
+        </w:r>
+      </w:hyperlink>
     </w:p>
     <w:p>
       <w:pPr>
@@ -1565,7 +1908,59 @@
           <w:u w:val="none"/>
           <w:lang w:val="en-IN"/>
         </w:rPr>
-        <w:t xml:space="preserve"> accuracy, Stage 2 (ViT-Base, ConvNeXt-Tiny) for bacterial disease refinement at </w:t>
+        <w:t xml:space="preserve"> accuracy, Stage 2 (</w:t>
+      </w:r>
+      <w:proofErr w:type="spellStart"/>
+      <w:r>
+        <w:rPr>
+          <w:rFonts w:ascii="Times New Roman" w:hAnsi="Times New Roman" w:cs="Times New Roman"/>
+          <w:b w:val="0"/>
+          <w:bCs w:val="0"/>
+          <w:sz w:val="20"/>
+          <w:szCs w:val="20"/>
+          <w:u w:val="none"/>
+          <w:lang w:val="en-IN"/>
+        </w:rPr>
+        <w:t>ViT</w:t>
+      </w:r>
+      <w:proofErr w:type="spellEnd"/>
+      <w:r>
+        <w:rPr>
+          <w:rFonts w:ascii="Times New Roman" w:hAnsi="Times New Roman" w:cs="Times New Roman"/>
+          <w:b w:val="0"/>
+          <w:bCs w:val="0"/>
+          <w:sz w:val="20"/>
+          <w:szCs w:val="20"/>
+          <w:u w:val="none"/>
+          <w:lang w:val="en-IN"/>
+        </w:rPr>
+        <w:t xml:space="preserve">-Base, </w:t>
+      </w:r>
+      <w:proofErr w:type="spellStart"/>
+      <w:r>
+        <w:rPr>
+          <w:rFonts w:ascii="Times New Roman" w:hAnsi="Times New Roman" w:cs="Times New Roman"/>
+          <w:b w:val="0"/>
+          <w:bCs w:val="0"/>
+          <w:sz w:val="20"/>
+          <w:szCs w:val="20"/>
+          <w:u w:val="none"/>
+          <w:lang w:val="en-IN"/>
+        </w:rPr>
+        <w:t>ConvNeXt</w:t>
+      </w:r>
+      <w:proofErr w:type="spellEnd"/>
+      <w:r>
+        <w:rPr>
+          <w:rFonts w:ascii="Times New Roman" w:hAnsi="Times New Roman" w:cs="Times New Roman"/>
+          <w:b w:val="0"/>
+          <w:bCs w:val="0"/>
+          <w:sz w:val="20"/>
+          <w:szCs w:val="20"/>
+          <w:u w:val="none"/>
+          <w:lang w:val="en-IN"/>
+        </w:rPr>
+        <w:t xml:space="preserve">-Tiny) for bacterial disease refinement at </w:t>
       </w:r>
       <w:r>
         <w:rPr>
@@ -1681,7 +2076,33 @@
           <w:u w:val="none"/>
           <w:lang w:val="en-IN"/>
         </w:rPr>
-        <w:t>Deployed end-to-end via PyTorch + Flask on Hugging Face Spaces with REST API, Docker support, and sub-2s processing time.</w:t>
+        <w:t xml:space="preserve">Deployed end-to-end via </w:t>
+      </w:r>
+      <w:proofErr w:type="spellStart"/>
+      <w:r>
+        <w:rPr>
+          <w:rFonts w:ascii="Times New Roman" w:hAnsi="Times New Roman" w:cs="Times New Roman"/>
+          <w:b w:val="0"/>
+          <w:bCs w:val="0"/>
+          <w:sz w:val="20"/>
+          <w:szCs w:val="20"/>
+          <w:u w:val="none"/>
+          <w:lang w:val="en-IN"/>
+        </w:rPr>
+        <w:t>PyTorch</w:t>
+      </w:r>
+      <w:proofErr w:type="spellEnd"/>
+      <w:r>
+        <w:rPr>
+          <w:rFonts w:ascii="Times New Roman" w:hAnsi="Times New Roman" w:cs="Times New Roman"/>
+          <w:b w:val="0"/>
+          <w:bCs w:val="0"/>
+          <w:sz w:val="20"/>
+          <w:szCs w:val="20"/>
+          <w:u w:val="none"/>
+          <w:lang w:val="en-IN"/>
+        </w:rPr>
+        <w:t xml:space="preserve"> + Flask on Hugging Face Spaces with REST API, Docker support, and sub-2s processing time.</w:t>
       </w:r>
     </w:p>
     <w:p>
@@ -1824,6 +2245,7 @@
         </w:rPr>
         <w:t xml:space="preserve">ML/DL: </w:t>
       </w:r>
+      <w:proofErr w:type="spellStart"/>
       <w:r>
         <w:rPr>
           <w:rFonts w:ascii="Times New Roman" w:hAnsi="Times New Roman" w:cs="Times New Roman"/>
@@ -1833,7 +2255,43 @@
           <w:szCs w:val="20"/>
           <w:u w:val="none"/>
         </w:rPr>
-        <w:t>PyTorch, scikit-learn, XGBoost, Pandas, NumPy</w:t>
+        <w:t>PyTorch</w:t>
+      </w:r>
+      <w:proofErr w:type="spellEnd"/>
+      <w:r>
+        <w:rPr>
+          <w:rFonts w:ascii="Times New Roman" w:hAnsi="Times New Roman" w:cs="Times New Roman"/>
+          <w:b w:val="0"/>
+          <w:bCs w:val="0"/>
+          <w:sz w:val="20"/>
+          <w:szCs w:val="20"/>
+          <w:u w:val="none"/>
+        </w:rPr>
+        <w:t xml:space="preserve">, scikit-learn, </w:t>
+      </w:r>
+      <w:proofErr w:type="spellStart"/>
+      <w:r>
+        <w:rPr>
+          <w:rFonts w:ascii="Times New Roman" w:hAnsi="Times New Roman" w:cs="Times New Roman"/>
+          <w:b w:val="0"/>
+          <w:bCs w:val="0"/>
+          <w:sz w:val="20"/>
+          <w:szCs w:val="20"/>
+          <w:u w:val="none"/>
+        </w:rPr>
+        <w:t>XGBoost</w:t>
+      </w:r>
+      <w:proofErr w:type="spellEnd"/>
+      <w:r>
+        <w:rPr>
+          <w:rFonts w:ascii="Times New Roman" w:hAnsi="Times New Roman" w:cs="Times New Roman"/>
+          <w:b w:val="0"/>
+          <w:bCs w:val="0"/>
+          <w:sz w:val="20"/>
+          <w:szCs w:val="20"/>
+          <w:u w:val="none"/>
+        </w:rPr>
+        <w:t>, Pandas, NumPy</w:t>
       </w:r>
     </w:p>
     <w:p>
@@ -1869,7 +2327,31 @@
           <w:szCs w:val="20"/>
           <w:u w:val="none"/>
         </w:rPr>
-        <w:t xml:space="preserve"> FastAPI, Flask, REST APIs, PostgreSQL, MongoDB</w:t>
+        <w:t xml:space="preserve"> </w:t>
+      </w:r>
+      <w:proofErr w:type="spellStart"/>
+      <w:r>
+        <w:rPr>
+          <w:rFonts w:ascii="Times New Roman" w:hAnsi="Times New Roman" w:cs="Times New Roman"/>
+          <w:b w:val="0"/>
+          <w:bCs w:val="0"/>
+          <w:sz w:val="20"/>
+          <w:szCs w:val="20"/>
+          <w:u w:val="none"/>
+        </w:rPr>
+        <w:t>FastAPI</w:t>
+      </w:r>
+      <w:proofErr w:type="spellEnd"/>
+      <w:r>
+        <w:rPr>
+          <w:rFonts w:ascii="Times New Roman" w:hAnsi="Times New Roman" w:cs="Times New Roman"/>
+          <w:b w:val="0"/>
+          <w:bCs w:val="0"/>
+          <w:sz w:val="20"/>
+          <w:szCs w:val="20"/>
+          <w:u w:val="none"/>
+        </w:rPr>
+        <w:t>, Flask, REST APIs, PostgreSQL, MongoDB</w:t>
       </w:r>
       <w:r>
         <w:rPr>
@@ -2115,7 +2597,31 @@
           <w:szCs w:val="20"/>
           <w:lang w:val="en-IN"/>
         </w:rPr>
-        <w:t>Social Outreach Intern — Shri Brahma Ji Siksha Avam Samaj Kalyan Samiti (May 2024 – July 2024)</w:t>
+        <w:t xml:space="preserve">Social Outreach Intern — Shri Brahma Ji Siksha </w:t>
+      </w:r>
+      <w:proofErr w:type="spellStart"/>
+      <w:r>
+        <w:rPr>
+          <w:rFonts w:ascii="Times New Roman" w:hAnsi="Times New Roman" w:cs="Times New Roman"/>
+          <w:b/>
+          <w:bCs/>
+          <w:sz w:val="20"/>
+          <w:szCs w:val="20"/>
+          <w:lang w:val="en-IN"/>
+        </w:rPr>
+        <w:t>Avam</w:t>
+      </w:r>
+      <w:proofErr w:type="spellEnd"/>
+      <w:r>
+        <w:rPr>
+          <w:rFonts w:ascii="Times New Roman" w:hAnsi="Times New Roman" w:cs="Times New Roman"/>
+          <w:b/>
+          <w:bCs/>
+          <w:sz w:val="20"/>
+          <w:szCs w:val="20"/>
+          <w:lang w:val="en-IN"/>
+        </w:rPr>
+        <w:t xml:space="preserve"> Samaj Kalyan Samiti (May 2024 – July 2024)</w:t>
       </w:r>
     </w:p>
     <w:p>
@@ -6992,7 +7498,6 @@
   <w:style w:type="character" w:default="1" w:styleId="DefaultParagraphFont">
     <w:name w:val="Default Paragraph Font"/>
     <w:uiPriority w:val="1"/>
-    <w:semiHidden/>
     <w:unhideWhenUsed/>
   </w:style>
   <w:style w:type="table" w:default="1" w:styleId="TableNormal">

--- a/Anurag_Pandey_Resume.docx
+++ b/Anurag_Pandey_Resume.docx
@@ -13,6 +13,16 @@
           <w:szCs w:val="20"/>
         </w:rPr>
       </w:pPr>
+      <w:r>
+        <w:rPr>
+          <w:rFonts w:ascii="Times New Roman" w:hAnsi="Times New Roman" w:cs="Times New Roman"/>
+          <w:b/>
+          <w:w w:val="90"/>
+          <w:sz w:val="20"/>
+          <w:szCs w:val="20"/>
+        </w:rPr>
+        <w:tab/>
+      </w:r>
     </w:p>
     <w:p>
       <w:pPr>
@@ -1129,33 +1139,7 @@
             <w:u w:val="none"/>
             <w:lang w:val="en-IN"/>
           </w:rPr>
-          <w:t>Extension</w:t>
-        </w:r>
-        <w:r>
-          <w:rPr>
-            <w:rStyle w:val="Hyperlink"/>
-            <w:rFonts w:ascii="Times New Roman" w:hAnsi="Times New Roman" w:cs="Times New Roman"/>
-            <w:b w:val="0"/>
-            <w:bCs w:val="0"/>
-            <w:sz w:val="20"/>
-            <w:szCs w:val="20"/>
-            <w:u w:val="none"/>
-            <w:lang w:val="en-IN"/>
-          </w:rPr>
-          <w:t xml:space="preserve"> </w:t>
-        </w:r>
-        <w:r>
-          <w:rPr>
-            <w:rStyle w:val="Hyperlink"/>
-            <w:rFonts w:ascii="Times New Roman" w:hAnsi="Times New Roman" w:cs="Times New Roman"/>
-            <w:b w:val="0"/>
-            <w:bCs w:val="0"/>
-            <w:sz w:val="20"/>
-            <w:szCs w:val="20"/>
-            <w:u w:val="none"/>
-            <w:lang w:val="en-IN"/>
-          </w:rPr>
-          <w:t>link</w:t>
+          <w:t>Extension link</w:t>
         </w:r>
       </w:hyperlink>
     </w:p>
@@ -1164,7 +1148,7 @@
         <w:pStyle w:val="Heading1"/>
         <w:numPr>
           <w:ilvl w:val="0"/>
-          <w:numId w:val="28"/>
+          <w:numId w:val="35"/>
         </w:numPr>
         <w:spacing w:before="3"/>
         <w:rPr>
@@ -1174,7 +1158,6 @@
           <w:sz w:val="20"/>
           <w:szCs w:val="20"/>
           <w:u w:val="none"/>
-          <w:lang w:val="en-IN"/>
         </w:rPr>
       </w:pPr>
       <w:r>
@@ -1185,9 +1168,8 @@
           <w:sz w:val="20"/>
           <w:szCs w:val="20"/>
           <w:u w:val="none"/>
-          <w:lang w:val="en-IN"/>
-        </w:rPr>
-        <w:t>Built 4 threat-specific ML models — XSS detection (</w:t>
+        </w:rPr>
+        <w:t xml:space="preserve">Shipped Chrome extension + </w:t>
       </w:r>
       <w:proofErr w:type="spellStart"/>
       <w:r>
@@ -1198,9 +1180,8 @@
           <w:sz w:val="20"/>
           <w:szCs w:val="20"/>
           <w:u w:val="none"/>
-          <w:lang w:val="en-IN"/>
-        </w:rPr>
-        <w:t>XGBoost</w:t>
+        </w:rPr>
+        <w:t>FastAPI</w:t>
       </w:r>
       <w:proofErr w:type="spellEnd"/>
       <w:r>
@@ -1211,20 +1192,10 @@
           <w:sz w:val="20"/>
           <w:szCs w:val="20"/>
           <w:u w:val="none"/>
-          <w:lang w:val="en-IN"/>
-        </w:rPr>
-        <w:t xml:space="preserve">, F1: </w:t>
-      </w:r>
-      <w:r>
-        <w:rPr>
-          <w:rFonts w:ascii="Times New Roman" w:hAnsi="Times New Roman" w:cs="Times New Roman"/>
-          <w:sz w:val="20"/>
-          <w:szCs w:val="20"/>
-          <w:u w:val="none"/>
-          <w:lang w:val="en-IN"/>
-        </w:rPr>
-        <w:t>0.975</w:t>
-      </w:r>
+        </w:rPr>
+        <w:t xml:space="preserve"> backend with a 4-model ML ensemble (phishing, XSS, </w:t>
+      </w:r>
+      <w:proofErr w:type="spellStart"/>
       <w:r>
         <w:rPr>
           <w:rFonts w:ascii="Times New Roman" w:hAnsi="Times New Roman" w:cs="Times New Roman"/>
@@ -1233,20 +1204,10 @@
           <w:sz w:val="20"/>
           <w:szCs w:val="20"/>
           <w:u w:val="none"/>
-          <w:lang w:val="en-IN"/>
-        </w:rPr>
-        <w:t xml:space="preserve">, AUC: </w:t>
-      </w:r>
-      <w:r>
-        <w:rPr>
-          <w:rFonts w:ascii="Times New Roman" w:hAnsi="Times New Roman" w:cs="Times New Roman"/>
-          <w:sz w:val="20"/>
-          <w:szCs w:val="20"/>
-          <w:u w:val="none"/>
-          <w:lang w:val="en-IN"/>
-        </w:rPr>
-        <w:t>0.998</w:t>
-      </w:r>
+        </w:rPr>
+        <w:t>cryptomining</w:t>
+      </w:r>
+      <w:proofErr w:type="spellEnd"/>
       <w:r>
         <w:rPr>
           <w:rFonts w:ascii="Times New Roman" w:hAnsi="Times New Roman" w:cs="Times New Roman"/>
@@ -1255,169 +1216,8 @@
           <w:sz w:val="20"/>
           <w:szCs w:val="20"/>
           <w:u w:val="none"/>
-          <w:lang w:val="en-IN"/>
-        </w:rPr>
-        <w:t xml:space="preserve">), phishing detection (Ensemble, F1: </w:t>
-      </w:r>
-      <w:r>
-        <w:rPr>
-          <w:rFonts w:ascii="Times New Roman" w:hAnsi="Times New Roman" w:cs="Times New Roman"/>
-          <w:sz w:val="20"/>
-          <w:szCs w:val="20"/>
-          <w:u w:val="none"/>
-          <w:lang w:val="en-IN"/>
-        </w:rPr>
-        <w:t>0.995</w:t>
-      </w:r>
-      <w:r>
-        <w:rPr>
-          <w:rFonts w:ascii="Times New Roman" w:hAnsi="Times New Roman" w:cs="Times New Roman"/>
-          <w:b w:val="0"/>
-          <w:bCs w:val="0"/>
-          <w:sz w:val="20"/>
-          <w:szCs w:val="20"/>
-          <w:u w:val="none"/>
-          <w:lang w:val="en-IN"/>
-        </w:rPr>
-        <w:t>, AUC</w:t>
-      </w:r>
-      <w:r>
-        <w:rPr>
-          <w:rFonts w:ascii="Times New Roman" w:hAnsi="Times New Roman" w:cs="Times New Roman"/>
-          <w:sz w:val="20"/>
-          <w:szCs w:val="20"/>
-          <w:u w:val="none"/>
-          <w:lang w:val="en-IN"/>
-        </w:rPr>
-        <w:t>: 0.999</w:t>
-      </w:r>
-      <w:r>
-        <w:rPr>
-          <w:rFonts w:ascii="Times New Roman" w:hAnsi="Times New Roman" w:cs="Times New Roman"/>
-          <w:b w:val="0"/>
-          <w:bCs w:val="0"/>
-          <w:sz w:val="20"/>
-          <w:szCs w:val="20"/>
-          <w:u w:val="none"/>
-          <w:lang w:val="en-IN"/>
-        </w:rPr>
-        <w:t xml:space="preserve">), anomaly detection (IF + Autoencoder + RF hybrid, F1: </w:t>
-      </w:r>
-      <w:r>
-        <w:rPr>
-          <w:rFonts w:ascii="Times New Roman" w:hAnsi="Times New Roman" w:cs="Times New Roman"/>
-          <w:sz w:val="20"/>
-          <w:szCs w:val="20"/>
-          <w:u w:val="none"/>
-          <w:lang w:val="en-IN"/>
-        </w:rPr>
-        <w:t>0.991</w:t>
-      </w:r>
-      <w:r>
-        <w:rPr>
-          <w:rFonts w:ascii="Times New Roman" w:hAnsi="Times New Roman" w:cs="Times New Roman"/>
-          <w:b w:val="0"/>
-          <w:bCs w:val="0"/>
-          <w:sz w:val="20"/>
-          <w:szCs w:val="20"/>
-          <w:u w:val="none"/>
-          <w:lang w:val="en-IN"/>
-        </w:rPr>
-        <w:t xml:space="preserve">, AUC: </w:t>
-      </w:r>
-      <w:r>
-        <w:rPr>
-          <w:rFonts w:ascii="Times New Roman" w:hAnsi="Times New Roman" w:cs="Times New Roman"/>
-          <w:sz w:val="20"/>
-          <w:szCs w:val="20"/>
-          <w:u w:val="none"/>
-          <w:lang w:val="en-IN"/>
-        </w:rPr>
-        <w:t>0.999</w:t>
-      </w:r>
-      <w:r>
-        <w:rPr>
-          <w:rFonts w:ascii="Times New Roman" w:hAnsi="Times New Roman" w:cs="Times New Roman"/>
-          <w:b w:val="0"/>
-          <w:bCs w:val="0"/>
-          <w:sz w:val="20"/>
-          <w:szCs w:val="20"/>
-          <w:u w:val="none"/>
-          <w:lang w:val="en-IN"/>
-        </w:rPr>
-        <w:t xml:space="preserve">), and </w:t>
-      </w:r>
-      <w:proofErr w:type="spellStart"/>
-      <w:r>
-        <w:rPr>
-          <w:rFonts w:ascii="Times New Roman" w:hAnsi="Times New Roman" w:cs="Times New Roman"/>
-          <w:b w:val="0"/>
-          <w:bCs w:val="0"/>
-          <w:sz w:val="20"/>
-          <w:szCs w:val="20"/>
-          <w:u w:val="none"/>
-          <w:lang w:val="en-IN"/>
-        </w:rPr>
-        <w:t>cryptomining</w:t>
-      </w:r>
-      <w:proofErr w:type="spellEnd"/>
-      <w:r>
-        <w:rPr>
-          <w:rFonts w:ascii="Times New Roman" w:hAnsi="Times New Roman" w:cs="Times New Roman"/>
-          <w:b w:val="0"/>
-          <w:bCs w:val="0"/>
-          <w:sz w:val="20"/>
-          <w:szCs w:val="20"/>
-          <w:u w:val="none"/>
-          <w:lang w:val="en-IN"/>
-        </w:rPr>
-        <w:t xml:space="preserve"> detection (</w:t>
-      </w:r>
-      <w:r>
-        <w:rPr>
-          <w:rFonts w:ascii="Times New Roman" w:hAnsi="Times New Roman" w:cs="Times New Roman"/>
-          <w:sz w:val="20"/>
-          <w:szCs w:val="20"/>
-          <w:u w:val="none"/>
-          <w:lang w:val="en-IN"/>
-        </w:rPr>
-        <w:t>94.7%</w:t>
-      </w:r>
-      <w:r>
-        <w:rPr>
-          <w:rFonts w:ascii="Times New Roman" w:hAnsi="Times New Roman" w:cs="Times New Roman"/>
-          <w:b w:val="0"/>
-          <w:bCs w:val="0"/>
-          <w:sz w:val="20"/>
-          <w:szCs w:val="20"/>
-          <w:u w:val="none"/>
-          <w:lang w:val="en-IN"/>
-        </w:rPr>
-        <w:t xml:space="preserve"> test accuracy) — each </w:t>
-      </w:r>
-      <w:r>
-        <w:rPr>
-          <w:rFonts w:ascii="Times New Roman" w:hAnsi="Times New Roman" w:cs="Times New Roman"/>
-          <w:b w:val="0"/>
-          <w:bCs w:val="0"/>
-          <w:sz w:val="20"/>
-          <w:szCs w:val="20"/>
-          <w:u w:val="none"/>
-          <w:lang w:val="en-IN"/>
-        </w:rPr>
-        <w:t>trained-on</w:t>
-      </w:r>
-      <w:r>
-        <w:rPr>
-          <w:rFonts w:ascii="Times New Roman" w:hAnsi="Times New Roman" w:cs="Times New Roman"/>
-          <w:b w:val="0"/>
-          <w:bCs w:val="0"/>
-          <w:sz w:val="20"/>
-          <w:szCs w:val="20"/>
-          <w:u w:val="none"/>
-          <w:lang w:val="en-IN"/>
-        </w:rPr>
-        <w:t xml:space="preserve"> browser-extractable features only.</w:t>
+        </w:rPr>
+        <w:t xml:space="preserve">, DOM anomaly) + Google Safe Browsing pre-check. Deployed on Hugging Face Spaces + Neon Postgres; published on Chrome Web Store. </w:t>
       </w:r>
     </w:p>
     <w:p>
@@ -1425,7 +1225,7 @@
         <w:pStyle w:val="Heading1"/>
         <w:numPr>
           <w:ilvl w:val="0"/>
-          <w:numId w:val="28"/>
+          <w:numId w:val="35"/>
         </w:numPr>
         <w:spacing w:before="3"/>
         <w:rPr>
@@ -1435,7 +1235,6 @@
           <w:sz w:val="20"/>
           <w:szCs w:val="20"/>
           <w:u w:val="none"/>
-          <w:lang w:val="en-IN"/>
         </w:rPr>
       </w:pPr>
       <w:r>
@@ -1446,9 +1245,8 @@
           <w:sz w:val="20"/>
           <w:szCs w:val="20"/>
           <w:u w:val="none"/>
-          <w:lang w:val="en-IN"/>
-        </w:rPr>
-        <w:t xml:space="preserve">Architected </w:t>
+        </w:rPr>
+        <w:t>Diagnosed and patched three silent ML model failures (</w:t>
       </w:r>
       <w:proofErr w:type="spellStart"/>
       <w:r>
@@ -1459,9 +1257,8 @@
           <w:sz w:val="20"/>
           <w:szCs w:val="20"/>
           <w:u w:val="none"/>
-          <w:lang w:val="en-IN"/>
-        </w:rPr>
-        <w:t>FastAPI</w:t>
+        </w:rPr>
+        <w:t>sklearn</w:t>
       </w:r>
       <w:proofErr w:type="spellEnd"/>
       <w:r>
@@ -1472,9 +1269,8 @@
           <w:sz w:val="20"/>
           <w:szCs w:val="20"/>
           <w:u w:val="none"/>
-          <w:lang w:val="en-IN"/>
-        </w:rPr>
-        <w:t xml:space="preserve"> backend with parallel inference via </w:t>
+        </w:rPr>
+        <w:t xml:space="preserve"> version drift, </w:t>
       </w:r>
       <w:proofErr w:type="spellStart"/>
       <w:r>
@@ -1485,9 +1281,8 @@
           <w:sz w:val="20"/>
           <w:szCs w:val="20"/>
           <w:u w:val="none"/>
-          <w:lang w:val="en-IN"/>
-        </w:rPr>
-        <w:t>ThreadPoolExecutor</w:t>
+        </w:rPr>
+        <w:t>dict</w:t>
       </w:r>
       <w:proofErr w:type="spellEnd"/>
       <w:r>
@@ -1498,20 +1293,10 @@
           <w:sz w:val="20"/>
           <w:szCs w:val="20"/>
           <w:u w:val="none"/>
-          <w:lang w:val="en-IN"/>
-        </w:rPr>
-        <w:t xml:space="preserve">, achieving </w:t>
-      </w:r>
-      <w:r>
-        <w:rPr>
-          <w:rFonts w:ascii="Times New Roman" w:hAnsi="Times New Roman" w:cs="Times New Roman"/>
-          <w:sz w:val="20"/>
-          <w:szCs w:val="20"/>
-          <w:u w:val="none"/>
-          <w:lang w:val="en-IN"/>
-        </w:rPr>
-        <w:t>~115ms</w:t>
-      </w:r>
+        </w:rPr>
+        <w:t xml:space="preserve">-key mismatch, wrong API </w:t>
+      </w:r>
+      <w:proofErr w:type="spellStart"/>
       <w:r>
         <w:rPr>
           <w:rFonts w:ascii="Times New Roman" w:hAnsi="Times New Roman" w:cs="Times New Roman"/>
@@ -1520,9 +1305,20 @@
           <w:sz w:val="20"/>
           <w:szCs w:val="20"/>
           <w:u w:val="none"/>
-          <w:lang w:val="en-IN"/>
-        </w:rPr>
-        <w:t xml:space="preserve"> average end-to-end latency across all 4 models.</w:t>
+        </w:rPr>
+        <w:t>kwarg</w:t>
+      </w:r>
+      <w:proofErr w:type="spellEnd"/>
+      <w:r>
+        <w:rPr>
+          <w:rFonts w:ascii="Times New Roman" w:hAnsi="Times New Roman" w:cs="Times New Roman"/>
+          <w:b w:val="0"/>
+          <w:bCs w:val="0"/>
+          <w:sz w:val="20"/>
+          <w:szCs w:val="20"/>
+          <w:u w:val="none"/>
+        </w:rPr>
+        <w:t xml:space="preserve">) that had been returning HTTP 200 with three of four models silently reporting zero for days before detection. </w:t>
       </w:r>
     </w:p>
     <w:p>
@@ -1530,7 +1326,7 @@
         <w:pStyle w:val="Heading1"/>
         <w:numPr>
           <w:ilvl w:val="0"/>
-          <w:numId w:val="28"/>
+          <w:numId w:val="35"/>
         </w:numPr>
         <w:spacing w:before="3"/>
         <w:rPr>
@@ -1540,7 +1336,6 @@
           <w:sz w:val="20"/>
           <w:szCs w:val="20"/>
           <w:u w:val="none"/>
-          <w:lang w:val="en-IN"/>
         </w:rPr>
       </w:pPr>
       <w:r>
@@ -1551,9 +1346,8 @@
           <w:sz w:val="20"/>
           <w:szCs w:val="20"/>
           <w:u w:val="none"/>
-          <w:lang w:val="en-IN"/>
-        </w:rPr>
-        <w:t>Designed weighted ensemble scoring with hard-rule overrides and SHAP-based explainability for transparent Allow/Warn/Block decisions.</w:t>
+        </w:rPr>
+        <w:t xml:space="preserve">Recalibrated ensemble decision thresholds against a 17-site live-traffic sample when the false-positive WARN rate hit ~65% on modern web pages; cut it to ~0% without losing any genuine detections. </w:t>
       </w:r>
     </w:p>
     <w:p>
@@ -1561,7 +1355,7 @@
         <w:pStyle w:val="Heading1"/>
         <w:numPr>
           <w:ilvl w:val="0"/>
-          <w:numId w:val="28"/>
+          <w:numId w:val="35"/>
         </w:numPr>
         <w:spacing w:before="3"/>
         <w:rPr>
@@ -1571,7 +1365,6 @@
           <w:sz w:val="20"/>
           <w:szCs w:val="20"/>
           <w:u w:val="none"/>
-          <w:lang w:val="en-IN"/>
         </w:rPr>
       </w:pPr>
       <w:r>
@@ -1582,16 +1375,59 @@
           <w:sz w:val="20"/>
           <w:szCs w:val="20"/>
           <w:u w:val="none"/>
-          <w:lang w:val="en-IN"/>
-        </w:rPr>
-        <w:t>Integrated full stack using object-oriented design: Chrome Extension (Manifest V3) → feature extraction (41 browser-level features) → backend ML inference → risk-based user actions.</w:t>
+        </w:rPr>
+        <w:t>Built a self-healing PostgreSQL connection pool that survives Neon's</w:t>
+      </w:r>
+      <w:r>
+        <w:rPr>
+          <w:rFonts w:ascii="Times New Roman" w:hAnsi="Times New Roman" w:cs="Times New Roman"/>
+          <w:b w:val="0"/>
+          <w:bCs w:val="0"/>
+          <w:sz w:val="20"/>
+          <w:szCs w:val="20"/>
+          <w:u w:val="none"/>
+        </w:rPr>
+        <w:t xml:space="preserve"> </w:t>
+      </w:r>
+      <w:r>
+        <w:rPr>
+          <w:rFonts w:ascii="Times New Roman" w:hAnsi="Times New Roman" w:cs="Times New Roman"/>
+          <w:b w:val="0"/>
+          <w:bCs w:val="0"/>
+          <w:sz w:val="20"/>
+          <w:szCs w:val="20"/>
+          <w:u w:val="none"/>
+        </w:rPr>
+        <w:t>managed auto-suspend and Hugging Face container restarts, eliminating</w:t>
+      </w:r>
+      <w:r>
+        <w:rPr>
+          <w:rFonts w:ascii="Times New Roman" w:hAnsi="Times New Roman" w:cs="Times New Roman"/>
+          <w:b w:val="0"/>
+          <w:bCs w:val="0"/>
+          <w:sz w:val="20"/>
+          <w:szCs w:val="20"/>
+          <w:u w:val="none"/>
+        </w:rPr>
+        <w:t xml:space="preserve"> </w:t>
+      </w:r>
+      <w:r>
+        <w:rPr>
+          <w:rFonts w:ascii="Times New Roman" w:hAnsi="Times New Roman" w:cs="Times New Roman"/>
+          <w:b w:val="0"/>
+          <w:bCs w:val="0"/>
+          <w:sz w:val="20"/>
+          <w:szCs w:val="20"/>
+          <w:u w:val="none"/>
+        </w:rPr>
+        <w:t>a silent data-loss window observed during early production.</w:t>
       </w:r>
     </w:p>
     <w:p>
       <w:pPr>
         <w:pStyle w:val="Heading1"/>
         <w:spacing w:before="3"/>
-        <w:ind w:left="0"/>
+        <w:ind w:left="777"/>
         <w:rPr>
           <w:rFonts w:ascii="Times New Roman" w:hAnsi="Times New Roman" w:cs="Times New Roman"/>
           <w:b w:val="0"/>
@@ -1599,7 +1435,6 @@
           <w:sz w:val="20"/>
           <w:szCs w:val="20"/>
           <w:u w:val="none"/>
-          <w:lang w:val="en-IN"/>
         </w:rPr>
       </w:pPr>
     </w:p>
@@ -1674,7 +1509,7 @@
         <w:pStyle w:val="Heading1"/>
         <w:numPr>
           <w:ilvl w:val="0"/>
-          <w:numId w:val="30"/>
+          <w:numId w:val="37"/>
         </w:numPr>
         <w:spacing w:before="3"/>
         <w:rPr>
@@ -1705,7 +1540,7 @@
         <w:pStyle w:val="Heading1"/>
         <w:numPr>
           <w:ilvl w:val="0"/>
-          <w:numId w:val="30"/>
+          <w:numId w:val="37"/>
         </w:numPr>
         <w:spacing w:before="3"/>
         <w:rPr>
@@ -1736,7 +1571,7 @@
         <w:pStyle w:val="Heading1"/>
         <w:numPr>
           <w:ilvl w:val="0"/>
-          <w:numId w:val="30"/>
+          <w:numId w:val="37"/>
         </w:numPr>
         <w:spacing w:before="3"/>
         <w:rPr>
@@ -4822,6 +4657,232 @@
     </w:lvl>
   </w:abstractNum>
   <w:abstractNum w:abstractNumId="15" w15:restartNumberingAfterBreak="0">
+    <w:nsid w:val="449C52F6"/>
+    <w:multiLevelType w:val="hybridMultilevel"/>
+    <w:tmpl w:val="E006D142"/>
+    <w:lvl w:ilvl="0" w:tplc="40090001">
+      <w:start w:val="1"/>
+      <w:numFmt w:val="bullet"/>
+      <w:lvlText w:val=""/>
+      <w:lvlJc w:val="left"/>
+      <w:pPr>
+        <w:ind w:left="777" w:hanging="360"/>
+      </w:pPr>
+      <w:rPr>
+        <w:rFonts w:ascii="Symbol" w:hAnsi="Symbol" w:hint="default"/>
+      </w:rPr>
+    </w:lvl>
+    <w:lvl w:ilvl="1" w:tplc="40090003" w:tentative="1">
+      <w:start w:val="1"/>
+      <w:numFmt w:val="bullet"/>
+      <w:lvlText w:val="o"/>
+      <w:lvlJc w:val="left"/>
+      <w:pPr>
+        <w:ind w:left="1497" w:hanging="360"/>
+      </w:pPr>
+      <w:rPr>
+        <w:rFonts w:ascii="Courier New" w:hAnsi="Courier New" w:cs="Courier New" w:hint="default"/>
+      </w:rPr>
+    </w:lvl>
+    <w:lvl w:ilvl="2" w:tplc="40090005" w:tentative="1">
+      <w:start w:val="1"/>
+      <w:numFmt w:val="bullet"/>
+      <w:lvlText w:val=""/>
+      <w:lvlJc w:val="left"/>
+      <w:pPr>
+        <w:ind w:left="2217" w:hanging="360"/>
+      </w:pPr>
+      <w:rPr>
+        <w:rFonts w:ascii="Wingdings" w:hAnsi="Wingdings" w:hint="default"/>
+      </w:rPr>
+    </w:lvl>
+    <w:lvl w:ilvl="3" w:tplc="40090001" w:tentative="1">
+      <w:start w:val="1"/>
+      <w:numFmt w:val="bullet"/>
+      <w:lvlText w:val=""/>
+      <w:lvlJc w:val="left"/>
+      <w:pPr>
+        <w:ind w:left="2937" w:hanging="360"/>
+      </w:pPr>
+      <w:rPr>
+        <w:rFonts w:ascii="Symbol" w:hAnsi="Symbol" w:hint="default"/>
+      </w:rPr>
+    </w:lvl>
+    <w:lvl w:ilvl="4" w:tplc="40090003" w:tentative="1">
+      <w:start w:val="1"/>
+      <w:numFmt w:val="bullet"/>
+      <w:lvlText w:val="o"/>
+      <w:lvlJc w:val="left"/>
+      <w:pPr>
+        <w:ind w:left="3657" w:hanging="360"/>
+      </w:pPr>
+      <w:rPr>
+        <w:rFonts w:ascii="Courier New" w:hAnsi="Courier New" w:cs="Courier New" w:hint="default"/>
+      </w:rPr>
+    </w:lvl>
+    <w:lvl w:ilvl="5" w:tplc="40090005" w:tentative="1">
+      <w:start w:val="1"/>
+      <w:numFmt w:val="bullet"/>
+      <w:lvlText w:val=""/>
+      <w:lvlJc w:val="left"/>
+      <w:pPr>
+        <w:ind w:left="4377" w:hanging="360"/>
+      </w:pPr>
+      <w:rPr>
+        <w:rFonts w:ascii="Wingdings" w:hAnsi="Wingdings" w:hint="default"/>
+      </w:rPr>
+    </w:lvl>
+    <w:lvl w:ilvl="6" w:tplc="40090001" w:tentative="1">
+      <w:start w:val="1"/>
+      <w:numFmt w:val="bullet"/>
+      <w:lvlText w:val=""/>
+      <w:lvlJc w:val="left"/>
+      <w:pPr>
+        <w:ind w:left="5097" w:hanging="360"/>
+      </w:pPr>
+      <w:rPr>
+        <w:rFonts w:ascii="Symbol" w:hAnsi="Symbol" w:hint="default"/>
+      </w:rPr>
+    </w:lvl>
+    <w:lvl w:ilvl="7" w:tplc="40090003" w:tentative="1">
+      <w:start w:val="1"/>
+      <w:numFmt w:val="bullet"/>
+      <w:lvlText w:val="o"/>
+      <w:lvlJc w:val="left"/>
+      <w:pPr>
+        <w:ind w:left="5817" w:hanging="360"/>
+      </w:pPr>
+      <w:rPr>
+        <w:rFonts w:ascii="Courier New" w:hAnsi="Courier New" w:cs="Courier New" w:hint="default"/>
+      </w:rPr>
+    </w:lvl>
+    <w:lvl w:ilvl="8" w:tplc="40090005" w:tentative="1">
+      <w:start w:val="1"/>
+      <w:numFmt w:val="bullet"/>
+      <w:lvlText w:val=""/>
+      <w:lvlJc w:val="left"/>
+      <w:pPr>
+        <w:ind w:left="6537" w:hanging="360"/>
+      </w:pPr>
+      <w:rPr>
+        <w:rFonts w:ascii="Wingdings" w:hAnsi="Wingdings" w:hint="default"/>
+      </w:rPr>
+    </w:lvl>
+  </w:abstractNum>
+  <w:abstractNum w:abstractNumId="16" w15:restartNumberingAfterBreak="0">
+    <w:nsid w:val="47194DD8"/>
+    <w:multiLevelType w:val="hybridMultilevel"/>
+    <w:tmpl w:val="EB6E99EC"/>
+    <w:lvl w:ilvl="0" w:tplc="40090001">
+      <w:start w:val="1"/>
+      <w:numFmt w:val="bullet"/>
+      <w:lvlText w:val=""/>
+      <w:lvlJc w:val="left"/>
+      <w:pPr>
+        <w:ind w:left="777" w:hanging="360"/>
+      </w:pPr>
+      <w:rPr>
+        <w:rFonts w:ascii="Symbol" w:hAnsi="Symbol" w:hint="default"/>
+      </w:rPr>
+    </w:lvl>
+    <w:lvl w:ilvl="1" w:tplc="40090003" w:tentative="1">
+      <w:start w:val="1"/>
+      <w:numFmt w:val="bullet"/>
+      <w:lvlText w:val="o"/>
+      <w:lvlJc w:val="left"/>
+      <w:pPr>
+        <w:ind w:left="1497" w:hanging="360"/>
+      </w:pPr>
+      <w:rPr>
+        <w:rFonts w:ascii="Courier New" w:hAnsi="Courier New" w:cs="Courier New" w:hint="default"/>
+      </w:rPr>
+    </w:lvl>
+    <w:lvl w:ilvl="2" w:tplc="40090005" w:tentative="1">
+      <w:start w:val="1"/>
+      <w:numFmt w:val="bullet"/>
+      <w:lvlText w:val=""/>
+      <w:lvlJc w:val="left"/>
+      <w:pPr>
+        <w:ind w:left="2217" w:hanging="360"/>
+      </w:pPr>
+      <w:rPr>
+        <w:rFonts w:ascii="Wingdings" w:hAnsi="Wingdings" w:hint="default"/>
+      </w:rPr>
+    </w:lvl>
+    <w:lvl w:ilvl="3" w:tplc="40090001" w:tentative="1">
+      <w:start w:val="1"/>
+      <w:numFmt w:val="bullet"/>
+      <w:lvlText w:val=""/>
+      <w:lvlJc w:val="left"/>
+      <w:pPr>
+        <w:ind w:left="2937" w:hanging="360"/>
+      </w:pPr>
+      <w:rPr>
+        <w:rFonts w:ascii="Symbol" w:hAnsi="Symbol" w:hint="default"/>
+      </w:rPr>
+    </w:lvl>
+    <w:lvl w:ilvl="4" w:tplc="40090003" w:tentative="1">
+      <w:start w:val="1"/>
+      <w:numFmt w:val="bullet"/>
+      <w:lvlText w:val="o"/>
+      <w:lvlJc w:val="left"/>
+      <w:pPr>
+        <w:ind w:left="3657" w:hanging="360"/>
+      </w:pPr>
+      <w:rPr>
+        <w:rFonts w:ascii="Courier New" w:hAnsi="Courier New" w:cs="Courier New" w:hint="default"/>
+      </w:rPr>
+    </w:lvl>
+    <w:lvl w:ilvl="5" w:tplc="40090005" w:tentative="1">
+      <w:start w:val="1"/>
+      <w:numFmt w:val="bullet"/>
+      <w:lvlText w:val=""/>
+      <w:lvlJc w:val="left"/>
+      <w:pPr>
+        <w:ind w:left="4377" w:hanging="360"/>
+      </w:pPr>
+      <w:rPr>
+        <w:rFonts w:ascii="Wingdings" w:hAnsi="Wingdings" w:hint="default"/>
+      </w:rPr>
+    </w:lvl>
+    <w:lvl w:ilvl="6" w:tplc="40090001" w:tentative="1">
+      <w:start w:val="1"/>
+      <w:numFmt w:val="bullet"/>
+      <w:lvlText w:val=""/>
+      <w:lvlJc w:val="left"/>
+      <w:pPr>
+        <w:ind w:left="5097" w:hanging="360"/>
+      </w:pPr>
+      <w:rPr>
+        <w:rFonts w:ascii="Symbol" w:hAnsi="Symbol" w:hint="default"/>
+      </w:rPr>
+    </w:lvl>
+    <w:lvl w:ilvl="7" w:tplc="40090003" w:tentative="1">
+      <w:start w:val="1"/>
+      <w:numFmt w:val="bullet"/>
+      <w:lvlText w:val="o"/>
+      <w:lvlJc w:val="left"/>
+      <w:pPr>
+        <w:ind w:left="5817" w:hanging="360"/>
+      </w:pPr>
+      <w:rPr>
+        <w:rFonts w:ascii="Courier New" w:hAnsi="Courier New" w:cs="Courier New" w:hint="default"/>
+      </w:rPr>
+    </w:lvl>
+    <w:lvl w:ilvl="8" w:tplc="40090005" w:tentative="1">
+      <w:start w:val="1"/>
+      <w:numFmt w:val="bullet"/>
+      <w:lvlText w:val=""/>
+      <w:lvlJc w:val="left"/>
+      <w:pPr>
+        <w:ind w:left="6537" w:hanging="360"/>
+      </w:pPr>
+      <w:rPr>
+        <w:rFonts w:ascii="Wingdings" w:hAnsi="Wingdings" w:hint="default"/>
+      </w:rPr>
+    </w:lvl>
+  </w:abstractNum>
+  <w:abstractNum w:abstractNumId="17" w15:restartNumberingAfterBreak="0">
     <w:nsid w:val="4B164E8F"/>
     <w:multiLevelType w:val="hybridMultilevel"/>
     <w:tmpl w:val="26607980"/>
@@ -4934,7 +4995,7 @@
       </w:rPr>
     </w:lvl>
   </w:abstractNum>
-  <w:abstractNum w:abstractNumId="16" w15:restartNumberingAfterBreak="0">
+  <w:abstractNum w:abstractNumId="18" w15:restartNumberingAfterBreak="0">
     <w:nsid w:val="50B275B8"/>
     <w:multiLevelType w:val="multilevel"/>
     <w:tmpl w:val="E124A7CE"/>
@@ -5083,7 +5144,7 @@
       </w:rPr>
     </w:lvl>
   </w:abstractNum>
-  <w:abstractNum w:abstractNumId="17" w15:restartNumberingAfterBreak="0">
+  <w:abstractNum w:abstractNumId="19" w15:restartNumberingAfterBreak="0">
     <w:nsid w:val="51672EF6"/>
     <w:multiLevelType w:val="multilevel"/>
     <w:tmpl w:val="B0AAE208"/>
@@ -5232,7 +5293,7 @@
       </w:rPr>
     </w:lvl>
   </w:abstractNum>
-  <w:abstractNum w:abstractNumId="18" w15:restartNumberingAfterBreak="0">
+  <w:abstractNum w:abstractNumId="20" w15:restartNumberingAfterBreak="0">
     <w:nsid w:val="52FA0985"/>
     <w:multiLevelType w:val="multilevel"/>
     <w:tmpl w:val="B016B116"/>
@@ -5381,7 +5442,7 @@
       </w:rPr>
     </w:lvl>
   </w:abstractNum>
-  <w:abstractNum w:abstractNumId="19" w15:restartNumberingAfterBreak="0">
+  <w:abstractNum w:abstractNumId="21" w15:restartNumberingAfterBreak="0">
     <w:nsid w:val="57186D40"/>
     <w:multiLevelType w:val="multilevel"/>
     <w:tmpl w:val="E1BC87D6"/>
@@ -5530,7 +5591,7 @@
       </w:rPr>
     </w:lvl>
   </w:abstractNum>
-  <w:abstractNum w:abstractNumId="20" w15:restartNumberingAfterBreak="0">
+  <w:abstractNum w:abstractNumId="22" w15:restartNumberingAfterBreak="0">
     <w:nsid w:val="60E20FB6"/>
     <w:multiLevelType w:val="hybridMultilevel"/>
     <w:tmpl w:val="CA1E63D0"/>
@@ -5643,7 +5704,7 @@
       </w:rPr>
     </w:lvl>
   </w:abstractNum>
-  <w:abstractNum w:abstractNumId="21" w15:restartNumberingAfterBreak="0">
+  <w:abstractNum w:abstractNumId="23" w15:restartNumberingAfterBreak="0">
     <w:nsid w:val="647355A3"/>
     <w:multiLevelType w:val="hybridMultilevel"/>
     <w:tmpl w:val="4F5A9F1E"/>
@@ -5756,7 +5817,7 @@
       </w:rPr>
     </w:lvl>
   </w:abstractNum>
-  <w:abstractNum w:abstractNumId="22" w15:restartNumberingAfterBreak="0">
+  <w:abstractNum w:abstractNumId="24" w15:restartNumberingAfterBreak="0">
     <w:nsid w:val="65BC3AF6"/>
     <w:multiLevelType w:val="hybridMultilevel"/>
     <w:tmpl w:val="066820E2"/>
@@ -5869,7 +5930,7 @@
       </w:rPr>
     </w:lvl>
   </w:abstractNum>
-  <w:abstractNum w:abstractNumId="23" w15:restartNumberingAfterBreak="0">
+  <w:abstractNum w:abstractNumId="25" w15:restartNumberingAfterBreak="0">
     <w:nsid w:val="66004C6C"/>
     <w:multiLevelType w:val="hybridMultilevel"/>
     <w:tmpl w:val="2CA63DAA"/>
@@ -5982,7 +6043,7 @@
       </w:rPr>
     </w:lvl>
   </w:abstractNum>
-  <w:abstractNum w:abstractNumId="24" w15:restartNumberingAfterBreak="0">
+  <w:abstractNum w:abstractNumId="26" w15:restartNumberingAfterBreak="0">
     <w:nsid w:val="68106CD1"/>
     <w:multiLevelType w:val="multilevel"/>
     <w:tmpl w:val="C9020DFC"/>
@@ -6131,7 +6192,7 @@
       </w:rPr>
     </w:lvl>
   </w:abstractNum>
-  <w:abstractNum w:abstractNumId="25" w15:restartNumberingAfterBreak="0">
+  <w:abstractNum w:abstractNumId="27" w15:restartNumberingAfterBreak="0">
     <w:nsid w:val="6C7760EE"/>
     <w:multiLevelType w:val="multilevel"/>
     <w:tmpl w:val="D0E8EB2C"/>
@@ -6280,7 +6341,7 @@
       </w:rPr>
     </w:lvl>
   </w:abstractNum>
-  <w:abstractNum w:abstractNumId="26" w15:restartNumberingAfterBreak="0">
+  <w:abstractNum w:abstractNumId="28" w15:restartNumberingAfterBreak="0">
     <w:nsid w:val="6D0361AA"/>
     <w:multiLevelType w:val="hybridMultilevel"/>
     <w:tmpl w:val="16F61D7C"/>
@@ -6393,7 +6454,7 @@
       </w:rPr>
     </w:lvl>
   </w:abstractNum>
-  <w:abstractNum w:abstractNumId="27" w15:restartNumberingAfterBreak="0">
+  <w:abstractNum w:abstractNumId="29" w15:restartNumberingAfterBreak="0">
     <w:nsid w:val="6F9F6DAA"/>
     <w:multiLevelType w:val="multilevel"/>
     <w:tmpl w:val="E1BC87D6"/>
@@ -6542,7 +6603,7 @@
       </w:rPr>
     </w:lvl>
   </w:abstractNum>
-  <w:abstractNum w:abstractNumId="28" w15:restartNumberingAfterBreak="0">
+  <w:abstractNum w:abstractNumId="30" w15:restartNumberingAfterBreak="0">
     <w:nsid w:val="741A4C33"/>
     <w:multiLevelType w:val="multilevel"/>
     <w:tmpl w:val="E1BC87D6"/>
@@ -6691,7 +6752,232 @@
       </w:rPr>
     </w:lvl>
   </w:abstractNum>
-  <w:abstractNum w:abstractNumId="29" w15:restartNumberingAfterBreak="0">
+  <w:abstractNum w:abstractNumId="31" w15:restartNumberingAfterBreak="0">
+    <w:nsid w:val="78813A99"/>
+    <w:multiLevelType w:val="hybridMultilevel"/>
+    <w:tmpl w:val="8508EFA6"/>
+    <w:lvl w:ilvl="0" w:tplc="40AC5BB4">
+      <w:numFmt w:val="bullet"/>
+      <w:lvlText w:val="-"/>
+      <w:lvlJc w:val="left"/>
+      <w:pPr>
+        <w:ind w:left="474" w:hanging="360"/>
+      </w:pPr>
+      <w:rPr>
+        <w:rFonts w:ascii="Times New Roman" w:eastAsia="Book Antiqua" w:hAnsi="Times New Roman" w:cs="Times New Roman" w:hint="default"/>
+      </w:rPr>
+    </w:lvl>
+    <w:lvl w:ilvl="1" w:tplc="40090003" w:tentative="1">
+      <w:start w:val="1"/>
+      <w:numFmt w:val="bullet"/>
+      <w:lvlText w:val="o"/>
+      <w:lvlJc w:val="left"/>
+      <w:pPr>
+        <w:ind w:left="1497" w:hanging="360"/>
+      </w:pPr>
+      <w:rPr>
+        <w:rFonts w:ascii="Courier New" w:hAnsi="Courier New" w:cs="Courier New" w:hint="default"/>
+      </w:rPr>
+    </w:lvl>
+    <w:lvl w:ilvl="2" w:tplc="40090005" w:tentative="1">
+      <w:start w:val="1"/>
+      <w:numFmt w:val="bullet"/>
+      <w:lvlText w:val=""/>
+      <w:lvlJc w:val="left"/>
+      <w:pPr>
+        <w:ind w:left="2217" w:hanging="360"/>
+      </w:pPr>
+      <w:rPr>
+        <w:rFonts w:ascii="Wingdings" w:hAnsi="Wingdings" w:hint="default"/>
+      </w:rPr>
+    </w:lvl>
+    <w:lvl w:ilvl="3" w:tplc="40090001" w:tentative="1">
+      <w:start w:val="1"/>
+      <w:numFmt w:val="bullet"/>
+      <w:lvlText w:val=""/>
+      <w:lvlJc w:val="left"/>
+      <w:pPr>
+        <w:ind w:left="2937" w:hanging="360"/>
+      </w:pPr>
+      <w:rPr>
+        <w:rFonts w:ascii="Symbol" w:hAnsi="Symbol" w:hint="default"/>
+      </w:rPr>
+    </w:lvl>
+    <w:lvl w:ilvl="4" w:tplc="40090003" w:tentative="1">
+      <w:start w:val="1"/>
+      <w:numFmt w:val="bullet"/>
+      <w:lvlText w:val="o"/>
+      <w:lvlJc w:val="left"/>
+      <w:pPr>
+        <w:ind w:left="3657" w:hanging="360"/>
+      </w:pPr>
+      <w:rPr>
+        <w:rFonts w:ascii="Courier New" w:hAnsi="Courier New" w:cs="Courier New" w:hint="default"/>
+      </w:rPr>
+    </w:lvl>
+    <w:lvl w:ilvl="5" w:tplc="40090005" w:tentative="1">
+      <w:start w:val="1"/>
+      <w:numFmt w:val="bullet"/>
+      <w:lvlText w:val=""/>
+      <w:lvlJc w:val="left"/>
+      <w:pPr>
+        <w:ind w:left="4377" w:hanging="360"/>
+      </w:pPr>
+      <w:rPr>
+        <w:rFonts w:ascii="Wingdings" w:hAnsi="Wingdings" w:hint="default"/>
+      </w:rPr>
+    </w:lvl>
+    <w:lvl w:ilvl="6" w:tplc="40090001" w:tentative="1">
+      <w:start w:val="1"/>
+      <w:numFmt w:val="bullet"/>
+      <w:lvlText w:val=""/>
+      <w:lvlJc w:val="left"/>
+      <w:pPr>
+        <w:ind w:left="5097" w:hanging="360"/>
+      </w:pPr>
+      <w:rPr>
+        <w:rFonts w:ascii="Symbol" w:hAnsi="Symbol" w:hint="default"/>
+      </w:rPr>
+    </w:lvl>
+    <w:lvl w:ilvl="7" w:tplc="40090003" w:tentative="1">
+      <w:start w:val="1"/>
+      <w:numFmt w:val="bullet"/>
+      <w:lvlText w:val="o"/>
+      <w:lvlJc w:val="left"/>
+      <w:pPr>
+        <w:ind w:left="5817" w:hanging="360"/>
+      </w:pPr>
+      <w:rPr>
+        <w:rFonts w:ascii="Courier New" w:hAnsi="Courier New" w:cs="Courier New" w:hint="default"/>
+      </w:rPr>
+    </w:lvl>
+    <w:lvl w:ilvl="8" w:tplc="40090005" w:tentative="1">
+      <w:start w:val="1"/>
+      <w:numFmt w:val="bullet"/>
+      <w:lvlText w:val=""/>
+      <w:lvlJc w:val="left"/>
+      <w:pPr>
+        <w:ind w:left="6537" w:hanging="360"/>
+      </w:pPr>
+      <w:rPr>
+        <w:rFonts w:ascii="Wingdings" w:hAnsi="Wingdings" w:hint="default"/>
+      </w:rPr>
+    </w:lvl>
+  </w:abstractNum>
+  <w:abstractNum w:abstractNumId="32" w15:restartNumberingAfterBreak="0">
+    <w:nsid w:val="78E65236"/>
+    <w:multiLevelType w:val="hybridMultilevel"/>
+    <w:tmpl w:val="616A7E50"/>
+    <w:lvl w:ilvl="0" w:tplc="40090001">
+      <w:start w:val="1"/>
+      <w:numFmt w:val="bullet"/>
+      <w:lvlText w:val=""/>
+      <w:lvlJc w:val="left"/>
+      <w:pPr>
+        <w:ind w:left="720" w:hanging="360"/>
+      </w:pPr>
+      <w:rPr>
+        <w:rFonts w:ascii="Symbol" w:hAnsi="Symbol" w:hint="default"/>
+      </w:rPr>
+    </w:lvl>
+    <w:lvl w:ilvl="1" w:tplc="40090003" w:tentative="1">
+      <w:start w:val="1"/>
+      <w:numFmt w:val="bullet"/>
+      <w:lvlText w:val="o"/>
+      <w:lvlJc w:val="left"/>
+      <w:pPr>
+        <w:ind w:left="1440" w:hanging="360"/>
+      </w:pPr>
+      <w:rPr>
+        <w:rFonts w:ascii="Courier New" w:hAnsi="Courier New" w:cs="Courier New" w:hint="default"/>
+      </w:rPr>
+    </w:lvl>
+    <w:lvl w:ilvl="2" w:tplc="40090005" w:tentative="1">
+      <w:start w:val="1"/>
+      <w:numFmt w:val="bullet"/>
+      <w:lvlText w:val=""/>
+      <w:lvlJc w:val="left"/>
+      <w:pPr>
+        <w:ind w:left="2160" w:hanging="360"/>
+      </w:pPr>
+      <w:rPr>
+        <w:rFonts w:ascii="Wingdings" w:hAnsi="Wingdings" w:hint="default"/>
+      </w:rPr>
+    </w:lvl>
+    <w:lvl w:ilvl="3" w:tplc="40090001" w:tentative="1">
+      <w:start w:val="1"/>
+      <w:numFmt w:val="bullet"/>
+      <w:lvlText w:val=""/>
+      <w:lvlJc w:val="left"/>
+      <w:pPr>
+        <w:ind w:left="2880" w:hanging="360"/>
+      </w:pPr>
+      <w:rPr>
+        <w:rFonts w:ascii="Symbol" w:hAnsi="Symbol" w:hint="default"/>
+      </w:rPr>
+    </w:lvl>
+    <w:lvl w:ilvl="4" w:tplc="40090003" w:tentative="1">
+      <w:start w:val="1"/>
+      <w:numFmt w:val="bullet"/>
+      <w:lvlText w:val="o"/>
+      <w:lvlJc w:val="left"/>
+      <w:pPr>
+        <w:ind w:left="3600" w:hanging="360"/>
+      </w:pPr>
+      <w:rPr>
+        <w:rFonts w:ascii="Courier New" w:hAnsi="Courier New" w:cs="Courier New" w:hint="default"/>
+      </w:rPr>
+    </w:lvl>
+    <w:lvl w:ilvl="5" w:tplc="40090005" w:tentative="1">
+      <w:start w:val="1"/>
+      <w:numFmt w:val="bullet"/>
+      <w:lvlText w:val=""/>
+      <w:lvlJc w:val="left"/>
+      <w:pPr>
+        <w:ind w:left="4320" w:hanging="360"/>
+      </w:pPr>
+      <w:rPr>
+        <w:rFonts w:ascii="Wingdings" w:hAnsi="Wingdings" w:hint="default"/>
+      </w:rPr>
+    </w:lvl>
+    <w:lvl w:ilvl="6" w:tplc="40090001" w:tentative="1">
+      <w:start w:val="1"/>
+      <w:numFmt w:val="bullet"/>
+      <w:lvlText w:val=""/>
+      <w:lvlJc w:val="left"/>
+      <w:pPr>
+        <w:ind w:left="5040" w:hanging="360"/>
+      </w:pPr>
+      <w:rPr>
+        <w:rFonts w:ascii="Symbol" w:hAnsi="Symbol" w:hint="default"/>
+      </w:rPr>
+    </w:lvl>
+    <w:lvl w:ilvl="7" w:tplc="40090003" w:tentative="1">
+      <w:start w:val="1"/>
+      <w:numFmt w:val="bullet"/>
+      <w:lvlText w:val="o"/>
+      <w:lvlJc w:val="left"/>
+      <w:pPr>
+        <w:ind w:left="5760" w:hanging="360"/>
+      </w:pPr>
+      <w:rPr>
+        <w:rFonts w:ascii="Courier New" w:hAnsi="Courier New" w:cs="Courier New" w:hint="default"/>
+      </w:rPr>
+    </w:lvl>
+    <w:lvl w:ilvl="8" w:tplc="40090005" w:tentative="1">
+      <w:start w:val="1"/>
+      <w:numFmt w:val="bullet"/>
+      <w:lvlText w:val=""/>
+      <w:lvlJc w:val="left"/>
+      <w:pPr>
+        <w:ind w:left="6480" w:hanging="360"/>
+      </w:pPr>
+      <w:rPr>
+        <w:rFonts w:ascii="Wingdings" w:hAnsi="Wingdings" w:hint="default"/>
+      </w:rPr>
+    </w:lvl>
+  </w:abstractNum>
+  <w:abstractNum w:abstractNumId="33" w15:restartNumberingAfterBreak="0">
     <w:nsid w:val="79AA48BD"/>
     <w:multiLevelType w:val="hybridMultilevel"/>
     <w:tmpl w:val="9752B336"/>
@@ -6804,7 +7090,119 @@
       </w:rPr>
     </w:lvl>
   </w:abstractNum>
-  <w:abstractNum w:abstractNumId="30" w15:restartNumberingAfterBreak="0">
+  <w:abstractNum w:abstractNumId="34" w15:restartNumberingAfterBreak="0">
+    <w:nsid w:val="7C1D3ABA"/>
+    <w:multiLevelType w:val="hybridMultilevel"/>
+    <w:tmpl w:val="8FF8A11A"/>
+    <w:lvl w:ilvl="0" w:tplc="40AC5BB4">
+      <w:numFmt w:val="bullet"/>
+      <w:lvlText w:val="-"/>
+      <w:lvlJc w:val="left"/>
+      <w:pPr>
+        <w:ind w:left="417" w:hanging="360"/>
+      </w:pPr>
+      <w:rPr>
+        <w:rFonts w:ascii="Times New Roman" w:eastAsia="Book Antiqua" w:hAnsi="Times New Roman" w:cs="Times New Roman" w:hint="default"/>
+      </w:rPr>
+    </w:lvl>
+    <w:lvl w:ilvl="1" w:tplc="40090003" w:tentative="1">
+      <w:start w:val="1"/>
+      <w:numFmt w:val="bullet"/>
+      <w:lvlText w:val="o"/>
+      <w:lvlJc w:val="left"/>
+      <w:pPr>
+        <w:ind w:left="1137" w:hanging="360"/>
+      </w:pPr>
+      <w:rPr>
+        <w:rFonts w:ascii="Courier New" w:hAnsi="Courier New" w:cs="Courier New" w:hint="default"/>
+      </w:rPr>
+    </w:lvl>
+    <w:lvl w:ilvl="2" w:tplc="40090005" w:tentative="1">
+      <w:start w:val="1"/>
+      <w:numFmt w:val="bullet"/>
+      <w:lvlText w:val=""/>
+      <w:lvlJc w:val="left"/>
+      <w:pPr>
+        <w:ind w:left="1857" w:hanging="360"/>
+      </w:pPr>
+      <w:rPr>
+        <w:rFonts w:ascii="Wingdings" w:hAnsi="Wingdings" w:hint="default"/>
+      </w:rPr>
+    </w:lvl>
+    <w:lvl w:ilvl="3" w:tplc="40090001" w:tentative="1">
+      <w:start w:val="1"/>
+      <w:numFmt w:val="bullet"/>
+      <w:lvlText w:val=""/>
+      <w:lvlJc w:val="left"/>
+      <w:pPr>
+        <w:ind w:left="2577" w:hanging="360"/>
+      </w:pPr>
+      <w:rPr>
+        <w:rFonts w:ascii="Symbol" w:hAnsi="Symbol" w:hint="default"/>
+      </w:rPr>
+    </w:lvl>
+    <w:lvl w:ilvl="4" w:tplc="40090003" w:tentative="1">
+      <w:start w:val="1"/>
+      <w:numFmt w:val="bullet"/>
+      <w:lvlText w:val="o"/>
+      <w:lvlJc w:val="left"/>
+      <w:pPr>
+        <w:ind w:left="3297" w:hanging="360"/>
+      </w:pPr>
+      <w:rPr>
+        <w:rFonts w:ascii="Courier New" w:hAnsi="Courier New" w:cs="Courier New" w:hint="default"/>
+      </w:rPr>
+    </w:lvl>
+    <w:lvl w:ilvl="5" w:tplc="40090005" w:tentative="1">
+      <w:start w:val="1"/>
+      <w:numFmt w:val="bullet"/>
+      <w:lvlText w:val=""/>
+      <w:lvlJc w:val="left"/>
+      <w:pPr>
+        <w:ind w:left="4017" w:hanging="360"/>
+      </w:pPr>
+      <w:rPr>
+        <w:rFonts w:ascii="Wingdings" w:hAnsi="Wingdings" w:hint="default"/>
+      </w:rPr>
+    </w:lvl>
+    <w:lvl w:ilvl="6" w:tplc="40090001" w:tentative="1">
+      <w:start w:val="1"/>
+      <w:numFmt w:val="bullet"/>
+      <w:lvlText w:val=""/>
+      <w:lvlJc w:val="left"/>
+      <w:pPr>
+        <w:ind w:left="4737" w:hanging="360"/>
+      </w:pPr>
+      <w:rPr>
+        <w:rFonts w:ascii="Symbol" w:hAnsi="Symbol" w:hint="default"/>
+      </w:rPr>
+    </w:lvl>
+    <w:lvl w:ilvl="7" w:tplc="40090003" w:tentative="1">
+      <w:start w:val="1"/>
+      <w:numFmt w:val="bullet"/>
+      <w:lvlText w:val="o"/>
+      <w:lvlJc w:val="left"/>
+      <w:pPr>
+        <w:ind w:left="5457" w:hanging="360"/>
+      </w:pPr>
+      <w:rPr>
+        <w:rFonts w:ascii="Courier New" w:hAnsi="Courier New" w:cs="Courier New" w:hint="default"/>
+      </w:rPr>
+    </w:lvl>
+    <w:lvl w:ilvl="8" w:tplc="40090005" w:tentative="1">
+      <w:start w:val="1"/>
+      <w:numFmt w:val="bullet"/>
+      <w:lvlText w:val=""/>
+      <w:lvlJc w:val="left"/>
+      <w:pPr>
+        <w:ind w:left="6177" w:hanging="360"/>
+      </w:pPr>
+      <w:rPr>
+        <w:rFonts w:ascii="Wingdings" w:hAnsi="Wingdings" w:hint="default"/>
+      </w:rPr>
+    </w:lvl>
+  </w:abstractNum>
+  <w:abstractNum w:abstractNumId="35" w15:restartNumberingAfterBreak="0">
     <w:nsid w:val="7D90465F"/>
     <w:multiLevelType w:val="multilevel"/>
     <w:tmpl w:val="C5ECA2DE"/>
@@ -6950,6 +7348,119 @@
       <w:rPr>
         <w:rFonts w:ascii="Wingdings" w:hAnsi="Wingdings" w:hint="default"/>
         <w:sz w:val="20"/>
+      </w:rPr>
+    </w:lvl>
+  </w:abstractNum>
+  <w:abstractNum w:abstractNumId="36" w15:restartNumberingAfterBreak="0">
+    <w:nsid w:val="7E5431B5"/>
+    <w:multiLevelType w:val="hybridMultilevel"/>
+    <w:tmpl w:val="75E07FFC"/>
+    <w:lvl w:ilvl="0" w:tplc="40090001">
+      <w:start w:val="1"/>
+      <w:numFmt w:val="bullet"/>
+      <w:lvlText w:val=""/>
+      <w:lvlJc w:val="left"/>
+      <w:pPr>
+        <w:ind w:left="1080" w:hanging="360"/>
+      </w:pPr>
+      <w:rPr>
+        <w:rFonts w:ascii="Symbol" w:hAnsi="Symbol" w:hint="default"/>
+      </w:rPr>
+    </w:lvl>
+    <w:lvl w:ilvl="1" w:tplc="40090003" w:tentative="1">
+      <w:start w:val="1"/>
+      <w:numFmt w:val="bullet"/>
+      <w:lvlText w:val="o"/>
+      <w:lvlJc w:val="left"/>
+      <w:pPr>
+        <w:ind w:left="1800" w:hanging="360"/>
+      </w:pPr>
+      <w:rPr>
+        <w:rFonts w:ascii="Courier New" w:hAnsi="Courier New" w:cs="Courier New" w:hint="default"/>
+      </w:rPr>
+    </w:lvl>
+    <w:lvl w:ilvl="2" w:tplc="40090005" w:tentative="1">
+      <w:start w:val="1"/>
+      <w:numFmt w:val="bullet"/>
+      <w:lvlText w:val=""/>
+      <w:lvlJc w:val="left"/>
+      <w:pPr>
+        <w:ind w:left="2520" w:hanging="360"/>
+      </w:pPr>
+      <w:rPr>
+        <w:rFonts w:ascii="Wingdings" w:hAnsi="Wingdings" w:hint="default"/>
+      </w:rPr>
+    </w:lvl>
+    <w:lvl w:ilvl="3" w:tplc="40090001" w:tentative="1">
+      <w:start w:val="1"/>
+      <w:numFmt w:val="bullet"/>
+      <w:lvlText w:val=""/>
+      <w:lvlJc w:val="left"/>
+      <w:pPr>
+        <w:ind w:left="3240" w:hanging="360"/>
+      </w:pPr>
+      <w:rPr>
+        <w:rFonts w:ascii="Symbol" w:hAnsi="Symbol" w:hint="default"/>
+      </w:rPr>
+    </w:lvl>
+    <w:lvl w:ilvl="4" w:tplc="40090003" w:tentative="1">
+      <w:start w:val="1"/>
+      <w:numFmt w:val="bullet"/>
+      <w:lvlText w:val="o"/>
+      <w:lvlJc w:val="left"/>
+      <w:pPr>
+        <w:ind w:left="3960" w:hanging="360"/>
+      </w:pPr>
+      <w:rPr>
+        <w:rFonts w:ascii="Courier New" w:hAnsi="Courier New" w:cs="Courier New" w:hint="default"/>
+      </w:rPr>
+    </w:lvl>
+    <w:lvl w:ilvl="5" w:tplc="40090005" w:tentative="1">
+      <w:start w:val="1"/>
+      <w:numFmt w:val="bullet"/>
+      <w:lvlText w:val=""/>
+      <w:lvlJc w:val="left"/>
+      <w:pPr>
+        <w:ind w:left="4680" w:hanging="360"/>
+      </w:pPr>
+      <w:rPr>
+        <w:rFonts w:ascii="Wingdings" w:hAnsi="Wingdings" w:hint="default"/>
+      </w:rPr>
+    </w:lvl>
+    <w:lvl w:ilvl="6" w:tplc="40090001" w:tentative="1">
+      <w:start w:val="1"/>
+      <w:numFmt w:val="bullet"/>
+      <w:lvlText w:val=""/>
+      <w:lvlJc w:val="left"/>
+      <w:pPr>
+        <w:ind w:left="5400" w:hanging="360"/>
+      </w:pPr>
+      <w:rPr>
+        <w:rFonts w:ascii="Symbol" w:hAnsi="Symbol" w:hint="default"/>
+      </w:rPr>
+    </w:lvl>
+    <w:lvl w:ilvl="7" w:tplc="40090003" w:tentative="1">
+      <w:start w:val="1"/>
+      <w:numFmt w:val="bullet"/>
+      <w:lvlText w:val="o"/>
+      <w:lvlJc w:val="left"/>
+      <w:pPr>
+        <w:ind w:left="6120" w:hanging="360"/>
+      </w:pPr>
+      <w:rPr>
+        <w:rFonts w:ascii="Courier New" w:hAnsi="Courier New" w:cs="Courier New" w:hint="default"/>
+      </w:rPr>
+    </w:lvl>
+    <w:lvl w:ilvl="8" w:tplc="40090005" w:tentative="1">
+      <w:start w:val="1"/>
+      <w:numFmt w:val="bullet"/>
+      <w:lvlText w:val=""/>
+      <w:lvlJc w:val="left"/>
+      <w:pPr>
+        <w:ind w:left="6840" w:hanging="360"/>
+      </w:pPr>
+      <w:rPr>
+        <w:rFonts w:ascii="Wingdings" w:hAnsi="Wingdings" w:hint="default"/>
       </w:rPr>
     </w:lvl>
   </w:abstractNum>
@@ -6960,7 +7471,7 @@
     <w:abstractNumId w:val="11"/>
   </w:num>
   <w:num w:numId="3" w16cid:durableId="655064210">
-    <w:abstractNumId w:val="18"/>
+    <w:abstractNumId w:val="20"/>
   </w:num>
   <w:num w:numId="4" w16cid:durableId="236016145">
     <w:abstractNumId w:val="12"/>
@@ -6975,7 +7486,7 @@
     <w:abstractNumId w:val="2"/>
   </w:num>
   <w:num w:numId="8" w16cid:durableId="1378116863">
-    <w:abstractNumId w:val="25"/>
+    <w:abstractNumId w:val="27"/>
   </w:num>
   <w:num w:numId="9" w16cid:durableId="282276020">
     <w:abstractNumId w:val="6"/>
@@ -6984,31 +7495,31 @@
     <w:abstractNumId w:val="13"/>
   </w:num>
   <w:num w:numId="11" w16cid:durableId="1762992495">
-    <w:abstractNumId w:val="22"/>
+    <w:abstractNumId w:val="24"/>
   </w:num>
   <w:num w:numId="12" w16cid:durableId="306478494">
-    <w:abstractNumId w:val="26"/>
+    <w:abstractNumId w:val="28"/>
   </w:num>
   <w:num w:numId="13" w16cid:durableId="1489249778">
-    <w:abstractNumId w:val="29"/>
+    <w:abstractNumId w:val="33"/>
   </w:num>
   <w:num w:numId="14" w16cid:durableId="1323701046">
     <w:abstractNumId w:val="9"/>
   </w:num>
   <w:num w:numId="15" w16cid:durableId="1229268482">
-    <w:abstractNumId w:val="15"/>
+    <w:abstractNumId w:val="17"/>
   </w:num>
   <w:num w:numId="16" w16cid:durableId="1099791524">
     <w:abstractNumId w:val="10"/>
   </w:num>
   <w:num w:numId="17" w16cid:durableId="130178577">
-    <w:abstractNumId w:val="16"/>
+    <w:abstractNumId w:val="18"/>
   </w:num>
   <w:num w:numId="18" w16cid:durableId="1324504942">
-    <w:abstractNumId w:val="20"/>
+    <w:abstractNumId w:val="22"/>
   </w:num>
   <w:num w:numId="19" w16cid:durableId="1596785915">
-    <w:abstractNumId w:val="24"/>
+    <w:abstractNumId w:val="26"/>
   </w:num>
   <w:num w:numId="20" w16cid:durableId="331491129">
     <w:abstractNumId w:val="5"/>
@@ -7017,19 +7528,19 @@
     <w:abstractNumId w:val="4"/>
   </w:num>
   <w:num w:numId="22" w16cid:durableId="1876380866">
-    <w:abstractNumId w:val="21"/>
+    <w:abstractNumId w:val="23"/>
   </w:num>
   <w:num w:numId="23" w16cid:durableId="1313869638">
-    <w:abstractNumId w:val="30"/>
+    <w:abstractNumId w:val="35"/>
   </w:num>
   <w:num w:numId="24" w16cid:durableId="1095858495">
     <w:abstractNumId w:val="14"/>
   </w:num>
   <w:num w:numId="25" w16cid:durableId="1434471321">
-    <w:abstractNumId w:val="27"/>
+    <w:abstractNumId w:val="29"/>
   </w:num>
   <w:num w:numId="26" w16cid:durableId="189880965">
-    <w:abstractNumId w:val="28"/>
+    <w:abstractNumId w:val="30"/>
   </w:num>
   <w:num w:numId="27" w16cid:durableId="2027170025">
     <w:abstractNumId w:val="3"/>
@@ -7038,13 +7549,31 @@
     <w:abstractNumId w:val="1"/>
   </w:num>
   <w:num w:numId="29" w16cid:durableId="203757778">
+    <w:abstractNumId w:val="21"/>
+  </w:num>
+  <w:num w:numId="30" w16cid:durableId="1706786599">
     <w:abstractNumId w:val="19"/>
   </w:num>
-  <w:num w:numId="30" w16cid:durableId="1706786599">
-    <w:abstractNumId w:val="17"/>
+  <w:num w:numId="31" w16cid:durableId="1088192426">
+    <w:abstractNumId w:val="25"/>
   </w:num>
-  <w:num w:numId="31" w16cid:durableId="1088192426">
-    <w:abstractNumId w:val="23"/>
+  <w:num w:numId="32" w16cid:durableId="1594779679">
+    <w:abstractNumId w:val="15"/>
+  </w:num>
+  <w:num w:numId="33" w16cid:durableId="1110323740">
+    <w:abstractNumId w:val="34"/>
+  </w:num>
+  <w:num w:numId="34" w16cid:durableId="1345060999">
+    <w:abstractNumId w:val="31"/>
+  </w:num>
+  <w:num w:numId="35" w16cid:durableId="1208836237">
+    <w:abstractNumId w:val="16"/>
+  </w:num>
+  <w:num w:numId="36" w16cid:durableId="1828669023">
+    <w:abstractNumId w:val="36"/>
+  </w:num>
+  <w:num w:numId="37" w16cid:durableId="1321427723">
+    <w:abstractNumId w:val="32"/>
   </w:num>
 </w:numbering>
 </file>

--- a/Anurag_Pandey_Resume.docx
+++ b/Anurag_Pandey_Resume.docx
@@ -552,7 +552,6 @@
           <w:lang w:val="en-IN"/>
         </w:rPr>
       </w:pPr>
-      <w:proofErr w:type="spellStart"/>
       <w:r>
         <w:rPr>
           <w:rFonts w:ascii="Times New Roman" w:hAnsi="Times New Roman" w:cs="Times New Roman"/>
@@ -564,9 +563,8 @@
           <w:szCs w:val="20"/>
           <w:lang w:val="en-IN"/>
         </w:rPr>
-        <w:t>Notebrain</w:t>
-      </w:r>
-      <w:proofErr w:type="spellEnd"/>
+        <w:t xml:space="preserve">IBM                                                                                                                                                                                  </w:t>
+      </w:r>
       <w:r>
         <w:rPr>
           <w:rFonts w:ascii="Times New Roman" w:hAnsi="Times New Roman" w:cs="Times New Roman"/>
@@ -576,10 +574,290 @@
           <w:w w:val="105"/>
           <w:sz w:val="20"/>
           <w:szCs w:val="20"/>
+        </w:rPr>
+        <w:t>June 2026 – July 2026</w:t>
+      </w:r>
+    </w:p>
+    <w:p>
+      <w:pPr>
+        <w:tabs>
+          <w:tab w:val="left" w:pos="11282"/>
+        </w:tabs>
+        <w:rPr>
+          <w:rFonts w:ascii="Times New Roman" w:hAnsi="Times New Roman" w:cs="Times New Roman"/>
+          <w:spacing w:val="-2"/>
+          <w:w w:val="105"/>
+          <w:sz w:val="20"/>
+          <w:szCs w:val="20"/>
+        </w:rPr>
+      </w:pPr>
+      <w:r>
+        <w:rPr>
+          <w:rFonts w:ascii="Times New Roman" w:hAnsi="Times New Roman" w:cs="Times New Roman"/>
+          <w:spacing w:val="-2"/>
+          <w:w w:val="105"/>
+          <w:sz w:val="20"/>
+          <w:szCs w:val="20"/>
+        </w:rPr>
+        <w:t>AI/ML Intern</w:t>
+      </w:r>
+    </w:p>
+    <w:p>
+      <w:pPr>
+        <w:tabs>
+          <w:tab w:val="left" w:pos="11282"/>
+        </w:tabs>
+        <w:rPr>
+          <w:rFonts w:ascii="Times New Roman" w:hAnsi="Times New Roman" w:cs="Times New Roman"/>
+          <w:spacing w:val="-2"/>
+          <w:w w:val="105"/>
+          <w:sz w:val="20"/>
+          <w:szCs w:val="20"/>
           <w:lang w:val="en-IN"/>
         </w:rPr>
-        <w:t xml:space="preserve"> Software &amp; Services </w:t>
-      </w:r>
+      </w:pPr>
+      <w:r>
+        <w:rPr>
+          <w:rFonts w:ascii="Times New Roman" w:hAnsi="Times New Roman" w:cs="Times New Roman"/>
+          <w:spacing w:val="-2"/>
+          <w:w w:val="105"/>
+          <w:sz w:val="20"/>
+          <w:szCs w:val="20"/>
+        </w:rPr>
+        <w:t xml:space="preserve">Live: </w:t>
+      </w:r>
+      <w:hyperlink r:id="rId8" w:history="1">
+        <w:proofErr w:type="spellStart"/>
+        <w:r>
+          <w:rPr>
+            <w:rStyle w:val="Hyperlink"/>
+            <w:rFonts w:ascii="Times New Roman" w:hAnsi="Times New Roman" w:cs="Times New Roman"/>
+            <w:spacing w:val="-2"/>
+            <w:w w:val="105"/>
+            <w:sz w:val="20"/>
+            <w:szCs w:val="20"/>
+          </w:rPr>
+          <w:t>undebuggedbit</w:t>
+        </w:r>
+        <w:proofErr w:type="spellEnd"/>
+        <w:r>
+          <w:rPr>
+            <w:rStyle w:val="Hyperlink"/>
+            <w:rFonts w:ascii="Times New Roman" w:hAnsi="Times New Roman" w:cs="Times New Roman"/>
+            <w:spacing w:val="-2"/>
+            <w:w w:val="105"/>
+            <w:sz w:val="20"/>
+            <w:szCs w:val="20"/>
+          </w:rPr>
+          <w:t>-chimera-</w:t>
+        </w:r>
+        <w:proofErr w:type="spellStart"/>
+        <w:r>
+          <w:rPr>
+            <w:rStyle w:val="Hyperlink"/>
+            <w:rFonts w:ascii="Times New Roman" w:hAnsi="Times New Roman" w:cs="Times New Roman"/>
+            <w:spacing w:val="-2"/>
+            <w:w w:val="105"/>
+            <w:sz w:val="20"/>
+            <w:szCs w:val="20"/>
+          </w:rPr>
+          <w:t>fd.</w:t>
+        </w:r>
+        <w:proofErr w:type="gramStart"/>
+        <w:r>
+          <w:rPr>
+            <w:rStyle w:val="Hyperlink"/>
+            <w:rFonts w:ascii="Times New Roman" w:hAnsi="Times New Roman" w:cs="Times New Roman"/>
+            <w:spacing w:val="-2"/>
+            <w:w w:val="105"/>
+            <w:sz w:val="20"/>
+            <w:szCs w:val="20"/>
+          </w:rPr>
+          <w:t>hf.space</w:t>
+        </w:r>
+        <w:proofErr w:type="spellEnd"/>
+        <w:proofErr w:type="gramEnd"/>
+      </w:hyperlink>
+    </w:p>
+    <w:p>
+      <w:pPr>
+        <w:pStyle w:val="ListParagraph"/>
+        <w:numPr>
+          <w:ilvl w:val="0"/>
+          <w:numId w:val="40"/>
+        </w:numPr>
+        <w:tabs>
+          <w:tab w:val="left" w:pos="11282"/>
+        </w:tabs>
+        <w:rPr>
+          <w:rFonts w:ascii="Times New Roman" w:hAnsi="Times New Roman" w:cs="Times New Roman"/>
+          <w:spacing w:val="-2"/>
+          <w:w w:val="105"/>
+          <w:sz w:val="20"/>
+          <w:szCs w:val="20"/>
+          <w:lang w:val="en-IN"/>
+        </w:rPr>
+      </w:pPr>
+      <w:r>
+        <w:rPr>
+          <w:rFonts w:ascii="Times New Roman" w:hAnsi="Times New Roman" w:cs="Times New Roman"/>
+          <w:spacing w:val="-2"/>
+          <w:w w:val="105"/>
+          <w:sz w:val="20"/>
+          <w:szCs w:val="20"/>
+          <w:lang w:val="en-IN"/>
+        </w:rPr>
+        <w:t>Co-built CHIMERA-FD, a live cascaded fraud detection platform (</w:t>
+      </w:r>
+      <w:proofErr w:type="spellStart"/>
+      <w:r>
+        <w:rPr>
+          <w:rFonts w:ascii="Times New Roman" w:hAnsi="Times New Roman" w:cs="Times New Roman"/>
+          <w:spacing w:val="-2"/>
+          <w:w w:val="105"/>
+          <w:sz w:val="20"/>
+          <w:szCs w:val="20"/>
+          <w:lang w:val="en-IN"/>
+        </w:rPr>
+        <w:t>LightGBM</w:t>
+      </w:r>
+      <w:proofErr w:type="spellEnd"/>
+      <w:r>
+        <w:rPr>
+          <w:rFonts w:ascii="Times New Roman" w:hAnsi="Times New Roman" w:cs="Times New Roman"/>
+          <w:spacing w:val="-2"/>
+          <w:w w:val="105"/>
+          <w:sz w:val="20"/>
+          <w:szCs w:val="20"/>
+          <w:lang w:val="en-IN"/>
+        </w:rPr>
+        <w:t xml:space="preserve"> + isotonic recalibration) achieving 92.13% accuracy with zero engine errors on 3,000,000 held-out rows, scale-invariant across three orders of magnitude of test set size.</w:t>
+      </w:r>
+    </w:p>
+    <w:p>
+      <w:pPr>
+        <w:pStyle w:val="ListParagraph"/>
+        <w:numPr>
+          <w:ilvl w:val="0"/>
+          <w:numId w:val="40"/>
+        </w:numPr>
+        <w:tabs>
+          <w:tab w:val="left" w:pos="11282"/>
+        </w:tabs>
+        <w:rPr>
+          <w:rFonts w:ascii="Times New Roman" w:hAnsi="Times New Roman" w:cs="Times New Roman"/>
+          <w:spacing w:val="-2"/>
+          <w:w w:val="105"/>
+          <w:sz w:val="20"/>
+          <w:szCs w:val="20"/>
+          <w:lang w:val="en-IN"/>
+        </w:rPr>
+      </w:pPr>
+      <w:r>
+        <w:rPr>
+          <w:rFonts w:ascii="Times New Roman" w:hAnsi="Times New Roman" w:cs="Times New Roman"/>
+          <w:spacing w:val="-2"/>
+          <w:w w:val="105"/>
+          <w:sz w:val="20"/>
+          <w:szCs w:val="20"/>
+          <w:lang w:val="en-IN"/>
+        </w:rPr>
+        <w:t xml:space="preserve">Architected end-to-end multi-tenant B2B stack — </w:t>
+      </w:r>
+      <w:proofErr w:type="spellStart"/>
+      <w:r>
+        <w:rPr>
+          <w:rFonts w:ascii="Times New Roman" w:hAnsi="Times New Roman" w:cs="Times New Roman"/>
+          <w:spacing w:val="-2"/>
+          <w:w w:val="105"/>
+          <w:sz w:val="20"/>
+          <w:szCs w:val="20"/>
+          <w:lang w:val="en-IN"/>
+        </w:rPr>
+        <w:t>FastAPI</w:t>
+      </w:r>
+      <w:proofErr w:type="spellEnd"/>
+      <w:r>
+        <w:rPr>
+          <w:rFonts w:ascii="Times New Roman" w:hAnsi="Times New Roman" w:cs="Times New Roman"/>
+          <w:spacing w:val="-2"/>
+          <w:w w:val="105"/>
+          <w:sz w:val="20"/>
+          <w:szCs w:val="20"/>
+          <w:lang w:val="en-IN"/>
+        </w:rPr>
+        <w:t xml:space="preserve"> + Next.js 15 + Postgres, JWT + </w:t>
+      </w:r>
+      <w:proofErr w:type="spellStart"/>
+      <w:r>
+        <w:rPr>
+          <w:rFonts w:ascii="Times New Roman" w:hAnsi="Times New Roman" w:cs="Times New Roman"/>
+          <w:spacing w:val="-2"/>
+          <w:w w:val="105"/>
+          <w:sz w:val="20"/>
+          <w:szCs w:val="20"/>
+          <w:lang w:val="en-IN"/>
+        </w:rPr>
+        <w:t>bcrypt</w:t>
+      </w:r>
+      <w:proofErr w:type="spellEnd"/>
+      <w:r>
+        <w:rPr>
+          <w:rFonts w:ascii="Times New Roman" w:hAnsi="Times New Roman" w:cs="Times New Roman"/>
+          <w:spacing w:val="-2"/>
+          <w:w w:val="105"/>
+          <w:sz w:val="20"/>
+          <w:szCs w:val="20"/>
+          <w:lang w:val="en-IN"/>
+        </w:rPr>
+        <w:t xml:space="preserve"> auth, single-image Docker on Hugging Face Spaces, dual-remote CI/CD; enforced tenant isolation via router dependency + integration test suite.</w:t>
+      </w:r>
+    </w:p>
+    <w:p>
+      <w:pPr>
+        <w:pStyle w:val="ListParagraph"/>
+        <w:numPr>
+          <w:ilvl w:val="0"/>
+          <w:numId w:val="40"/>
+        </w:numPr>
+        <w:tabs>
+          <w:tab w:val="left" w:pos="11282"/>
+        </w:tabs>
+        <w:rPr>
+          <w:rFonts w:ascii="Times New Roman" w:hAnsi="Times New Roman" w:cs="Times New Roman"/>
+          <w:spacing w:val="-2"/>
+          <w:w w:val="105"/>
+          <w:sz w:val="20"/>
+          <w:szCs w:val="20"/>
+          <w:lang w:val="en-IN"/>
+        </w:rPr>
+      </w:pPr>
+      <w:r>
+        <w:rPr>
+          <w:rFonts w:ascii="Times New Roman" w:hAnsi="Times New Roman" w:cs="Times New Roman"/>
+          <w:spacing w:val="-2"/>
+          <w:w w:val="105"/>
+          <w:sz w:val="20"/>
+          <w:szCs w:val="20"/>
+          <w:lang w:val="en-IN"/>
+        </w:rPr>
+        <w:t>Designed a 12-agent test case generation pipeline (3 generator agents + validator-in-loop per team member) producing 3M+ labelled evaluation rows with strict held-out integrity guarantees, used as ground truth for scale-invariance validation across three orders of magnitude.</w:t>
+      </w:r>
+    </w:p>
+    <w:p>
+      <w:pPr>
+        <w:tabs>
+          <w:tab w:val="left" w:pos="11282"/>
+        </w:tabs>
+        <w:rPr>
+          <w:rFonts w:ascii="Times New Roman" w:hAnsi="Times New Roman" w:cs="Times New Roman"/>
+          <w:spacing w:val="-2"/>
+          <w:w w:val="105"/>
+          <w:sz w:val="20"/>
+          <w:szCs w:val="20"/>
+          <w:lang w:val="en-IN"/>
+        </w:rPr>
+      </w:pPr>
       <w:proofErr w:type="spellStart"/>
       <w:r>
         <w:rPr>
@@ -592,7 +870,7 @@
           <w:szCs w:val="20"/>
           <w:lang w:val="en-IN"/>
         </w:rPr>
-        <w:t>Pvt.</w:t>
+        <w:t>Notebrain</w:t>
       </w:r>
       <w:proofErr w:type="spellEnd"/>
       <w:r>
@@ -606,8 +884,9 @@
           <w:szCs w:val="20"/>
           <w:lang w:val="en-IN"/>
         </w:rPr>
-        <w:t xml:space="preserve"> Ltd</w:t>
-      </w:r>
+        <w:t xml:space="preserve"> Software &amp; Services </w:t>
+      </w:r>
+      <w:proofErr w:type="spellStart"/>
       <w:r>
         <w:rPr>
           <w:rFonts w:ascii="Times New Roman" w:hAnsi="Times New Roman" w:cs="Times New Roman"/>
@@ -619,8 +898,9 @@
           <w:szCs w:val="20"/>
           <w:lang w:val="en-IN"/>
         </w:rPr>
-        <w:t xml:space="preserve">                                                                       </w:t>
-      </w:r>
+        <w:t>Pvt.</w:t>
+      </w:r>
+      <w:proofErr w:type="spellEnd"/>
       <w:r>
         <w:rPr>
           <w:rFonts w:ascii="Times New Roman" w:hAnsi="Times New Roman" w:cs="Times New Roman"/>
@@ -632,7 +912,7 @@
           <w:szCs w:val="20"/>
           <w:lang w:val="en-IN"/>
         </w:rPr>
-        <w:t xml:space="preserve">    </w:t>
+        <w:t xml:space="preserve"> Ltd</w:t>
       </w:r>
       <w:r>
         <w:rPr>
@@ -645,7 +925,7 @@
           <w:szCs w:val="20"/>
           <w:lang w:val="en-IN"/>
         </w:rPr>
-        <w:t xml:space="preserve">                        </w:t>
+        <w:t xml:space="preserve">                                                                       </w:t>
       </w:r>
       <w:r>
         <w:rPr>
@@ -658,33 +938,7 @@
           <w:szCs w:val="20"/>
           <w:lang w:val="en-IN"/>
         </w:rPr>
-        <w:t xml:space="preserve"> </w:t>
-      </w:r>
-      <w:r>
-        <w:rPr>
-          <w:rFonts w:ascii="Times New Roman" w:hAnsi="Times New Roman" w:cs="Times New Roman"/>
-          <w:b/>
-          <w:bCs/>
-          <w:spacing w:val="-2"/>
-          <w:w w:val="105"/>
-          <w:sz w:val="20"/>
-          <w:szCs w:val="20"/>
-          <w:lang w:val="en-IN"/>
-        </w:rPr>
-        <w:t xml:space="preserve">           </w:t>
-      </w:r>
-      <w:r>
-        <w:rPr>
-          <w:rFonts w:ascii="Times New Roman" w:hAnsi="Times New Roman" w:cs="Times New Roman"/>
-          <w:b/>
-          <w:bCs/>
-          <w:spacing w:val="-2"/>
-          <w:w w:val="105"/>
-          <w:sz w:val="20"/>
-          <w:szCs w:val="20"/>
-          <w:lang w:val="en-IN"/>
-        </w:rPr>
-        <w:t>Aug 2025 – October 2025</w:t>
+        <w:t xml:space="preserve">                                        Aug 2025 – October 2025</w:t>
       </w:r>
     </w:p>
     <w:p>
@@ -843,26 +1097,6 @@
         <w:ind w:left="0"/>
         <w:rPr>
           <w:rFonts w:ascii="Times New Roman" w:hAnsi="Times New Roman" w:cs="Times New Roman"/>
-          <w:b w:val="0"/>
-          <w:bCs w:val="0"/>
-          <w:spacing w:val="-2"/>
-          <w:w w:val="105"/>
-          <w:sz w:val="20"/>
-          <w:szCs w:val="20"/>
-          <w:u w:val="none"/>
-        </w:rPr>
-      </w:pPr>
-    </w:p>
-    <w:p>
-      <w:pPr>
-        <w:pStyle w:val="Heading1"/>
-        <w:tabs>
-          <w:tab w:val="left" w:pos="11282"/>
-        </w:tabs>
-        <w:spacing w:before="3"/>
-        <w:ind w:left="0"/>
-        <w:rPr>
-          <w:rFonts w:ascii="Times New Roman" w:hAnsi="Times New Roman" w:cs="Times New Roman"/>
           <w:spacing w:val="-2"/>
           <w:w w:val="105"/>
           <w:sz w:val="20"/>
@@ -1038,6 +1272,27 @@
           <w:tab w:val="left" w:pos="11282"/>
         </w:tabs>
         <w:spacing w:before="3"/>
+        <w:ind w:left="720"/>
+        <w:rPr>
+          <w:rFonts w:ascii="Times New Roman" w:hAnsi="Times New Roman" w:cs="Times New Roman"/>
+          <w:b w:val="0"/>
+          <w:bCs w:val="0"/>
+          <w:spacing w:val="-2"/>
+          <w:w w:val="105"/>
+          <w:sz w:val="20"/>
+          <w:szCs w:val="20"/>
+          <w:u w:val="none"/>
+          <w:lang w:val="en-IN"/>
+        </w:rPr>
+      </w:pPr>
+    </w:p>
+    <w:p>
+      <w:pPr>
+        <w:pStyle w:val="Heading1"/>
+        <w:tabs>
+          <w:tab w:val="left" w:pos="11282"/>
+        </w:tabs>
+        <w:spacing w:before="3"/>
         <w:ind w:left="0"/>
         <w:rPr>
           <w:rFonts w:ascii="Times New Roman" w:hAnsi="Times New Roman" w:cs="Times New Roman"/>
@@ -1127,7 +1382,7 @@
         </w:rPr>
         <w:t xml:space="preserve"> </w:t>
       </w:r>
-      <w:hyperlink r:id="rId8" w:history="1">
+      <w:hyperlink r:id="rId9" w:history="1">
         <w:r>
           <w:rPr>
             <w:rStyle w:val="Hyperlink"/>
@@ -1148,7 +1403,7 @@
         <w:pStyle w:val="Heading1"/>
         <w:numPr>
           <w:ilvl w:val="0"/>
-          <w:numId w:val="35"/>
+          <w:numId w:val="43"/>
         </w:numPr>
         <w:spacing w:before="3"/>
         <w:rPr>
@@ -1193,9 +1448,8 @@
           <w:szCs w:val="20"/>
           <w:u w:val="none"/>
         </w:rPr>
-        <w:t xml:space="preserve"> backend with a 4-model ML ensemble (phishing, XSS, </w:t>
-      </w:r>
-      <w:proofErr w:type="spellStart"/>
+        <w:t xml:space="preserve"> backend with a 4-model ML ensemble</w:t>
+      </w:r>
       <w:r>
         <w:rPr>
           <w:rFonts w:ascii="Times New Roman" w:hAnsi="Times New Roman" w:cs="Times New Roman"/>
@@ -1205,9 +1459,8 @@
           <w:szCs w:val="20"/>
           <w:u w:val="none"/>
         </w:rPr>
-        <w:t>cryptomining</w:t>
-      </w:r>
-      <w:proofErr w:type="spellEnd"/>
+        <w:t xml:space="preserve"> </w:t>
+      </w:r>
       <w:r>
         <w:rPr>
           <w:rFonts w:ascii="Times New Roman" w:hAnsi="Times New Roman" w:cs="Times New Roman"/>
@@ -1217,7 +1470,75 @@
           <w:szCs w:val="20"/>
           <w:u w:val="none"/>
         </w:rPr>
-        <w:t xml:space="preserve">, DOM anomaly) + Google Safe Browsing pre-check. Deployed on Hugging Face Spaces + Neon Postgres; published on Chrome Web Store. </w:t>
+        <w:t xml:space="preserve">(phishing, XSS, </w:t>
+      </w:r>
+      <w:proofErr w:type="spellStart"/>
+      <w:r>
+        <w:rPr>
+          <w:rFonts w:ascii="Times New Roman" w:hAnsi="Times New Roman" w:cs="Times New Roman"/>
+          <w:b w:val="0"/>
+          <w:bCs w:val="0"/>
+          <w:sz w:val="20"/>
+          <w:szCs w:val="20"/>
+          <w:u w:val="none"/>
+        </w:rPr>
+        <w:t>cryptomining</w:t>
+      </w:r>
+      <w:proofErr w:type="spellEnd"/>
+      <w:r>
+        <w:rPr>
+          <w:rFonts w:ascii="Times New Roman" w:hAnsi="Times New Roman" w:cs="Times New Roman"/>
+          <w:b w:val="0"/>
+          <w:bCs w:val="0"/>
+          <w:sz w:val="20"/>
+          <w:szCs w:val="20"/>
+          <w:u w:val="none"/>
+        </w:rPr>
+        <w:t>, DOM anomaly) + Google Safe Browsing</w:t>
+      </w:r>
+      <w:r>
+        <w:rPr>
+          <w:rFonts w:ascii="Times New Roman" w:hAnsi="Times New Roman" w:cs="Times New Roman"/>
+          <w:b w:val="0"/>
+          <w:bCs w:val="0"/>
+          <w:sz w:val="20"/>
+          <w:szCs w:val="20"/>
+          <w:u w:val="none"/>
+        </w:rPr>
+        <w:t xml:space="preserve"> </w:t>
+      </w:r>
+      <w:r>
+        <w:rPr>
+          <w:rFonts w:ascii="Times New Roman" w:hAnsi="Times New Roman" w:cs="Times New Roman"/>
+          <w:b w:val="0"/>
+          <w:bCs w:val="0"/>
+          <w:sz w:val="20"/>
+          <w:szCs w:val="20"/>
+          <w:u w:val="none"/>
+        </w:rPr>
+        <w:t>pre-check. Deployed on Hugging Face Spaces + Neon Postgres; published</w:t>
+      </w:r>
+      <w:r>
+        <w:rPr>
+          <w:rFonts w:ascii="Times New Roman" w:hAnsi="Times New Roman" w:cs="Times New Roman"/>
+          <w:b w:val="0"/>
+          <w:bCs w:val="0"/>
+          <w:sz w:val="20"/>
+          <w:szCs w:val="20"/>
+          <w:u w:val="none"/>
+        </w:rPr>
+        <w:t xml:space="preserve"> </w:t>
+      </w:r>
+      <w:r>
+        <w:rPr>
+          <w:rFonts w:ascii="Times New Roman" w:hAnsi="Times New Roman" w:cs="Times New Roman"/>
+          <w:b w:val="0"/>
+          <w:bCs w:val="0"/>
+          <w:sz w:val="20"/>
+          <w:szCs w:val="20"/>
+          <w:u w:val="none"/>
+        </w:rPr>
+        <w:t>on Chrome Web Store.</w:t>
       </w:r>
     </w:p>
     <w:p>
@@ -1225,7 +1546,7 @@
         <w:pStyle w:val="Heading1"/>
         <w:numPr>
           <w:ilvl w:val="0"/>
-          <w:numId w:val="35"/>
+          <w:numId w:val="43"/>
         </w:numPr>
         <w:spacing w:before="3"/>
         <w:rPr>
@@ -1270,9 +1591,8 @@
           <w:szCs w:val="20"/>
           <w:u w:val="none"/>
         </w:rPr>
-        <w:t xml:space="preserve"> version drift, </w:t>
-      </w:r>
-      <w:proofErr w:type="spellStart"/>
+        <w:t xml:space="preserve"> version</w:t>
+      </w:r>
       <w:r>
         <w:rPr>
           <w:rFonts w:ascii="Times New Roman" w:hAnsi="Times New Roman" w:cs="Times New Roman"/>
@@ -1282,9 +1602,8 @@
           <w:szCs w:val="20"/>
           <w:u w:val="none"/>
         </w:rPr>
-        <w:t>dict</w:t>
-      </w:r>
-      <w:proofErr w:type="spellEnd"/>
+        <w:t xml:space="preserve"> </w:t>
+      </w:r>
       <w:r>
         <w:rPr>
           <w:rFonts w:ascii="Times New Roman" w:hAnsi="Times New Roman" w:cs="Times New Roman"/>
@@ -1294,7 +1613,7 @@
           <w:szCs w:val="20"/>
           <w:u w:val="none"/>
         </w:rPr>
-        <w:t xml:space="preserve">-key mismatch, wrong API </w:t>
+        <w:t xml:space="preserve">drift, </w:t>
       </w:r>
       <w:proofErr w:type="spellStart"/>
       <w:r>
@@ -1306,7 +1625,7 @@
           <w:szCs w:val="20"/>
           <w:u w:val="none"/>
         </w:rPr>
-        <w:t>kwarg</w:t>
+        <w:t>dict</w:t>
       </w:r>
       <w:proofErr w:type="spellEnd"/>
       <w:r>
@@ -1318,7 +1637,75 @@
           <w:szCs w:val="20"/>
           <w:u w:val="none"/>
         </w:rPr>
-        <w:t xml:space="preserve">) that had been returning HTTP 200 with three of four models silently reporting zero for days before detection. </w:t>
+        <w:t xml:space="preserve">-key mismatch, wrong API </w:t>
+      </w:r>
+      <w:proofErr w:type="spellStart"/>
+      <w:r>
+        <w:rPr>
+          <w:rFonts w:ascii="Times New Roman" w:hAnsi="Times New Roman" w:cs="Times New Roman"/>
+          <w:b w:val="0"/>
+          <w:bCs w:val="0"/>
+          <w:sz w:val="20"/>
+          <w:szCs w:val="20"/>
+          <w:u w:val="none"/>
+        </w:rPr>
+        <w:t>kwarg</w:t>
+      </w:r>
+      <w:proofErr w:type="spellEnd"/>
+      <w:r>
+        <w:rPr>
+          <w:rFonts w:ascii="Times New Roman" w:hAnsi="Times New Roman" w:cs="Times New Roman"/>
+          <w:b w:val="0"/>
+          <w:bCs w:val="0"/>
+          <w:sz w:val="20"/>
+          <w:szCs w:val="20"/>
+          <w:u w:val="none"/>
+        </w:rPr>
+        <w:t>) that had been returning</w:t>
+      </w:r>
+      <w:r>
+        <w:rPr>
+          <w:rFonts w:ascii="Times New Roman" w:hAnsi="Times New Roman" w:cs="Times New Roman"/>
+          <w:b w:val="0"/>
+          <w:bCs w:val="0"/>
+          <w:sz w:val="20"/>
+          <w:szCs w:val="20"/>
+          <w:u w:val="none"/>
+        </w:rPr>
+        <w:t xml:space="preserve"> </w:t>
+      </w:r>
+      <w:r>
+        <w:rPr>
+          <w:rFonts w:ascii="Times New Roman" w:hAnsi="Times New Roman" w:cs="Times New Roman"/>
+          <w:b w:val="0"/>
+          <w:bCs w:val="0"/>
+          <w:sz w:val="20"/>
+          <w:szCs w:val="20"/>
+          <w:u w:val="none"/>
+        </w:rPr>
+        <w:t>HTTP 200 with three of four models silently reporting zero for days</w:t>
+      </w:r>
+      <w:r>
+        <w:rPr>
+          <w:rFonts w:ascii="Times New Roman" w:hAnsi="Times New Roman" w:cs="Times New Roman"/>
+          <w:b w:val="0"/>
+          <w:bCs w:val="0"/>
+          <w:sz w:val="20"/>
+          <w:szCs w:val="20"/>
+          <w:u w:val="none"/>
+        </w:rPr>
+        <w:t xml:space="preserve"> </w:t>
+      </w:r>
+      <w:r>
+        <w:rPr>
+          <w:rFonts w:ascii="Times New Roman" w:hAnsi="Times New Roman" w:cs="Times New Roman"/>
+          <w:b w:val="0"/>
+          <w:bCs w:val="0"/>
+          <w:sz w:val="20"/>
+          <w:szCs w:val="20"/>
+          <w:u w:val="none"/>
+        </w:rPr>
+        <w:t>before detection.</w:t>
       </w:r>
     </w:p>
     <w:p>
@@ -1326,7 +1713,7 @@
         <w:pStyle w:val="Heading1"/>
         <w:numPr>
           <w:ilvl w:val="0"/>
-          <w:numId w:val="35"/>
+          <w:numId w:val="43"/>
         </w:numPr>
         <w:spacing w:before="3"/>
         <w:rPr>
@@ -1347,17 +1734,9 @@
           <w:szCs w:val="20"/>
           <w:u w:val="none"/>
         </w:rPr>
-        <w:t xml:space="preserve">Recalibrated ensemble decision thresholds against a 17-site live-traffic sample when the false-positive WARN rate hit ~65% on modern web pages; cut it to ~0% without losing any genuine detections. </w:t>
-      </w:r>
-    </w:p>
-    <w:p>
-      <w:pPr>
-        <w:pStyle w:val="Heading1"/>
-        <w:numPr>
-          <w:ilvl w:val="0"/>
-          <w:numId w:val="35"/>
-        </w:numPr>
-        <w:spacing w:before="3"/>
+        <w:t>Recalibrated ensemble decision thresholds against a 17-site live-traffic</w:t>
+      </w:r>
+      <w:r>
         <w:rPr>
           <w:rFonts w:ascii="Times New Roman" w:hAnsi="Times New Roman" w:cs="Times New Roman"/>
           <w:b w:val="0"/>
@@ -1366,7 +1745,8 @@
           <w:szCs w:val="20"/>
           <w:u w:val="none"/>
         </w:rPr>
-      </w:pPr>
+        <w:t xml:space="preserve"> </w:t>
+      </w:r>
       <w:r>
         <w:rPr>
           <w:rFonts w:ascii="Times New Roman" w:hAnsi="Times New Roman" w:cs="Times New Roman"/>
@@ -1376,7 +1756,7 @@
           <w:szCs w:val="20"/>
           <w:u w:val="none"/>
         </w:rPr>
-        <w:t>Built a self-healing PostgreSQL connection pool that survives Neon's</w:t>
+        <w:t>sample when the false-positive WARN rate hit ~65% on modern</w:t>
       </w:r>
       <w:r>
         <w:rPr>
@@ -1398,7 +1778,7 @@
           <w:szCs w:val="20"/>
           <w:u w:val="none"/>
         </w:rPr>
-        <w:t>managed auto-suspend and Hugging Face container restarts, eliminating</w:t>
+        <w:t>web pages;</w:t>
       </w:r>
       <w:r>
         <w:rPr>
@@ -1420,23 +1800,8 @@
           <w:szCs w:val="20"/>
           <w:u w:val="none"/>
         </w:rPr>
-        <w:t>a silent data-loss window observed during early production.</w:t>
-      </w:r>
-    </w:p>
-    <w:p>
-      <w:pPr>
-        <w:pStyle w:val="Heading1"/>
-        <w:spacing w:before="3"/>
-        <w:ind w:left="777"/>
-        <w:rPr>
-          <w:rFonts w:ascii="Times New Roman" w:hAnsi="Times New Roman" w:cs="Times New Roman"/>
-          <w:b w:val="0"/>
-          <w:bCs w:val="0"/>
-          <w:sz w:val="20"/>
-          <w:szCs w:val="20"/>
-          <w:u w:val="none"/>
-        </w:rPr>
-      </w:pPr>
+        <w:t>cut it to ~0% without losing any genuine detections.</w:t>
+      </w:r>
     </w:p>
     <w:p>
       <w:pPr>
@@ -1489,7 +1854,7 @@
         </w:rPr>
         <w:t xml:space="preserve"> </w:t>
       </w:r>
-      <w:hyperlink r:id="rId9" w:history="1">
+      <w:hyperlink r:id="rId10" w:history="1">
         <w:r>
           <w:rPr>
             <w:rStyle w:val="Hyperlink"/>
@@ -1509,7 +1874,7 @@
         <w:pStyle w:val="Heading1"/>
         <w:numPr>
           <w:ilvl w:val="0"/>
-          <w:numId w:val="37"/>
+          <w:numId w:val="43"/>
         </w:numPr>
         <w:spacing w:before="3"/>
         <w:rPr>
@@ -1519,7 +1884,6 @@
           <w:sz w:val="20"/>
           <w:szCs w:val="20"/>
           <w:u w:val="none"/>
-          <w:lang w:val="en-IN"/>
         </w:rPr>
       </w:pPr>
       <w:r>
@@ -1530,7 +1894,6 @@
           <w:sz w:val="20"/>
           <w:szCs w:val="20"/>
           <w:u w:val="none"/>
-          <w:lang w:val="en-IN"/>
         </w:rPr>
         <w:t>Built a 4-layer Java desktop app (Presentation, Navigation, Services, Data Access) backed by a 7-table MySQL schema via JDBC, covering city profiles, tourism, transport, and user accounts across 20 cities.</w:t>
       </w:r>
@@ -1540,7 +1903,7 @@
         <w:pStyle w:val="Heading1"/>
         <w:numPr>
           <w:ilvl w:val="0"/>
-          <w:numId w:val="37"/>
+          <w:numId w:val="43"/>
         </w:numPr>
         <w:spacing w:before="3"/>
         <w:rPr>
@@ -1550,7 +1913,6 @@
           <w:sz w:val="20"/>
           <w:szCs w:val="20"/>
           <w:u w:val="none"/>
-          <w:lang w:val="en-IN"/>
         </w:rPr>
       </w:pPr>
       <w:r>
@@ -1561,7 +1923,6 @@
           <w:sz w:val="20"/>
           <w:szCs w:val="20"/>
           <w:u w:val="none"/>
-          <w:lang w:val="en-IN"/>
         </w:rPr>
         <w:t>Implemented secure authentication using PBKDF2-HMAC-SHA256 (120K iterations, per-record salt, constant-time comparison); eliminated SQL injection surface via Prepared Statement on every query.</w:t>
       </w:r>
@@ -1571,7 +1932,7 @@
         <w:pStyle w:val="Heading1"/>
         <w:numPr>
           <w:ilvl w:val="0"/>
-          <w:numId w:val="37"/>
+          <w:numId w:val="43"/>
         </w:numPr>
         <w:spacing w:before="3"/>
         <w:rPr>
@@ -1581,7 +1942,6 @@
           <w:sz w:val="20"/>
           <w:szCs w:val="20"/>
           <w:u w:val="none"/>
-          <w:lang w:val="en-IN"/>
         </w:rPr>
       </w:pPr>
       <w:r>
@@ -1592,7 +1952,6 @@
           <w:sz w:val="20"/>
           <w:szCs w:val="20"/>
           <w:u w:val="none"/>
-          <w:lang w:val="en-IN"/>
         </w:rPr>
         <w:t xml:space="preserve">Designed self-bootstrapping first-run flow (auto-creates schema, seeds data, persists credentials) and packaged v1.0 as a Windows installer with bundled JRE via </w:t>
       </w:r>
@@ -1605,7 +1964,6 @@
           <w:sz w:val="20"/>
           <w:szCs w:val="20"/>
           <w:u w:val="none"/>
-          <w:lang w:val="en-IN"/>
         </w:rPr>
         <w:t>jpackage</w:t>
       </w:r>
@@ -1618,7 +1976,6 @@
           <w:sz w:val="20"/>
           <w:szCs w:val="20"/>
           <w:u w:val="none"/>
-          <w:lang w:val="en-IN"/>
         </w:rPr>
         <w:t xml:space="preserve"> — zero manual setup for end users.</w:t>
       </w:r>
@@ -1629,19 +1986,13 @@
         <w:spacing w:before="3"/>
         <w:rPr>
           <w:rFonts w:ascii="Times New Roman" w:hAnsi="Times New Roman" w:cs="Times New Roman"/>
-          <w:b w:val="0"/>
-          <w:bCs w:val="0"/>
           <w:sz w:val="20"/>
           <w:szCs w:val="20"/>
           <w:u w:val="none"/>
           <w:lang w:val="en-IN"/>
         </w:rPr>
       </w:pPr>
-    </w:p>
-    <w:p>
-      <w:pPr>
-        <w:pStyle w:val="Heading1"/>
-        <w:spacing w:before="3"/>
+      <w:r>
         <w:rPr>
           <w:rFonts w:ascii="Times New Roman" w:hAnsi="Times New Roman" w:cs="Times New Roman"/>
           <w:sz w:val="20"/>
@@ -1649,15 +2000,6 @@
           <w:u w:val="none"/>
           <w:lang w:val="en-IN"/>
         </w:rPr>
-      </w:pPr>
-      <w:r>
-        <w:rPr>
-          <w:rFonts w:ascii="Times New Roman" w:hAnsi="Times New Roman" w:cs="Times New Roman"/>
-          <w:sz w:val="20"/>
-          <w:szCs w:val="20"/>
-          <w:u w:val="none"/>
-          <w:lang w:val="en-IN"/>
-        </w:rPr>
         <w:t xml:space="preserve">Rice Leaf Disease Detection System </w:t>
       </w:r>
       <w:r>
@@ -1678,7 +2020,7 @@
         </w:rPr>
         <w:t xml:space="preserve"> </w:t>
       </w:r>
-      <w:hyperlink r:id="rId10" w:history="1">
+      <w:hyperlink r:id="rId11" w:history="1">
         <w:r>
           <w:rPr>
             <w:rStyle w:val="Hyperlink"/>
@@ -1698,7 +2040,7 @@
         <w:pStyle w:val="Heading1"/>
         <w:numPr>
           <w:ilvl w:val="0"/>
-          <w:numId w:val="29"/>
+          <w:numId w:val="43"/>
         </w:numPr>
         <w:spacing w:before="3"/>
         <w:rPr>
@@ -1708,7 +2050,6 @@
           <w:sz w:val="20"/>
           <w:szCs w:val="20"/>
           <w:u w:val="none"/>
-          <w:lang w:val="en-IN"/>
         </w:rPr>
       </w:pPr>
       <w:r>
@@ -1719,20 +2060,10 @@
           <w:sz w:val="20"/>
           <w:szCs w:val="20"/>
           <w:u w:val="none"/>
-          <w:lang w:val="en-IN"/>
-        </w:rPr>
-        <w:t xml:space="preserve">Built a two-stage ensemble of 5 models — Stage 1 (EfficientNet-B3, DenseNet-121, MobileNetV3) for 7-class triage at </w:t>
-      </w:r>
-      <w:r>
-        <w:rPr>
-          <w:rFonts w:ascii="Times New Roman" w:hAnsi="Times New Roman" w:cs="Times New Roman"/>
-          <w:sz w:val="20"/>
-          <w:szCs w:val="20"/>
-          <w:u w:val="none"/>
-          <w:lang w:val="en-IN"/>
-        </w:rPr>
-        <w:t>96.68%</w:t>
-      </w:r>
+        </w:rPr>
+        <w:t>Built a two-stage ensemble of 5 models — Stage 1 (EfficientNet-B3, DenseNet-121, MobileNetV3) for 7-class triage at 96.68% accuracy, Stage 2 (</w:t>
+      </w:r>
+      <w:proofErr w:type="spellStart"/>
       <w:r>
         <w:rPr>
           <w:rFonts w:ascii="Times New Roman" w:hAnsi="Times New Roman" w:cs="Times New Roman"/>
@@ -1741,11 +2072,10 @@
           <w:sz w:val="20"/>
           <w:szCs w:val="20"/>
           <w:u w:val="none"/>
-          <w:lang w:val="en-IN"/>
-        </w:rPr>
-        <w:t xml:space="preserve"> accuracy, Stage 2 (</w:t>
-      </w:r>
-      <w:proofErr w:type="spellStart"/>
+        </w:rPr>
+        <w:t>ViT</w:t>
+      </w:r>
+      <w:proofErr w:type="spellEnd"/>
       <w:r>
         <w:rPr>
           <w:rFonts w:ascii="Times New Roman" w:hAnsi="Times New Roman" w:cs="Times New Roman"/>
@@ -1754,11 +2084,10 @@
           <w:sz w:val="20"/>
           <w:szCs w:val="20"/>
           <w:u w:val="none"/>
-          <w:lang w:val="en-IN"/>
-        </w:rPr>
-        <w:t>ViT</w:t>
-      </w:r>
-      <w:proofErr w:type="spellEnd"/>
+        </w:rPr>
+        <w:t xml:space="preserve">-Base, </w:t>
+      </w:r>
+      <w:proofErr w:type="spellStart"/>
       <w:r>
         <w:rPr>
           <w:rFonts w:ascii="Times New Roman" w:hAnsi="Times New Roman" w:cs="Times New Roman"/>
@@ -1767,11 +2096,10 @@
           <w:sz w:val="20"/>
           <w:szCs w:val="20"/>
           <w:u w:val="none"/>
-          <w:lang w:val="en-IN"/>
-        </w:rPr>
-        <w:t xml:space="preserve">-Base, </w:t>
-      </w:r>
-      <w:proofErr w:type="spellStart"/>
+        </w:rPr>
+        <w:t>ConvNeXt</w:t>
+      </w:r>
+      <w:proofErr w:type="spellEnd"/>
       <w:r>
         <w:rPr>
           <w:rFonts w:ascii="Times New Roman" w:hAnsi="Times New Roman" w:cs="Times New Roman"/>
@@ -1780,44 +2108,8 @@
           <w:sz w:val="20"/>
           <w:szCs w:val="20"/>
           <w:u w:val="none"/>
-          <w:lang w:val="en-IN"/>
-        </w:rPr>
-        <w:t>ConvNeXt</w:t>
-      </w:r>
-      <w:proofErr w:type="spellEnd"/>
-      <w:r>
-        <w:rPr>
-          <w:rFonts w:ascii="Times New Roman" w:hAnsi="Times New Roman" w:cs="Times New Roman"/>
-          <w:b w:val="0"/>
-          <w:bCs w:val="0"/>
-          <w:sz w:val="20"/>
-          <w:szCs w:val="20"/>
-          <w:u w:val="none"/>
-          <w:lang w:val="en-IN"/>
-        </w:rPr>
-        <w:t xml:space="preserve">-Tiny) for bacterial disease refinement at </w:t>
-      </w:r>
-      <w:r>
-        <w:rPr>
-          <w:rFonts w:ascii="Times New Roman" w:hAnsi="Times New Roman" w:cs="Times New Roman"/>
-          <w:sz w:val="20"/>
-          <w:szCs w:val="20"/>
-          <w:u w:val="none"/>
-          <w:lang w:val="en-IN"/>
-        </w:rPr>
-        <w:t>98.18%</w:t>
-      </w:r>
-      <w:r>
-        <w:rPr>
-          <w:rFonts w:ascii="Times New Roman" w:hAnsi="Times New Roman" w:cs="Times New Roman"/>
-          <w:b w:val="0"/>
-          <w:bCs w:val="0"/>
-          <w:sz w:val="20"/>
-          <w:szCs w:val="20"/>
-          <w:u w:val="none"/>
-          <w:lang w:val="en-IN"/>
-        </w:rPr>
-        <w:t xml:space="preserve"> accuracy.</w:t>
+        </w:rPr>
+        <w:t>-Tiny) for bacterial disease refinement at 98.18% accuracy.</w:t>
       </w:r>
     </w:p>
     <w:p>
@@ -1825,7 +2117,7 @@
         <w:pStyle w:val="Heading1"/>
         <w:numPr>
           <w:ilvl w:val="0"/>
-          <w:numId w:val="29"/>
+          <w:numId w:val="43"/>
         </w:numPr>
         <w:spacing w:before="3"/>
         <w:rPr>
@@ -1835,7 +2127,6 @@
           <w:sz w:val="20"/>
           <w:szCs w:val="20"/>
           <w:u w:val="none"/>
-          <w:lang w:val="en-IN"/>
         </w:rPr>
       </w:pPr>
       <w:r>
@@ -1846,41 +2137,8 @@
           <w:sz w:val="20"/>
           <w:szCs w:val="20"/>
           <w:u w:val="none"/>
-          <w:lang w:val="en-IN"/>
-        </w:rPr>
-        <w:t xml:space="preserve">Optimized pipeline from 6 models to 5, reducing inference time by </w:t>
-      </w:r>
-      <w:r>
-        <w:rPr>
-          <w:rFonts w:ascii="Times New Roman" w:hAnsi="Times New Roman" w:cs="Times New Roman"/>
-          <w:sz w:val="20"/>
-          <w:szCs w:val="20"/>
-          <w:u w:val="none"/>
-          <w:lang w:val="en-IN"/>
-        </w:rPr>
-        <w:t>16%</w:t>
-      </w:r>
-      <w:r>
-        <w:rPr>
-          <w:rFonts w:ascii="Times New Roman" w:hAnsi="Times New Roman" w:cs="Times New Roman"/>
-          <w:b w:val="0"/>
-          <w:bCs w:val="0"/>
-          <w:sz w:val="20"/>
-          <w:szCs w:val="20"/>
-          <w:u w:val="none"/>
-          <w:lang w:val="en-IN"/>
-        </w:rPr>
-        <w:t xml:space="preserve"> while improving accuracy by </w:t>
-      </w:r>
-      <w:r>
-        <w:rPr>
-          <w:rFonts w:ascii="Times New Roman" w:hAnsi="Times New Roman" w:cs="Times New Roman"/>
-          <w:sz w:val="20"/>
-          <w:szCs w:val="20"/>
-          <w:u w:val="none"/>
-          <w:lang w:val="en-IN"/>
-        </w:rPr>
-        <w:t>0.91%.</w:t>
+        </w:rPr>
+        <w:t>Optimized pipeline from 6 models to 5, reducing inference time by 16% while improving accuracy by 0.91%.</w:t>
       </w:r>
     </w:p>
     <w:p>
@@ -1888,7 +2146,7 @@
         <w:pStyle w:val="Heading1"/>
         <w:numPr>
           <w:ilvl w:val="0"/>
-          <w:numId w:val="29"/>
+          <w:numId w:val="43"/>
         </w:numPr>
         <w:spacing w:before="3"/>
         <w:rPr>
@@ -1898,7 +2156,6 @@
           <w:sz w:val="20"/>
           <w:szCs w:val="20"/>
           <w:u w:val="none"/>
-          <w:lang w:val="en-IN"/>
         </w:rPr>
       </w:pPr>
       <w:r>
@@ -1909,7 +2166,6 @@
           <w:sz w:val="20"/>
           <w:szCs w:val="20"/>
           <w:u w:val="none"/>
-          <w:lang w:val="en-IN"/>
         </w:rPr>
         <w:t xml:space="preserve">Deployed end-to-end via </w:t>
       </w:r>
@@ -1922,7 +2178,6 @@
           <w:sz w:val="20"/>
           <w:szCs w:val="20"/>
           <w:u w:val="none"/>
-          <w:lang w:val="en-IN"/>
         </w:rPr>
         <w:t>PyTorch</w:t>
       </w:r>
@@ -1935,16 +2190,39 @@
           <w:sz w:val="20"/>
           <w:szCs w:val="20"/>
           <w:u w:val="none"/>
-          <w:lang w:val="en-IN"/>
-        </w:rPr>
-        <w:t xml:space="preserve"> + Flask on Hugging Face Spaces with REST API, Docker support, and sub-2s processing time.</w:t>
-      </w:r>
+        </w:rPr>
+        <w:t xml:space="preserve"> + Flask on Hugging Face Spaces with REST API, Docker support, and sub-2s processing </w:t>
+      </w:r>
+      <w:proofErr w:type="spellStart"/>
+      <w:r>
+        <w:rPr>
+          <w:rFonts w:ascii="Times New Roman" w:hAnsi="Times New Roman" w:cs="Times New Roman"/>
+          <w:b w:val="0"/>
+          <w:bCs w:val="0"/>
+          <w:sz w:val="20"/>
+          <w:szCs w:val="20"/>
+          <w:u w:val="none"/>
+        </w:rPr>
+        <w:t>time.</w:t>
+      </w:r>
+      <w:r>
+        <w:rPr>
+          <w:rFonts w:ascii="Times New Roman" w:hAnsi="Times New Roman" w:cs="Times New Roman"/>
+          <w:b w:val="0"/>
+          <w:bCs w:val="0"/>
+          <w:sz w:val="20"/>
+          <w:szCs w:val="20"/>
+          <w:u w:val="none"/>
+        </w:rPr>
+        <w:t>x</w:t>
+      </w:r>
+      <w:proofErr w:type="spellEnd"/>
     </w:p>
     <w:p>
       <w:pPr>
         <w:pStyle w:val="Heading1"/>
         <w:spacing w:before="3"/>
-        <w:ind w:left="720"/>
+        <w:ind w:left="777"/>
         <w:rPr>
           <w:rFonts w:ascii="Times New Roman" w:hAnsi="Times New Roman" w:cs="Times New Roman"/>
           <w:b w:val="0"/>
@@ -1952,7 +2230,6 @@
           <w:sz w:val="20"/>
           <w:szCs w:val="20"/>
           <w:u w:val="none"/>
-          <w:lang w:val="en-IN"/>
         </w:rPr>
       </w:pPr>
     </w:p>
@@ -1996,7 +2273,6 @@
           <w:tab w:val="left" w:pos="11282"/>
         </w:tabs>
         <w:spacing w:line="288" w:lineRule="exact"/>
-        <w:ind w:left="0"/>
         <w:rPr>
           <w:rFonts w:ascii="Times New Roman" w:hAnsi="Times New Roman" w:cs="Times New Roman"/>
           <w:sz w:val="20"/>
@@ -2022,9 +2298,16 @@
           <w:szCs w:val="20"/>
           <w:u w:val="none"/>
         </w:rPr>
-        <w:t xml:space="preserve">Python, Java, JavaScript, HTML, </w:t>
-      </w:r>
-      <w:r>
+        <w:t>Python, Java, JavaScript, TypeScript, HTML, SQL, CSS</w:t>
+      </w:r>
+    </w:p>
+    <w:p>
+      <w:pPr>
+        <w:pStyle w:val="Heading1"/>
+        <w:tabs>
+          <w:tab w:val="left" w:pos="11282"/>
+        </w:tabs>
+        <w:spacing w:line="288" w:lineRule="exact"/>
         <w:rPr>
           <w:rFonts w:ascii="Times New Roman" w:hAnsi="Times New Roman" w:cs="Times New Roman"/>
           <w:b w:val="0"/>
@@ -2033,8 +2316,17 @@
           <w:szCs w:val="20"/>
           <w:u w:val="none"/>
         </w:rPr>
-        <w:t xml:space="preserve">SQL, </w:t>
-      </w:r>
+      </w:pPr>
+      <w:r>
+        <w:rPr>
+          <w:rFonts w:ascii="Times New Roman" w:hAnsi="Times New Roman" w:cs="Times New Roman"/>
+          <w:sz w:val="20"/>
+          <w:szCs w:val="20"/>
+          <w:u w:val="none"/>
+        </w:rPr>
+        <w:t xml:space="preserve">ML/DL: </w:t>
+      </w:r>
+      <w:proofErr w:type="spellStart"/>
       <w:r>
         <w:rPr>
           <w:rFonts w:ascii="Times New Roman" w:hAnsi="Times New Roman" w:cs="Times New Roman"/>
@@ -2044,16 +2336,67 @@
           <w:szCs w:val="20"/>
           <w:u w:val="none"/>
         </w:rPr>
-        <w:t>CSS</w:t>
-      </w:r>
-      <w:r>
-        <w:rPr>
-          <w:rFonts w:ascii="Times New Roman" w:hAnsi="Times New Roman" w:cs="Times New Roman"/>
-          <w:sz w:val="20"/>
-          <w:szCs w:val="20"/>
-          <w:u w:val="none"/>
-        </w:rPr>
-        <w:t xml:space="preserve"> </w:t>
+        <w:t>PyTorch</w:t>
+      </w:r>
+      <w:proofErr w:type="spellEnd"/>
+      <w:r>
+        <w:rPr>
+          <w:rFonts w:ascii="Times New Roman" w:hAnsi="Times New Roman" w:cs="Times New Roman"/>
+          <w:b w:val="0"/>
+          <w:bCs w:val="0"/>
+          <w:sz w:val="20"/>
+          <w:szCs w:val="20"/>
+          <w:u w:val="none"/>
+        </w:rPr>
+        <w:t xml:space="preserve">, scikit-learn, </w:t>
+      </w:r>
+      <w:proofErr w:type="spellStart"/>
+      <w:r>
+        <w:rPr>
+          <w:rFonts w:ascii="Times New Roman" w:hAnsi="Times New Roman" w:cs="Times New Roman"/>
+          <w:b w:val="0"/>
+          <w:bCs w:val="0"/>
+          <w:sz w:val="20"/>
+          <w:szCs w:val="20"/>
+          <w:u w:val="none"/>
+        </w:rPr>
+        <w:t>XGBoost</w:t>
+      </w:r>
+      <w:proofErr w:type="spellEnd"/>
+      <w:r>
+        <w:rPr>
+          <w:rFonts w:ascii="Times New Roman" w:hAnsi="Times New Roman" w:cs="Times New Roman"/>
+          <w:b w:val="0"/>
+          <w:bCs w:val="0"/>
+          <w:sz w:val="20"/>
+          <w:szCs w:val="20"/>
+          <w:u w:val="none"/>
+        </w:rPr>
+        <w:t xml:space="preserve">, </w:t>
+      </w:r>
+      <w:proofErr w:type="spellStart"/>
+      <w:r>
+        <w:rPr>
+          <w:rFonts w:ascii="Times New Roman" w:hAnsi="Times New Roman" w:cs="Times New Roman"/>
+          <w:b w:val="0"/>
+          <w:bCs w:val="0"/>
+          <w:sz w:val="20"/>
+          <w:szCs w:val="20"/>
+          <w:u w:val="none"/>
+        </w:rPr>
+        <w:t>LightGBM</w:t>
+      </w:r>
+      <w:proofErr w:type="spellEnd"/>
+      <w:r>
+        <w:rPr>
+          <w:rFonts w:ascii="Times New Roman" w:hAnsi="Times New Roman" w:cs="Times New Roman"/>
+          <w:b w:val="0"/>
+          <w:bCs w:val="0"/>
+          <w:sz w:val="20"/>
+          <w:szCs w:val="20"/>
+          <w:u w:val="none"/>
+        </w:rPr>
+        <w:t>, SHAP, Pandas, NumPy</w:t>
       </w:r>
     </w:p>
     <w:p>
@@ -2063,25 +2406,6 @@
           <w:tab w:val="left" w:pos="11282"/>
         </w:tabs>
         <w:spacing w:line="288" w:lineRule="exact"/>
-        <w:ind w:left="0"/>
-        <w:rPr>
-          <w:rFonts w:ascii="Times New Roman" w:hAnsi="Times New Roman" w:cs="Times New Roman"/>
-          <w:sz w:val="20"/>
-          <w:szCs w:val="20"/>
-          <w:u w:val="none"/>
-        </w:rPr>
-      </w:pPr>
-      <w:r>
-        <w:rPr>
-          <w:rFonts w:ascii="Times New Roman" w:hAnsi="Times New Roman" w:cs="Times New Roman"/>
-          <w:sz w:val="20"/>
-          <w:szCs w:val="20"/>
-          <w:u w:val="none"/>
-        </w:rPr>
-        <w:t xml:space="preserve">ML/DL: </w:t>
-      </w:r>
-      <w:proofErr w:type="spellStart"/>
-      <w:r>
         <w:rPr>
           <w:rFonts w:ascii="Times New Roman" w:hAnsi="Times New Roman" w:cs="Times New Roman"/>
           <w:b w:val="0"/>
@@ -2090,9 +2414,17 @@
           <w:szCs w:val="20"/>
           <w:u w:val="none"/>
         </w:rPr>
-        <w:t>PyTorch</w:t>
-      </w:r>
-      <w:proofErr w:type="spellEnd"/>
+      </w:pPr>
+      <w:r>
+        <w:rPr>
+          <w:rFonts w:ascii="Times New Roman" w:hAnsi="Times New Roman" w:cs="Times New Roman"/>
+          <w:sz w:val="20"/>
+          <w:szCs w:val="20"/>
+          <w:u w:val="none"/>
+        </w:rPr>
+        <w:t xml:space="preserve">Backend &amp; Databases: </w:t>
+      </w:r>
+      <w:proofErr w:type="spellStart"/>
       <w:r>
         <w:rPr>
           <w:rFonts w:ascii="Times New Roman" w:hAnsi="Times New Roman" w:cs="Times New Roman"/>
@@ -2102,9 +2434,9 @@
           <w:szCs w:val="20"/>
           <w:u w:val="none"/>
         </w:rPr>
-        <w:t xml:space="preserve">, scikit-learn, </w:t>
-      </w:r>
-      <w:proofErr w:type="spellStart"/>
+        <w:t>FastAPI</w:t>
+      </w:r>
+      <w:proofErr w:type="spellEnd"/>
       <w:r>
         <w:rPr>
           <w:rFonts w:ascii="Times New Roman" w:hAnsi="Times New Roman" w:cs="Times New Roman"/>
@@ -2114,9 +2446,9 @@
           <w:szCs w:val="20"/>
           <w:u w:val="none"/>
         </w:rPr>
-        <w:t>XGBoost</w:t>
-      </w:r>
-      <w:proofErr w:type="spellEnd"/>
+        <w:t xml:space="preserve">, Flask, </w:t>
+      </w:r>
+      <w:proofErr w:type="spellStart"/>
       <w:r>
         <w:rPr>
           <w:rFonts w:ascii="Times New Roman" w:hAnsi="Times New Roman" w:cs="Times New Roman"/>
@@ -2126,7 +2458,43 @@
           <w:szCs w:val="20"/>
           <w:u w:val="none"/>
         </w:rPr>
-        <w:t>, Pandas, NumPy</w:t>
+        <w:t>SQLAlchemy</w:t>
+      </w:r>
+      <w:proofErr w:type="spellEnd"/>
+      <w:r>
+        <w:rPr>
+          <w:rFonts w:ascii="Times New Roman" w:hAnsi="Times New Roman" w:cs="Times New Roman"/>
+          <w:b w:val="0"/>
+          <w:bCs w:val="0"/>
+          <w:sz w:val="20"/>
+          <w:szCs w:val="20"/>
+          <w:u w:val="none"/>
+        </w:rPr>
+        <w:t xml:space="preserve">, REST APIs, JWT / </w:t>
+      </w:r>
+      <w:proofErr w:type="spellStart"/>
+      <w:r>
+        <w:rPr>
+          <w:rFonts w:ascii="Times New Roman" w:hAnsi="Times New Roman" w:cs="Times New Roman"/>
+          <w:b w:val="0"/>
+          <w:bCs w:val="0"/>
+          <w:sz w:val="20"/>
+          <w:szCs w:val="20"/>
+          <w:u w:val="none"/>
+        </w:rPr>
+        <w:t>bcrypt</w:t>
+      </w:r>
+      <w:proofErr w:type="spellEnd"/>
+      <w:r>
+        <w:rPr>
+          <w:rFonts w:ascii="Times New Roman" w:hAnsi="Times New Roman" w:cs="Times New Roman"/>
+          <w:b w:val="0"/>
+          <w:bCs w:val="0"/>
+          <w:sz w:val="20"/>
+          <w:szCs w:val="20"/>
+          <w:u w:val="none"/>
+        </w:rPr>
+        <w:t xml:space="preserve"> auth, PostgreSQL, MongoDB</w:t>
       </w:r>
     </w:p>
     <w:p>
@@ -2136,22 +2504,21 @@
           <w:tab w:val="left" w:pos="11282"/>
         </w:tabs>
         <w:spacing w:line="288" w:lineRule="exact"/>
-        <w:ind w:left="0"/>
-        <w:rPr>
-          <w:rFonts w:ascii="Times New Roman" w:hAnsi="Times New Roman" w:cs="Times New Roman"/>
-          <w:sz w:val="20"/>
-          <w:szCs w:val="20"/>
-          <w:u w:val="none"/>
-        </w:rPr>
-      </w:pPr>
-      <w:r>
-        <w:rPr>
-          <w:rFonts w:ascii="Times New Roman" w:hAnsi="Times New Roman" w:cs="Times New Roman"/>
-          <w:sz w:val="20"/>
-          <w:szCs w:val="20"/>
-          <w:u w:val="none"/>
-        </w:rPr>
-        <w:t>Backend &amp; Databases:</w:t>
+        <w:rPr>
+          <w:rFonts w:ascii="Times New Roman" w:hAnsi="Times New Roman" w:cs="Times New Roman"/>
+          <w:sz w:val="20"/>
+          <w:szCs w:val="20"/>
+          <w:u w:val="none"/>
+        </w:rPr>
+      </w:pPr>
+      <w:r>
+        <w:rPr>
+          <w:rFonts w:ascii="Times New Roman" w:hAnsi="Times New Roman" w:cs="Times New Roman"/>
+          <w:sz w:val="20"/>
+          <w:szCs w:val="20"/>
+          <w:u w:val="none"/>
+        </w:rPr>
+        <w:t xml:space="preserve">Tools &amp; Platforms: </w:t>
       </w:r>
       <w:r>
         <w:rPr>
@@ -2162,9 +2529,32 @@
           <w:szCs w:val="20"/>
           <w:u w:val="none"/>
         </w:rPr>
-        <w:t xml:space="preserve"> </w:t>
-      </w:r>
-      <w:proofErr w:type="spellStart"/>
+        <w:t>Git/GitHub, Docker, Hugging Face Spaces, GitHub Actions (CI/CD), Chrome Extension APIs (Manifest V3)</w:t>
+      </w:r>
+    </w:p>
+    <w:p>
+      <w:pPr>
+        <w:pStyle w:val="Heading1"/>
+        <w:tabs>
+          <w:tab w:val="left" w:pos="11282"/>
+        </w:tabs>
+        <w:spacing w:line="288" w:lineRule="exact"/>
+        <w:rPr>
+          <w:rFonts w:ascii="Times New Roman" w:hAnsi="Times New Roman" w:cs="Times New Roman"/>
+          <w:sz w:val="20"/>
+          <w:szCs w:val="20"/>
+          <w:u w:val="none"/>
+        </w:rPr>
+      </w:pPr>
+      <w:r>
+        <w:rPr>
+          <w:rFonts w:ascii="Times New Roman" w:hAnsi="Times New Roman" w:cs="Times New Roman"/>
+          <w:sz w:val="20"/>
+          <w:szCs w:val="20"/>
+          <w:u w:val="none"/>
+        </w:rPr>
+        <w:t xml:space="preserve">Core Concepts: </w:t>
+      </w:r>
       <w:r>
         <w:rPr>
           <w:rFonts w:ascii="Times New Roman" w:hAnsi="Times New Roman" w:cs="Times New Roman"/>
@@ -2174,28 +2564,7 @@
           <w:szCs w:val="20"/>
           <w:u w:val="none"/>
         </w:rPr>
-        <w:t>FastAPI</w:t>
-      </w:r>
-      <w:proofErr w:type="spellEnd"/>
-      <w:r>
-        <w:rPr>
-          <w:rFonts w:ascii="Times New Roman" w:hAnsi="Times New Roman" w:cs="Times New Roman"/>
-          <w:b w:val="0"/>
-          <w:bCs w:val="0"/>
-          <w:sz w:val="20"/>
-          <w:szCs w:val="20"/>
-          <w:u w:val="none"/>
-        </w:rPr>
-        <w:t>, Flask, REST APIs, PostgreSQL, MongoDB</w:t>
-      </w:r>
-      <w:r>
-        <w:rPr>
-          <w:rFonts w:ascii="Times New Roman" w:hAnsi="Times New Roman" w:cs="Times New Roman"/>
-          <w:sz w:val="20"/>
-          <w:szCs w:val="20"/>
-          <w:u w:val="none"/>
-        </w:rPr>
-        <w:t xml:space="preserve"> </w:t>
+        <w:t>Data Structures, Algorithms, OOP, Version Control, Model Deployment, Feature Engineering, Model Calibration, Multi-tenancy</w:t>
       </w:r>
     </w:p>
     <w:p>
@@ -2205,36 +2574,13 @@
           <w:tab w:val="left" w:pos="11282"/>
         </w:tabs>
         <w:spacing w:line="288" w:lineRule="exact"/>
-        <w:ind w:left="0"/>
-        <w:rPr>
-          <w:rFonts w:ascii="Times New Roman" w:hAnsi="Times New Roman" w:cs="Times New Roman"/>
-          <w:b w:val="0"/>
-          <w:bCs w:val="0"/>
-          <w:sz w:val="20"/>
-          <w:szCs w:val="20"/>
-          <w:u w:val="none"/>
-        </w:rPr>
-      </w:pPr>
-      <w:r>
-        <w:rPr>
-          <w:rFonts w:ascii="Times New Roman" w:hAnsi="Times New Roman" w:cs="Times New Roman"/>
-          <w:sz w:val="20"/>
-          <w:szCs w:val="20"/>
-          <w:u w:val="none"/>
-        </w:rPr>
-        <w:t xml:space="preserve">Tools &amp; Platforms: </w:t>
-      </w:r>
-      <w:r>
-        <w:rPr>
-          <w:rFonts w:ascii="Times New Roman" w:hAnsi="Times New Roman" w:cs="Times New Roman"/>
-          <w:b w:val="0"/>
-          <w:bCs w:val="0"/>
-          <w:sz w:val="20"/>
-          <w:szCs w:val="20"/>
-          <w:u w:val="none"/>
-        </w:rPr>
-        <w:t>Git/GitHub, Docker, Hugging Face, Chrome Extension APIs (Manifest V3)</w:t>
-      </w:r>
+        <w:rPr>
+          <w:rFonts w:ascii="Times New Roman" w:hAnsi="Times New Roman" w:cs="Times New Roman"/>
+          <w:sz w:val="20"/>
+          <w:szCs w:val="20"/>
+          <w:u w:val="none"/>
+        </w:rPr>
+      </w:pPr>
     </w:p>
     <w:p>
       <w:pPr>
@@ -2243,34 +2589,13 @@
           <w:tab w:val="left" w:pos="11282"/>
         </w:tabs>
         <w:spacing w:line="288" w:lineRule="exact"/>
-        <w:ind w:left="0"/>
-        <w:rPr>
-          <w:rFonts w:ascii="Times New Roman" w:hAnsi="Times New Roman" w:cs="Times New Roman"/>
-          <w:sz w:val="20"/>
-          <w:szCs w:val="20"/>
-          <w:u w:val="none"/>
-        </w:rPr>
-      </w:pPr>
-      <w:r>
-        <w:rPr>
-          <w:rFonts w:ascii="Times New Roman" w:hAnsi="Times New Roman" w:cs="Times New Roman"/>
-          <w:sz w:val="20"/>
-          <w:szCs w:val="20"/>
-          <w:u w:val="none"/>
-        </w:rPr>
-        <w:t xml:space="preserve">Core Concepts: </w:t>
-      </w:r>
-      <w:r>
-        <w:rPr>
-          <w:rFonts w:ascii="Times New Roman" w:hAnsi="Times New Roman" w:cs="Times New Roman"/>
-          <w:b w:val="0"/>
-          <w:bCs w:val="0"/>
-          <w:sz w:val="20"/>
-          <w:szCs w:val="20"/>
-          <w:u w:val="none"/>
-        </w:rPr>
-        <w:t>Data Structures, Algorithms, OOP, Version Control, Model Deployment, Feature Engineering</w:t>
-      </w:r>
+        <w:rPr>
+          <w:rFonts w:ascii="Times New Roman" w:hAnsi="Times New Roman" w:cs="Times New Roman"/>
+          <w:sz w:val="20"/>
+          <w:szCs w:val="20"/>
+          <w:u w:val="none"/>
+        </w:rPr>
+      </w:pPr>
     </w:p>
     <w:p>
       <w:pPr>
@@ -2485,20 +2810,6 @@
         </w:rPr>
         <w:t>Coordinated education and environment awareness drives across 30+ communities, conducting 150+ field surveys.</w:t>
       </w:r>
-    </w:p>
-    <w:p>
-      <w:pPr>
-        <w:tabs>
-          <w:tab w:val="left" w:pos="11282"/>
-        </w:tabs>
-        <w:spacing w:line="285" w:lineRule="exact"/>
-        <w:rPr>
-          <w:rFonts w:ascii="Times New Roman" w:hAnsi="Times New Roman" w:cs="Times New Roman"/>
-          <w:sz w:val="20"/>
-          <w:szCs w:val="20"/>
-          <w:lang w:val="en-IN"/>
-        </w:rPr>
-      </w:pPr>
     </w:p>
     <w:sectPr>
       <w:type w:val="continuous"/>
@@ -2960,6 +3271,231 @@
     </w:lvl>
   </w:abstractNum>
   <w:abstractNum w:abstractNumId="3" w15:restartNumberingAfterBreak="0">
+    <w:nsid w:val="1E3D4D7F"/>
+    <w:multiLevelType w:val="hybridMultilevel"/>
+    <w:tmpl w:val="6AA24558"/>
+    <w:lvl w:ilvl="0" w:tplc="40090001">
+      <w:start w:val="1"/>
+      <w:numFmt w:val="bullet"/>
+      <w:lvlText w:val=""/>
+      <w:lvlJc w:val="left"/>
+      <w:pPr>
+        <w:ind w:left="720" w:hanging="360"/>
+      </w:pPr>
+      <w:rPr>
+        <w:rFonts w:ascii="Symbol" w:hAnsi="Symbol" w:hint="default"/>
+      </w:rPr>
+    </w:lvl>
+    <w:lvl w:ilvl="1" w:tplc="40090003" w:tentative="1">
+      <w:start w:val="1"/>
+      <w:numFmt w:val="bullet"/>
+      <w:lvlText w:val="o"/>
+      <w:lvlJc w:val="left"/>
+      <w:pPr>
+        <w:ind w:left="1440" w:hanging="360"/>
+      </w:pPr>
+      <w:rPr>
+        <w:rFonts w:ascii="Courier New" w:hAnsi="Courier New" w:cs="Courier New" w:hint="default"/>
+      </w:rPr>
+    </w:lvl>
+    <w:lvl w:ilvl="2" w:tplc="40090005" w:tentative="1">
+      <w:start w:val="1"/>
+      <w:numFmt w:val="bullet"/>
+      <w:lvlText w:val=""/>
+      <w:lvlJc w:val="left"/>
+      <w:pPr>
+        <w:ind w:left="2160" w:hanging="360"/>
+      </w:pPr>
+      <w:rPr>
+        <w:rFonts w:ascii="Wingdings" w:hAnsi="Wingdings" w:hint="default"/>
+      </w:rPr>
+    </w:lvl>
+    <w:lvl w:ilvl="3" w:tplc="40090001" w:tentative="1">
+      <w:start w:val="1"/>
+      <w:numFmt w:val="bullet"/>
+      <w:lvlText w:val=""/>
+      <w:lvlJc w:val="left"/>
+      <w:pPr>
+        <w:ind w:left="2880" w:hanging="360"/>
+      </w:pPr>
+      <w:rPr>
+        <w:rFonts w:ascii="Symbol" w:hAnsi="Symbol" w:hint="default"/>
+      </w:rPr>
+    </w:lvl>
+    <w:lvl w:ilvl="4" w:tplc="40090003" w:tentative="1">
+      <w:start w:val="1"/>
+      <w:numFmt w:val="bullet"/>
+      <w:lvlText w:val="o"/>
+      <w:lvlJc w:val="left"/>
+      <w:pPr>
+        <w:ind w:left="3600" w:hanging="360"/>
+      </w:pPr>
+      <w:rPr>
+        <w:rFonts w:ascii="Courier New" w:hAnsi="Courier New" w:cs="Courier New" w:hint="default"/>
+      </w:rPr>
+    </w:lvl>
+    <w:lvl w:ilvl="5" w:tplc="40090005" w:tentative="1">
+      <w:start w:val="1"/>
+      <w:numFmt w:val="bullet"/>
+      <w:lvlText w:val=""/>
+      <w:lvlJc w:val="left"/>
+      <w:pPr>
+        <w:ind w:left="4320" w:hanging="360"/>
+      </w:pPr>
+      <w:rPr>
+        <w:rFonts w:ascii="Wingdings" w:hAnsi="Wingdings" w:hint="default"/>
+      </w:rPr>
+    </w:lvl>
+    <w:lvl w:ilvl="6" w:tplc="40090001" w:tentative="1">
+      <w:start w:val="1"/>
+      <w:numFmt w:val="bullet"/>
+      <w:lvlText w:val=""/>
+      <w:lvlJc w:val="left"/>
+      <w:pPr>
+        <w:ind w:left="5040" w:hanging="360"/>
+      </w:pPr>
+      <w:rPr>
+        <w:rFonts w:ascii="Symbol" w:hAnsi="Symbol" w:hint="default"/>
+      </w:rPr>
+    </w:lvl>
+    <w:lvl w:ilvl="7" w:tplc="40090003" w:tentative="1">
+      <w:start w:val="1"/>
+      <w:numFmt w:val="bullet"/>
+      <w:lvlText w:val="o"/>
+      <w:lvlJc w:val="left"/>
+      <w:pPr>
+        <w:ind w:left="5760" w:hanging="360"/>
+      </w:pPr>
+      <w:rPr>
+        <w:rFonts w:ascii="Courier New" w:hAnsi="Courier New" w:cs="Courier New" w:hint="default"/>
+      </w:rPr>
+    </w:lvl>
+    <w:lvl w:ilvl="8" w:tplc="40090005" w:tentative="1">
+      <w:start w:val="1"/>
+      <w:numFmt w:val="bullet"/>
+      <w:lvlText w:val=""/>
+      <w:lvlJc w:val="left"/>
+      <w:pPr>
+        <w:ind w:left="6480" w:hanging="360"/>
+      </w:pPr>
+      <w:rPr>
+        <w:rFonts w:ascii="Wingdings" w:hAnsi="Wingdings" w:hint="default"/>
+      </w:rPr>
+    </w:lvl>
+  </w:abstractNum>
+  <w:abstractNum w:abstractNumId="4" w15:restartNumberingAfterBreak="0">
+    <w:nsid w:val="1FC45680"/>
+    <w:multiLevelType w:val="hybridMultilevel"/>
+    <w:tmpl w:val="B1A6B372"/>
+    <w:lvl w:ilvl="0" w:tplc="9ACE645C">
+      <w:numFmt w:val="bullet"/>
+      <w:lvlText w:val="-"/>
+      <w:lvlJc w:val="left"/>
+      <w:pPr>
+        <w:ind w:left="417" w:hanging="360"/>
+      </w:pPr>
+      <w:rPr>
+        <w:rFonts w:ascii="Times New Roman" w:eastAsia="Book Antiqua" w:hAnsi="Times New Roman" w:cs="Times New Roman" w:hint="default"/>
+      </w:rPr>
+    </w:lvl>
+    <w:lvl w:ilvl="1" w:tplc="40090003" w:tentative="1">
+      <w:start w:val="1"/>
+      <w:numFmt w:val="bullet"/>
+      <w:lvlText w:val="o"/>
+      <w:lvlJc w:val="left"/>
+      <w:pPr>
+        <w:ind w:left="1137" w:hanging="360"/>
+      </w:pPr>
+      <w:rPr>
+        <w:rFonts w:ascii="Courier New" w:hAnsi="Courier New" w:cs="Courier New" w:hint="default"/>
+      </w:rPr>
+    </w:lvl>
+    <w:lvl w:ilvl="2" w:tplc="40090005" w:tentative="1">
+      <w:start w:val="1"/>
+      <w:numFmt w:val="bullet"/>
+      <w:lvlText w:val=""/>
+      <w:lvlJc w:val="left"/>
+      <w:pPr>
+        <w:ind w:left="1857" w:hanging="360"/>
+      </w:pPr>
+      <w:rPr>
+        <w:rFonts w:ascii="Wingdings" w:hAnsi="Wingdings" w:hint="default"/>
+      </w:rPr>
+    </w:lvl>
+    <w:lvl w:ilvl="3" w:tplc="40090001" w:tentative="1">
+      <w:start w:val="1"/>
+      <w:numFmt w:val="bullet"/>
+      <w:lvlText w:val=""/>
+      <w:lvlJc w:val="left"/>
+      <w:pPr>
+        <w:ind w:left="2577" w:hanging="360"/>
+      </w:pPr>
+      <w:rPr>
+        <w:rFonts w:ascii="Symbol" w:hAnsi="Symbol" w:hint="default"/>
+      </w:rPr>
+    </w:lvl>
+    <w:lvl w:ilvl="4" w:tplc="40090003" w:tentative="1">
+      <w:start w:val="1"/>
+      <w:numFmt w:val="bullet"/>
+      <w:lvlText w:val="o"/>
+      <w:lvlJc w:val="left"/>
+      <w:pPr>
+        <w:ind w:left="3297" w:hanging="360"/>
+      </w:pPr>
+      <w:rPr>
+        <w:rFonts w:ascii="Courier New" w:hAnsi="Courier New" w:cs="Courier New" w:hint="default"/>
+      </w:rPr>
+    </w:lvl>
+    <w:lvl w:ilvl="5" w:tplc="40090005" w:tentative="1">
+      <w:start w:val="1"/>
+      <w:numFmt w:val="bullet"/>
+      <w:lvlText w:val=""/>
+      <w:lvlJc w:val="left"/>
+      <w:pPr>
+        <w:ind w:left="4017" w:hanging="360"/>
+      </w:pPr>
+      <w:rPr>
+        <w:rFonts w:ascii="Wingdings" w:hAnsi="Wingdings" w:hint="default"/>
+      </w:rPr>
+    </w:lvl>
+    <w:lvl w:ilvl="6" w:tplc="40090001" w:tentative="1">
+      <w:start w:val="1"/>
+      <w:numFmt w:val="bullet"/>
+      <w:lvlText w:val=""/>
+      <w:lvlJc w:val="left"/>
+      <w:pPr>
+        <w:ind w:left="4737" w:hanging="360"/>
+      </w:pPr>
+      <w:rPr>
+        <w:rFonts w:ascii="Symbol" w:hAnsi="Symbol" w:hint="default"/>
+      </w:rPr>
+    </w:lvl>
+    <w:lvl w:ilvl="7" w:tplc="40090003" w:tentative="1">
+      <w:start w:val="1"/>
+      <w:numFmt w:val="bullet"/>
+      <w:lvlText w:val="o"/>
+      <w:lvlJc w:val="left"/>
+      <w:pPr>
+        <w:ind w:left="5457" w:hanging="360"/>
+      </w:pPr>
+      <w:rPr>
+        <w:rFonts w:ascii="Courier New" w:hAnsi="Courier New" w:cs="Courier New" w:hint="default"/>
+      </w:rPr>
+    </w:lvl>
+    <w:lvl w:ilvl="8" w:tplc="40090005" w:tentative="1">
+      <w:start w:val="1"/>
+      <w:numFmt w:val="bullet"/>
+      <w:lvlText w:val=""/>
+      <w:lvlJc w:val="left"/>
+      <w:pPr>
+        <w:ind w:left="6177" w:hanging="360"/>
+      </w:pPr>
+      <w:rPr>
+        <w:rFonts w:ascii="Wingdings" w:hAnsi="Wingdings" w:hint="default"/>
+      </w:rPr>
+    </w:lvl>
+  </w:abstractNum>
+  <w:abstractNum w:abstractNumId="5" w15:restartNumberingAfterBreak="0">
     <w:nsid w:val="22A5450D"/>
     <w:multiLevelType w:val="multilevel"/>
     <w:tmpl w:val="E1BC87D6"/>
@@ -3108,7 +3644,120 @@
       </w:rPr>
     </w:lvl>
   </w:abstractNum>
-  <w:abstractNum w:abstractNumId="4" w15:restartNumberingAfterBreak="0">
+  <w:abstractNum w:abstractNumId="6" w15:restartNumberingAfterBreak="0">
+    <w:nsid w:val="22A96B46"/>
+    <w:multiLevelType w:val="hybridMultilevel"/>
+    <w:tmpl w:val="3EA80D40"/>
+    <w:lvl w:ilvl="0" w:tplc="40090001">
+      <w:start w:val="1"/>
+      <w:numFmt w:val="bullet"/>
+      <w:lvlText w:val=""/>
+      <w:lvlJc w:val="left"/>
+      <w:pPr>
+        <w:ind w:left="720" w:hanging="360"/>
+      </w:pPr>
+      <w:rPr>
+        <w:rFonts w:ascii="Symbol" w:hAnsi="Symbol" w:hint="default"/>
+      </w:rPr>
+    </w:lvl>
+    <w:lvl w:ilvl="1" w:tplc="40090003" w:tentative="1">
+      <w:start w:val="1"/>
+      <w:numFmt w:val="bullet"/>
+      <w:lvlText w:val="o"/>
+      <w:lvlJc w:val="left"/>
+      <w:pPr>
+        <w:ind w:left="1440" w:hanging="360"/>
+      </w:pPr>
+      <w:rPr>
+        <w:rFonts w:ascii="Courier New" w:hAnsi="Courier New" w:cs="Courier New" w:hint="default"/>
+      </w:rPr>
+    </w:lvl>
+    <w:lvl w:ilvl="2" w:tplc="40090005" w:tentative="1">
+      <w:start w:val="1"/>
+      <w:numFmt w:val="bullet"/>
+      <w:lvlText w:val=""/>
+      <w:lvlJc w:val="left"/>
+      <w:pPr>
+        <w:ind w:left="2160" w:hanging="360"/>
+      </w:pPr>
+      <w:rPr>
+        <w:rFonts w:ascii="Wingdings" w:hAnsi="Wingdings" w:hint="default"/>
+      </w:rPr>
+    </w:lvl>
+    <w:lvl w:ilvl="3" w:tplc="40090001" w:tentative="1">
+      <w:start w:val="1"/>
+      <w:numFmt w:val="bullet"/>
+      <w:lvlText w:val=""/>
+      <w:lvlJc w:val="left"/>
+      <w:pPr>
+        <w:ind w:left="2880" w:hanging="360"/>
+      </w:pPr>
+      <w:rPr>
+        <w:rFonts w:ascii="Symbol" w:hAnsi="Symbol" w:hint="default"/>
+      </w:rPr>
+    </w:lvl>
+    <w:lvl w:ilvl="4" w:tplc="40090003" w:tentative="1">
+      <w:start w:val="1"/>
+      <w:numFmt w:val="bullet"/>
+      <w:lvlText w:val="o"/>
+      <w:lvlJc w:val="left"/>
+      <w:pPr>
+        <w:ind w:left="3600" w:hanging="360"/>
+      </w:pPr>
+      <w:rPr>
+        <w:rFonts w:ascii="Courier New" w:hAnsi="Courier New" w:cs="Courier New" w:hint="default"/>
+      </w:rPr>
+    </w:lvl>
+    <w:lvl w:ilvl="5" w:tplc="40090005" w:tentative="1">
+      <w:start w:val="1"/>
+      <w:numFmt w:val="bullet"/>
+      <w:lvlText w:val=""/>
+      <w:lvlJc w:val="left"/>
+      <w:pPr>
+        <w:ind w:left="4320" w:hanging="360"/>
+      </w:pPr>
+      <w:rPr>
+        <w:rFonts w:ascii="Wingdings" w:hAnsi="Wingdings" w:hint="default"/>
+      </w:rPr>
+    </w:lvl>
+    <w:lvl w:ilvl="6" w:tplc="40090001" w:tentative="1">
+      <w:start w:val="1"/>
+      <w:numFmt w:val="bullet"/>
+      <w:lvlText w:val=""/>
+      <w:lvlJc w:val="left"/>
+      <w:pPr>
+        <w:ind w:left="5040" w:hanging="360"/>
+      </w:pPr>
+      <w:rPr>
+        <w:rFonts w:ascii="Symbol" w:hAnsi="Symbol" w:hint="default"/>
+      </w:rPr>
+    </w:lvl>
+    <w:lvl w:ilvl="7" w:tplc="40090003" w:tentative="1">
+      <w:start w:val="1"/>
+      <w:numFmt w:val="bullet"/>
+      <w:lvlText w:val="o"/>
+      <w:lvlJc w:val="left"/>
+      <w:pPr>
+        <w:ind w:left="5760" w:hanging="360"/>
+      </w:pPr>
+      <w:rPr>
+        <w:rFonts w:ascii="Courier New" w:hAnsi="Courier New" w:cs="Courier New" w:hint="default"/>
+      </w:rPr>
+    </w:lvl>
+    <w:lvl w:ilvl="8" w:tplc="40090005" w:tentative="1">
+      <w:start w:val="1"/>
+      <w:numFmt w:val="bullet"/>
+      <w:lvlText w:val=""/>
+      <w:lvlJc w:val="left"/>
+      <w:pPr>
+        <w:ind w:left="6480" w:hanging="360"/>
+      </w:pPr>
+      <w:rPr>
+        <w:rFonts w:ascii="Wingdings" w:hAnsi="Wingdings" w:hint="default"/>
+      </w:rPr>
+    </w:lvl>
+  </w:abstractNum>
+  <w:abstractNum w:abstractNumId="7" w15:restartNumberingAfterBreak="0">
     <w:nsid w:val="23F51F6D"/>
     <w:multiLevelType w:val="hybridMultilevel"/>
     <w:tmpl w:val="A57CFA90"/>
@@ -3221,7 +3870,7 @@
       </w:rPr>
     </w:lvl>
   </w:abstractNum>
-  <w:abstractNum w:abstractNumId="5" w15:restartNumberingAfterBreak="0">
+  <w:abstractNum w:abstractNumId="8" w15:restartNumberingAfterBreak="0">
     <w:nsid w:val="247A0F3C"/>
     <w:multiLevelType w:val="multilevel"/>
     <w:tmpl w:val="679E84EE"/>
@@ -3370,7 +4019,7 @@
       </w:rPr>
     </w:lvl>
   </w:abstractNum>
-  <w:abstractNum w:abstractNumId="6" w15:restartNumberingAfterBreak="0">
+  <w:abstractNum w:abstractNumId="9" w15:restartNumberingAfterBreak="0">
     <w:nsid w:val="25D63D01"/>
     <w:multiLevelType w:val="multilevel"/>
     <w:tmpl w:val="19343C20"/>
@@ -3519,7 +4168,7 @@
       </w:rPr>
     </w:lvl>
   </w:abstractNum>
-  <w:abstractNum w:abstractNumId="7" w15:restartNumberingAfterBreak="0">
+  <w:abstractNum w:abstractNumId="10" w15:restartNumberingAfterBreak="0">
     <w:nsid w:val="31E27434"/>
     <w:multiLevelType w:val="multilevel"/>
     <w:tmpl w:val="639A88D4"/>
@@ -3668,7 +4317,7 @@
       </w:rPr>
     </w:lvl>
   </w:abstractNum>
-  <w:abstractNum w:abstractNumId="8" w15:restartNumberingAfterBreak="0">
+  <w:abstractNum w:abstractNumId="11" w15:restartNumberingAfterBreak="0">
     <w:nsid w:val="372121C0"/>
     <w:multiLevelType w:val="hybridMultilevel"/>
     <w:tmpl w:val="F8AA22F8"/>
@@ -3798,7 +4447,7 @@
       </w:rPr>
     </w:lvl>
   </w:abstractNum>
-  <w:abstractNum w:abstractNumId="9" w15:restartNumberingAfterBreak="0">
+  <w:abstractNum w:abstractNumId="12" w15:restartNumberingAfterBreak="0">
     <w:nsid w:val="375F77C9"/>
     <w:multiLevelType w:val="hybridMultilevel"/>
     <w:tmpl w:val="6E1205D0"/>
@@ -3911,7 +4560,7 @@
       </w:rPr>
     </w:lvl>
   </w:abstractNum>
-  <w:abstractNum w:abstractNumId="10" w15:restartNumberingAfterBreak="0">
+  <w:abstractNum w:abstractNumId="13" w15:restartNumberingAfterBreak="0">
     <w:nsid w:val="39037A7A"/>
     <w:multiLevelType w:val="multilevel"/>
     <w:tmpl w:val="E1BC87D6"/>
@@ -4060,7 +4709,7 @@
       </w:rPr>
     </w:lvl>
   </w:abstractNum>
-  <w:abstractNum w:abstractNumId="11" w15:restartNumberingAfterBreak="0">
+  <w:abstractNum w:abstractNumId="14" w15:restartNumberingAfterBreak="0">
     <w:nsid w:val="3A342FB5"/>
     <w:multiLevelType w:val="multilevel"/>
     <w:tmpl w:val="D5187D58"/>
@@ -4209,7 +4858,7 @@
       </w:rPr>
     </w:lvl>
   </w:abstractNum>
-  <w:abstractNum w:abstractNumId="12" w15:restartNumberingAfterBreak="0">
+  <w:abstractNum w:abstractNumId="15" w15:restartNumberingAfterBreak="0">
     <w:nsid w:val="3A8D61BB"/>
     <w:multiLevelType w:val="multilevel"/>
     <w:tmpl w:val="35321806"/>
@@ -4358,7 +5007,7 @@
       </w:rPr>
     </w:lvl>
   </w:abstractNum>
-  <w:abstractNum w:abstractNumId="13" w15:restartNumberingAfterBreak="0">
+  <w:abstractNum w:abstractNumId="16" w15:restartNumberingAfterBreak="0">
     <w:nsid w:val="3E7B3B33"/>
     <w:multiLevelType w:val="multilevel"/>
     <w:tmpl w:val="B0E243D6"/>
@@ -4507,7 +5156,120 @@
       </w:rPr>
     </w:lvl>
   </w:abstractNum>
-  <w:abstractNum w:abstractNumId="14" w15:restartNumberingAfterBreak="0">
+  <w:abstractNum w:abstractNumId="17" w15:restartNumberingAfterBreak="0">
+    <w:nsid w:val="3F317AFC"/>
+    <w:multiLevelType w:val="hybridMultilevel"/>
+    <w:tmpl w:val="F4248B90"/>
+    <w:lvl w:ilvl="0" w:tplc="40090001">
+      <w:start w:val="1"/>
+      <w:numFmt w:val="bullet"/>
+      <w:lvlText w:val=""/>
+      <w:lvlJc w:val="left"/>
+      <w:pPr>
+        <w:ind w:left="777" w:hanging="360"/>
+      </w:pPr>
+      <w:rPr>
+        <w:rFonts w:ascii="Symbol" w:hAnsi="Symbol" w:hint="default"/>
+      </w:rPr>
+    </w:lvl>
+    <w:lvl w:ilvl="1" w:tplc="40090003" w:tentative="1">
+      <w:start w:val="1"/>
+      <w:numFmt w:val="bullet"/>
+      <w:lvlText w:val="o"/>
+      <w:lvlJc w:val="left"/>
+      <w:pPr>
+        <w:ind w:left="1497" w:hanging="360"/>
+      </w:pPr>
+      <w:rPr>
+        <w:rFonts w:ascii="Courier New" w:hAnsi="Courier New" w:cs="Courier New" w:hint="default"/>
+      </w:rPr>
+    </w:lvl>
+    <w:lvl w:ilvl="2" w:tplc="40090005" w:tentative="1">
+      <w:start w:val="1"/>
+      <w:numFmt w:val="bullet"/>
+      <w:lvlText w:val=""/>
+      <w:lvlJc w:val="left"/>
+      <w:pPr>
+        <w:ind w:left="2217" w:hanging="360"/>
+      </w:pPr>
+      <w:rPr>
+        <w:rFonts w:ascii="Wingdings" w:hAnsi="Wingdings" w:hint="default"/>
+      </w:rPr>
+    </w:lvl>
+    <w:lvl w:ilvl="3" w:tplc="40090001" w:tentative="1">
+      <w:start w:val="1"/>
+      <w:numFmt w:val="bullet"/>
+      <w:lvlText w:val=""/>
+      <w:lvlJc w:val="left"/>
+      <w:pPr>
+        <w:ind w:left="2937" w:hanging="360"/>
+      </w:pPr>
+      <w:rPr>
+        <w:rFonts w:ascii="Symbol" w:hAnsi="Symbol" w:hint="default"/>
+      </w:rPr>
+    </w:lvl>
+    <w:lvl w:ilvl="4" w:tplc="40090003" w:tentative="1">
+      <w:start w:val="1"/>
+      <w:numFmt w:val="bullet"/>
+      <w:lvlText w:val="o"/>
+      <w:lvlJc w:val="left"/>
+      <w:pPr>
+        <w:ind w:left="3657" w:hanging="360"/>
+      </w:pPr>
+      <w:rPr>
+        <w:rFonts w:ascii="Courier New" w:hAnsi="Courier New" w:cs="Courier New" w:hint="default"/>
+      </w:rPr>
+    </w:lvl>
+    <w:lvl w:ilvl="5" w:tplc="40090005" w:tentative="1">
+      <w:start w:val="1"/>
+      <w:numFmt w:val="bullet"/>
+      <w:lvlText w:val=""/>
+      <w:lvlJc w:val="left"/>
+      <w:pPr>
+        <w:ind w:left="4377" w:hanging="360"/>
+      </w:pPr>
+      <w:rPr>
+        <w:rFonts w:ascii="Wingdings" w:hAnsi="Wingdings" w:hint="default"/>
+      </w:rPr>
+    </w:lvl>
+    <w:lvl w:ilvl="6" w:tplc="40090001" w:tentative="1">
+      <w:start w:val="1"/>
+      <w:numFmt w:val="bullet"/>
+      <w:lvlText w:val=""/>
+      <w:lvlJc w:val="left"/>
+      <w:pPr>
+        <w:ind w:left="5097" w:hanging="360"/>
+      </w:pPr>
+      <w:rPr>
+        <w:rFonts w:ascii="Symbol" w:hAnsi="Symbol" w:hint="default"/>
+      </w:rPr>
+    </w:lvl>
+    <w:lvl w:ilvl="7" w:tplc="40090003" w:tentative="1">
+      <w:start w:val="1"/>
+      <w:numFmt w:val="bullet"/>
+      <w:lvlText w:val="o"/>
+      <w:lvlJc w:val="left"/>
+      <w:pPr>
+        <w:ind w:left="5817" w:hanging="360"/>
+      </w:pPr>
+      <w:rPr>
+        <w:rFonts w:ascii="Courier New" w:hAnsi="Courier New" w:cs="Courier New" w:hint="default"/>
+      </w:rPr>
+    </w:lvl>
+    <w:lvl w:ilvl="8" w:tplc="40090005" w:tentative="1">
+      <w:start w:val="1"/>
+      <w:numFmt w:val="bullet"/>
+      <w:lvlText w:val=""/>
+      <w:lvlJc w:val="left"/>
+      <w:pPr>
+        <w:ind w:left="6537" w:hanging="360"/>
+      </w:pPr>
+      <w:rPr>
+        <w:rFonts w:ascii="Wingdings" w:hAnsi="Wingdings" w:hint="default"/>
+      </w:rPr>
+    </w:lvl>
+  </w:abstractNum>
+  <w:abstractNum w:abstractNumId="18" w15:restartNumberingAfterBreak="0">
     <w:nsid w:val="40D44875"/>
     <w:multiLevelType w:val="multilevel"/>
     <w:tmpl w:val="E1BC87D6"/>
@@ -4656,7 +5418,7 @@
       </w:rPr>
     </w:lvl>
   </w:abstractNum>
-  <w:abstractNum w:abstractNumId="15" w15:restartNumberingAfterBreak="0">
+  <w:abstractNum w:abstractNumId="19" w15:restartNumberingAfterBreak="0">
     <w:nsid w:val="449C52F6"/>
     <w:multiLevelType w:val="hybridMultilevel"/>
     <w:tmpl w:val="E006D142"/>
@@ -4769,7 +5531,7 @@
       </w:rPr>
     </w:lvl>
   </w:abstractNum>
-  <w:abstractNum w:abstractNumId="16" w15:restartNumberingAfterBreak="0">
+  <w:abstractNum w:abstractNumId="20" w15:restartNumberingAfterBreak="0">
     <w:nsid w:val="47194DD8"/>
     <w:multiLevelType w:val="hybridMultilevel"/>
     <w:tmpl w:val="EB6E99EC"/>
@@ -4882,7 +5644,7 @@
       </w:rPr>
     </w:lvl>
   </w:abstractNum>
-  <w:abstractNum w:abstractNumId="17" w15:restartNumberingAfterBreak="0">
+  <w:abstractNum w:abstractNumId="21" w15:restartNumberingAfterBreak="0">
     <w:nsid w:val="4B164E8F"/>
     <w:multiLevelType w:val="hybridMultilevel"/>
     <w:tmpl w:val="26607980"/>
@@ -4995,7 +5757,7 @@
       </w:rPr>
     </w:lvl>
   </w:abstractNum>
-  <w:abstractNum w:abstractNumId="18" w15:restartNumberingAfterBreak="0">
+  <w:abstractNum w:abstractNumId="22" w15:restartNumberingAfterBreak="0">
     <w:nsid w:val="50B275B8"/>
     <w:multiLevelType w:val="multilevel"/>
     <w:tmpl w:val="E124A7CE"/>
@@ -5144,7 +5906,7 @@
       </w:rPr>
     </w:lvl>
   </w:abstractNum>
-  <w:abstractNum w:abstractNumId="19" w15:restartNumberingAfterBreak="0">
+  <w:abstractNum w:abstractNumId="23" w15:restartNumberingAfterBreak="0">
     <w:nsid w:val="51672EF6"/>
     <w:multiLevelType w:val="multilevel"/>
     <w:tmpl w:val="B0AAE208"/>
@@ -5293,7 +6055,7 @@
       </w:rPr>
     </w:lvl>
   </w:abstractNum>
-  <w:abstractNum w:abstractNumId="20" w15:restartNumberingAfterBreak="0">
+  <w:abstractNum w:abstractNumId="24" w15:restartNumberingAfterBreak="0">
     <w:nsid w:val="52FA0985"/>
     <w:multiLevelType w:val="multilevel"/>
     <w:tmpl w:val="B016B116"/>
@@ -5442,7 +6204,7 @@
       </w:rPr>
     </w:lvl>
   </w:abstractNum>
-  <w:abstractNum w:abstractNumId="21" w15:restartNumberingAfterBreak="0">
+  <w:abstractNum w:abstractNumId="25" w15:restartNumberingAfterBreak="0">
     <w:nsid w:val="57186D40"/>
     <w:multiLevelType w:val="multilevel"/>
     <w:tmpl w:val="E1BC87D6"/>
@@ -5591,7 +6353,119 @@
       </w:rPr>
     </w:lvl>
   </w:abstractNum>
-  <w:abstractNum w:abstractNumId="22" w15:restartNumberingAfterBreak="0">
+  <w:abstractNum w:abstractNumId="26" w15:restartNumberingAfterBreak="0">
+    <w:nsid w:val="5B0E600A"/>
+    <w:multiLevelType w:val="hybridMultilevel"/>
+    <w:tmpl w:val="FED864E8"/>
+    <w:lvl w:ilvl="0" w:tplc="7242D968">
+      <w:numFmt w:val="bullet"/>
+      <w:lvlText w:val="-"/>
+      <w:lvlJc w:val="left"/>
+      <w:pPr>
+        <w:ind w:left="720" w:hanging="360"/>
+      </w:pPr>
+      <w:rPr>
+        <w:rFonts w:ascii="Times New Roman" w:eastAsia="Book Antiqua" w:hAnsi="Times New Roman" w:cs="Times New Roman" w:hint="default"/>
+      </w:rPr>
+    </w:lvl>
+    <w:lvl w:ilvl="1" w:tplc="40090003" w:tentative="1">
+      <w:start w:val="1"/>
+      <w:numFmt w:val="bullet"/>
+      <w:lvlText w:val="o"/>
+      <w:lvlJc w:val="left"/>
+      <w:pPr>
+        <w:ind w:left="1440" w:hanging="360"/>
+      </w:pPr>
+      <w:rPr>
+        <w:rFonts w:ascii="Courier New" w:hAnsi="Courier New" w:cs="Courier New" w:hint="default"/>
+      </w:rPr>
+    </w:lvl>
+    <w:lvl w:ilvl="2" w:tplc="40090005" w:tentative="1">
+      <w:start w:val="1"/>
+      <w:numFmt w:val="bullet"/>
+      <w:lvlText w:val=""/>
+      <w:lvlJc w:val="left"/>
+      <w:pPr>
+        <w:ind w:left="2160" w:hanging="360"/>
+      </w:pPr>
+      <w:rPr>
+        <w:rFonts w:ascii="Wingdings" w:hAnsi="Wingdings" w:hint="default"/>
+      </w:rPr>
+    </w:lvl>
+    <w:lvl w:ilvl="3" w:tplc="40090001" w:tentative="1">
+      <w:start w:val="1"/>
+      <w:numFmt w:val="bullet"/>
+      <w:lvlText w:val=""/>
+      <w:lvlJc w:val="left"/>
+      <w:pPr>
+        <w:ind w:left="2880" w:hanging="360"/>
+      </w:pPr>
+      <w:rPr>
+        <w:rFonts w:ascii="Symbol" w:hAnsi="Symbol" w:hint="default"/>
+      </w:rPr>
+    </w:lvl>
+    <w:lvl w:ilvl="4" w:tplc="40090003" w:tentative="1">
+      <w:start w:val="1"/>
+      <w:numFmt w:val="bullet"/>
+      <w:lvlText w:val="o"/>
+      <w:lvlJc w:val="left"/>
+      <w:pPr>
+        <w:ind w:left="3600" w:hanging="360"/>
+      </w:pPr>
+      <w:rPr>
+        <w:rFonts w:ascii="Courier New" w:hAnsi="Courier New" w:cs="Courier New" w:hint="default"/>
+      </w:rPr>
+    </w:lvl>
+    <w:lvl w:ilvl="5" w:tplc="40090005" w:tentative="1">
+      <w:start w:val="1"/>
+      <w:numFmt w:val="bullet"/>
+      <w:lvlText w:val=""/>
+      <w:lvlJc w:val="left"/>
+      <w:pPr>
+        <w:ind w:left="4320" w:hanging="360"/>
+      </w:pPr>
+      <w:rPr>
+        <w:rFonts w:ascii="Wingdings" w:hAnsi="Wingdings" w:hint="default"/>
+      </w:rPr>
+    </w:lvl>
+    <w:lvl w:ilvl="6" w:tplc="40090001" w:tentative="1">
+      <w:start w:val="1"/>
+      <w:numFmt w:val="bullet"/>
+      <w:lvlText w:val=""/>
+      <w:lvlJc w:val="left"/>
+      <w:pPr>
+        <w:ind w:left="5040" w:hanging="360"/>
+      </w:pPr>
+      <w:rPr>
+        <w:rFonts w:ascii="Symbol" w:hAnsi="Symbol" w:hint="default"/>
+      </w:rPr>
+    </w:lvl>
+    <w:lvl w:ilvl="7" w:tplc="40090003" w:tentative="1">
+      <w:start w:val="1"/>
+      <w:numFmt w:val="bullet"/>
+      <w:lvlText w:val="o"/>
+      <w:lvlJc w:val="left"/>
+      <w:pPr>
+        <w:ind w:left="5760" w:hanging="360"/>
+      </w:pPr>
+      <w:rPr>
+        <w:rFonts w:ascii="Courier New" w:hAnsi="Courier New" w:cs="Courier New" w:hint="default"/>
+      </w:rPr>
+    </w:lvl>
+    <w:lvl w:ilvl="8" w:tplc="40090005" w:tentative="1">
+      <w:start w:val="1"/>
+      <w:numFmt w:val="bullet"/>
+      <w:lvlText w:val=""/>
+      <w:lvlJc w:val="left"/>
+      <w:pPr>
+        <w:ind w:left="6480" w:hanging="360"/>
+      </w:pPr>
+      <w:rPr>
+        <w:rFonts w:ascii="Wingdings" w:hAnsi="Wingdings" w:hint="default"/>
+      </w:rPr>
+    </w:lvl>
+  </w:abstractNum>
+  <w:abstractNum w:abstractNumId="27" w15:restartNumberingAfterBreak="0">
     <w:nsid w:val="60E20FB6"/>
     <w:multiLevelType w:val="hybridMultilevel"/>
     <w:tmpl w:val="CA1E63D0"/>
@@ -5704,7 +6578,7 @@
       </w:rPr>
     </w:lvl>
   </w:abstractNum>
-  <w:abstractNum w:abstractNumId="23" w15:restartNumberingAfterBreak="0">
+  <w:abstractNum w:abstractNumId="28" w15:restartNumberingAfterBreak="0">
     <w:nsid w:val="647355A3"/>
     <w:multiLevelType w:val="hybridMultilevel"/>
     <w:tmpl w:val="4F5A9F1E"/>
@@ -5817,7 +6691,7 @@
       </w:rPr>
     </w:lvl>
   </w:abstractNum>
-  <w:abstractNum w:abstractNumId="24" w15:restartNumberingAfterBreak="0">
+  <w:abstractNum w:abstractNumId="29" w15:restartNumberingAfterBreak="0">
     <w:nsid w:val="65BC3AF6"/>
     <w:multiLevelType w:val="hybridMultilevel"/>
     <w:tmpl w:val="066820E2"/>
@@ -5930,7 +6804,7 @@
       </w:rPr>
     </w:lvl>
   </w:abstractNum>
-  <w:abstractNum w:abstractNumId="25" w15:restartNumberingAfterBreak="0">
+  <w:abstractNum w:abstractNumId="30" w15:restartNumberingAfterBreak="0">
     <w:nsid w:val="66004C6C"/>
     <w:multiLevelType w:val="hybridMultilevel"/>
     <w:tmpl w:val="2CA63DAA"/>
@@ -6043,7 +6917,7 @@
       </w:rPr>
     </w:lvl>
   </w:abstractNum>
-  <w:abstractNum w:abstractNumId="26" w15:restartNumberingAfterBreak="0">
+  <w:abstractNum w:abstractNumId="31" w15:restartNumberingAfterBreak="0">
     <w:nsid w:val="68106CD1"/>
     <w:multiLevelType w:val="multilevel"/>
     <w:tmpl w:val="C9020DFC"/>
@@ -6192,7 +7066,120 @@
       </w:rPr>
     </w:lvl>
   </w:abstractNum>
-  <w:abstractNum w:abstractNumId="27" w15:restartNumberingAfterBreak="0">
+  <w:abstractNum w:abstractNumId="32" w15:restartNumberingAfterBreak="0">
+    <w:nsid w:val="69DE3084"/>
+    <w:multiLevelType w:val="hybridMultilevel"/>
+    <w:tmpl w:val="E340AD80"/>
+    <w:lvl w:ilvl="0" w:tplc="40090001">
+      <w:start w:val="1"/>
+      <w:numFmt w:val="bullet"/>
+      <w:lvlText w:val=""/>
+      <w:lvlJc w:val="left"/>
+      <w:pPr>
+        <w:ind w:left="777" w:hanging="360"/>
+      </w:pPr>
+      <w:rPr>
+        <w:rFonts w:ascii="Symbol" w:hAnsi="Symbol" w:hint="default"/>
+      </w:rPr>
+    </w:lvl>
+    <w:lvl w:ilvl="1" w:tplc="40090003" w:tentative="1">
+      <w:start w:val="1"/>
+      <w:numFmt w:val="bullet"/>
+      <w:lvlText w:val="o"/>
+      <w:lvlJc w:val="left"/>
+      <w:pPr>
+        <w:ind w:left="1497" w:hanging="360"/>
+      </w:pPr>
+      <w:rPr>
+        <w:rFonts w:ascii="Courier New" w:hAnsi="Courier New" w:cs="Courier New" w:hint="default"/>
+      </w:rPr>
+    </w:lvl>
+    <w:lvl w:ilvl="2" w:tplc="40090005" w:tentative="1">
+      <w:start w:val="1"/>
+      <w:numFmt w:val="bullet"/>
+      <w:lvlText w:val=""/>
+      <w:lvlJc w:val="left"/>
+      <w:pPr>
+        <w:ind w:left="2217" w:hanging="360"/>
+      </w:pPr>
+      <w:rPr>
+        <w:rFonts w:ascii="Wingdings" w:hAnsi="Wingdings" w:hint="default"/>
+      </w:rPr>
+    </w:lvl>
+    <w:lvl w:ilvl="3" w:tplc="40090001" w:tentative="1">
+      <w:start w:val="1"/>
+      <w:numFmt w:val="bullet"/>
+      <w:lvlText w:val=""/>
+      <w:lvlJc w:val="left"/>
+      <w:pPr>
+        <w:ind w:left="2937" w:hanging="360"/>
+      </w:pPr>
+      <w:rPr>
+        <w:rFonts w:ascii="Symbol" w:hAnsi="Symbol" w:hint="default"/>
+      </w:rPr>
+    </w:lvl>
+    <w:lvl w:ilvl="4" w:tplc="40090003" w:tentative="1">
+      <w:start w:val="1"/>
+      <w:numFmt w:val="bullet"/>
+      <w:lvlText w:val="o"/>
+      <w:lvlJc w:val="left"/>
+      <w:pPr>
+        <w:ind w:left="3657" w:hanging="360"/>
+      </w:pPr>
+      <w:rPr>
+        <w:rFonts w:ascii="Courier New" w:hAnsi="Courier New" w:cs="Courier New" w:hint="default"/>
+      </w:rPr>
+    </w:lvl>
+    <w:lvl w:ilvl="5" w:tplc="40090005" w:tentative="1">
+      <w:start w:val="1"/>
+      <w:numFmt w:val="bullet"/>
+      <w:lvlText w:val=""/>
+      <w:lvlJc w:val="left"/>
+      <w:pPr>
+        <w:ind w:left="4377" w:hanging="360"/>
+      </w:pPr>
+      <w:rPr>
+        <w:rFonts w:ascii="Wingdings" w:hAnsi="Wingdings" w:hint="default"/>
+      </w:rPr>
+    </w:lvl>
+    <w:lvl w:ilvl="6" w:tplc="40090001" w:tentative="1">
+      <w:start w:val="1"/>
+      <w:numFmt w:val="bullet"/>
+      <w:lvlText w:val=""/>
+      <w:lvlJc w:val="left"/>
+      <w:pPr>
+        <w:ind w:left="5097" w:hanging="360"/>
+      </w:pPr>
+      <w:rPr>
+        <w:rFonts w:ascii="Symbol" w:hAnsi="Symbol" w:hint="default"/>
+      </w:rPr>
+    </w:lvl>
+    <w:lvl w:ilvl="7" w:tplc="40090003" w:tentative="1">
+      <w:start w:val="1"/>
+      <w:numFmt w:val="bullet"/>
+      <w:lvlText w:val="o"/>
+      <w:lvlJc w:val="left"/>
+      <w:pPr>
+        <w:ind w:left="5817" w:hanging="360"/>
+      </w:pPr>
+      <w:rPr>
+        <w:rFonts w:ascii="Courier New" w:hAnsi="Courier New" w:cs="Courier New" w:hint="default"/>
+      </w:rPr>
+    </w:lvl>
+    <w:lvl w:ilvl="8" w:tplc="40090005" w:tentative="1">
+      <w:start w:val="1"/>
+      <w:numFmt w:val="bullet"/>
+      <w:lvlText w:val=""/>
+      <w:lvlJc w:val="left"/>
+      <w:pPr>
+        <w:ind w:left="6537" w:hanging="360"/>
+      </w:pPr>
+      <w:rPr>
+        <w:rFonts w:ascii="Wingdings" w:hAnsi="Wingdings" w:hint="default"/>
+      </w:rPr>
+    </w:lvl>
+  </w:abstractNum>
+  <w:abstractNum w:abstractNumId="33" w15:restartNumberingAfterBreak="0">
     <w:nsid w:val="6C7760EE"/>
     <w:multiLevelType w:val="multilevel"/>
     <w:tmpl w:val="D0E8EB2C"/>
@@ -6341,7 +7328,7 @@
       </w:rPr>
     </w:lvl>
   </w:abstractNum>
-  <w:abstractNum w:abstractNumId="28" w15:restartNumberingAfterBreak="0">
+  <w:abstractNum w:abstractNumId="34" w15:restartNumberingAfterBreak="0">
     <w:nsid w:val="6D0361AA"/>
     <w:multiLevelType w:val="hybridMultilevel"/>
     <w:tmpl w:val="16F61D7C"/>
@@ -6454,7 +7441,7 @@
       </w:rPr>
     </w:lvl>
   </w:abstractNum>
-  <w:abstractNum w:abstractNumId="29" w15:restartNumberingAfterBreak="0">
+  <w:abstractNum w:abstractNumId="35" w15:restartNumberingAfterBreak="0">
     <w:nsid w:val="6F9F6DAA"/>
     <w:multiLevelType w:val="multilevel"/>
     <w:tmpl w:val="E1BC87D6"/>
@@ -6603,7 +7590,7 @@
       </w:rPr>
     </w:lvl>
   </w:abstractNum>
-  <w:abstractNum w:abstractNumId="30" w15:restartNumberingAfterBreak="0">
+  <w:abstractNum w:abstractNumId="36" w15:restartNumberingAfterBreak="0">
     <w:nsid w:val="741A4C33"/>
     <w:multiLevelType w:val="multilevel"/>
     <w:tmpl w:val="E1BC87D6"/>
@@ -6752,7 +7739,7 @@
       </w:rPr>
     </w:lvl>
   </w:abstractNum>
-  <w:abstractNum w:abstractNumId="31" w15:restartNumberingAfterBreak="0">
+  <w:abstractNum w:abstractNumId="37" w15:restartNumberingAfterBreak="0">
     <w:nsid w:val="78813A99"/>
     <w:multiLevelType w:val="hybridMultilevel"/>
     <w:tmpl w:val="8508EFA6"/>
@@ -6864,7 +7851,7 @@
       </w:rPr>
     </w:lvl>
   </w:abstractNum>
-  <w:abstractNum w:abstractNumId="32" w15:restartNumberingAfterBreak="0">
+  <w:abstractNum w:abstractNumId="38" w15:restartNumberingAfterBreak="0">
     <w:nsid w:val="78E65236"/>
     <w:multiLevelType w:val="hybridMultilevel"/>
     <w:tmpl w:val="616A7E50"/>
@@ -6977,7 +7964,7 @@
       </w:rPr>
     </w:lvl>
   </w:abstractNum>
-  <w:abstractNum w:abstractNumId="33" w15:restartNumberingAfterBreak="0">
+  <w:abstractNum w:abstractNumId="39" w15:restartNumberingAfterBreak="0">
     <w:nsid w:val="79AA48BD"/>
     <w:multiLevelType w:val="hybridMultilevel"/>
     <w:tmpl w:val="9752B336"/>
@@ -7090,7 +8077,7 @@
       </w:rPr>
     </w:lvl>
   </w:abstractNum>
-  <w:abstractNum w:abstractNumId="34" w15:restartNumberingAfterBreak="0">
+  <w:abstractNum w:abstractNumId="40" w15:restartNumberingAfterBreak="0">
     <w:nsid w:val="7C1D3ABA"/>
     <w:multiLevelType w:val="hybridMultilevel"/>
     <w:tmpl w:val="8FF8A11A"/>
@@ -7202,7 +8189,7 @@
       </w:rPr>
     </w:lvl>
   </w:abstractNum>
-  <w:abstractNum w:abstractNumId="35" w15:restartNumberingAfterBreak="0">
+  <w:abstractNum w:abstractNumId="41" w15:restartNumberingAfterBreak="0">
     <w:nsid w:val="7D90465F"/>
     <w:multiLevelType w:val="multilevel"/>
     <w:tmpl w:val="C5ECA2DE"/>
@@ -7351,7 +8338,7 @@
       </w:rPr>
     </w:lvl>
   </w:abstractNum>
-  <w:abstractNum w:abstractNumId="36" w15:restartNumberingAfterBreak="0">
+  <w:abstractNum w:abstractNumId="42" w15:restartNumberingAfterBreak="0">
     <w:nsid w:val="7E5431B5"/>
     <w:multiLevelType w:val="hybridMultilevel"/>
     <w:tmpl w:val="75E07FFC"/>
@@ -7465,19 +8452,19 @@
     </w:lvl>
   </w:abstractNum>
   <w:num w:numId="1" w16cid:durableId="1083723474">
-    <w:abstractNumId w:val="8"/>
+    <w:abstractNumId w:val="11"/>
   </w:num>
   <w:num w:numId="2" w16cid:durableId="2136212521">
-    <w:abstractNumId w:val="11"/>
+    <w:abstractNumId w:val="14"/>
   </w:num>
   <w:num w:numId="3" w16cid:durableId="655064210">
-    <w:abstractNumId w:val="20"/>
+    <w:abstractNumId w:val="24"/>
   </w:num>
   <w:num w:numId="4" w16cid:durableId="236016145">
-    <w:abstractNumId w:val="12"/>
+    <w:abstractNumId w:val="15"/>
   </w:num>
   <w:num w:numId="5" w16cid:durableId="1437749423">
-    <w:abstractNumId w:val="7"/>
+    <w:abstractNumId w:val="10"/>
   </w:num>
   <w:num w:numId="6" w16cid:durableId="1955748243">
     <w:abstractNumId w:val="0"/>
@@ -7486,93 +8473,111 @@
     <w:abstractNumId w:val="2"/>
   </w:num>
   <w:num w:numId="8" w16cid:durableId="1378116863">
+    <w:abstractNumId w:val="33"/>
+  </w:num>
+  <w:num w:numId="9" w16cid:durableId="282276020">
+    <w:abstractNumId w:val="9"/>
+  </w:num>
+  <w:num w:numId="10" w16cid:durableId="1695767273">
+    <w:abstractNumId w:val="16"/>
+  </w:num>
+  <w:num w:numId="11" w16cid:durableId="1762992495">
+    <w:abstractNumId w:val="29"/>
+  </w:num>
+  <w:num w:numId="12" w16cid:durableId="306478494">
+    <w:abstractNumId w:val="34"/>
+  </w:num>
+  <w:num w:numId="13" w16cid:durableId="1489249778">
+    <w:abstractNumId w:val="39"/>
+  </w:num>
+  <w:num w:numId="14" w16cid:durableId="1323701046">
+    <w:abstractNumId w:val="12"/>
+  </w:num>
+  <w:num w:numId="15" w16cid:durableId="1229268482">
+    <w:abstractNumId w:val="21"/>
+  </w:num>
+  <w:num w:numId="16" w16cid:durableId="1099791524">
+    <w:abstractNumId w:val="13"/>
+  </w:num>
+  <w:num w:numId="17" w16cid:durableId="130178577">
+    <w:abstractNumId w:val="22"/>
+  </w:num>
+  <w:num w:numId="18" w16cid:durableId="1324504942">
     <w:abstractNumId w:val="27"/>
   </w:num>
-  <w:num w:numId="9" w16cid:durableId="282276020">
-    <w:abstractNumId w:val="6"/>
+  <w:num w:numId="19" w16cid:durableId="1596785915">
+    <w:abstractNumId w:val="31"/>
   </w:num>
-  <w:num w:numId="10" w16cid:durableId="1695767273">
-    <w:abstractNumId w:val="13"/>
+  <w:num w:numId="20" w16cid:durableId="331491129">
+    <w:abstractNumId w:val="8"/>
   </w:num>
-  <w:num w:numId="11" w16cid:durableId="1762992495">
-    <w:abstractNumId w:val="24"/>
+  <w:num w:numId="21" w16cid:durableId="930046072">
+    <w:abstractNumId w:val="7"/>
   </w:num>
-  <w:num w:numId="12" w16cid:durableId="306478494">
+  <w:num w:numId="22" w16cid:durableId="1876380866">
     <w:abstractNumId w:val="28"/>
   </w:num>
-  <w:num w:numId="13" w16cid:durableId="1489249778">
-    <w:abstractNumId w:val="33"/>
+  <w:num w:numId="23" w16cid:durableId="1313869638">
+    <w:abstractNumId w:val="41"/>
   </w:num>
-  <w:num w:numId="14" w16cid:durableId="1323701046">
-    <w:abstractNumId w:val="9"/>
-  </w:num>
-  <w:num w:numId="15" w16cid:durableId="1229268482">
-    <w:abstractNumId w:val="17"/>
-  </w:num>
-  <w:num w:numId="16" w16cid:durableId="1099791524">
-    <w:abstractNumId w:val="10"/>
-  </w:num>
-  <w:num w:numId="17" w16cid:durableId="130178577">
+  <w:num w:numId="24" w16cid:durableId="1095858495">
     <w:abstractNumId w:val="18"/>
   </w:num>
-  <w:num w:numId="18" w16cid:durableId="1324504942">
-    <w:abstractNumId w:val="22"/>
-  </w:num>
-  <w:num w:numId="19" w16cid:durableId="1596785915">
-    <w:abstractNumId w:val="26"/>
-  </w:num>
-  <w:num w:numId="20" w16cid:durableId="331491129">
-    <w:abstractNumId w:val="5"/>
-  </w:num>
-  <w:num w:numId="21" w16cid:durableId="930046072">
-    <w:abstractNumId w:val="4"/>
-  </w:num>
-  <w:num w:numId="22" w16cid:durableId="1876380866">
-    <w:abstractNumId w:val="23"/>
-  </w:num>
-  <w:num w:numId="23" w16cid:durableId="1313869638">
+  <w:num w:numId="25" w16cid:durableId="1434471321">
     <w:abstractNumId w:val="35"/>
   </w:num>
-  <w:num w:numId="24" w16cid:durableId="1095858495">
-    <w:abstractNumId w:val="14"/>
-  </w:num>
-  <w:num w:numId="25" w16cid:durableId="1434471321">
-    <w:abstractNumId w:val="29"/>
-  </w:num>
   <w:num w:numId="26" w16cid:durableId="189880965">
-    <w:abstractNumId w:val="30"/>
+    <w:abstractNumId w:val="36"/>
   </w:num>
   <w:num w:numId="27" w16cid:durableId="2027170025">
-    <w:abstractNumId w:val="3"/>
+    <w:abstractNumId w:val="5"/>
   </w:num>
   <w:num w:numId="28" w16cid:durableId="1358775927">
     <w:abstractNumId w:val="1"/>
   </w:num>
   <w:num w:numId="29" w16cid:durableId="203757778">
-    <w:abstractNumId w:val="21"/>
+    <w:abstractNumId w:val="25"/>
   </w:num>
   <w:num w:numId="30" w16cid:durableId="1706786599">
+    <w:abstractNumId w:val="23"/>
+  </w:num>
+  <w:num w:numId="31" w16cid:durableId="1088192426">
+    <w:abstractNumId w:val="30"/>
+  </w:num>
+  <w:num w:numId="32" w16cid:durableId="1594779679">
     <w:abstractNumId w:val="19"/>
   </w:num>
-  <w:num w:numId="31" w16cid:durableId="1088192426">
-    <w:abstractNumId w:val="25"/>
-  </w:num>
-  <w:num w:numId="32" w16cid:durableId="1594779679">
-    <w:abstractNumId w:val="15"/>
-  </w:num>
   <w:num w:numId="33" w16cid:durableId="1110323740">
-    <w:abstractNumId w:val="34"/>
+    <w:abstractNumId w:val="40"/>
   </w:num>
   <w:num w:numId="34" w16cid:durableId="1345060999">
-    <w:abstractNumId w:val="31"/>
+    <w:abstractNumId w:val="37"/>
   </w:num>
   <w:num w:numId="35" w16cid:durableId="1208836237">
-    <w:abstractNumId w:val="16"/>
+    <w:abstractNumId w:val="20"/>
   </w:num>
   <w:num w:numId="36" w16cid:durableId="1828669023">
-    <w:abstractNumId w:val="36"/>
+    <w:abstractNumId w:val="42"/>
   </w:num>
   <w:num w:numId="37" w16cid:durableId="1321427723">
+    <w:abstractNumId w:val="38"/>
+  </w:num>
+  <w:num w:numId="38" w16cid:durableId="1840265800">
+    <w:abstractNumId w:val="3"/>
+  </w:num>
+  <w:num w:numId="39" w16cid:durableId="1130709360">
+    <w:abstractNumId w:val="26"/>
+  </w:num>
+  <w:num w:numId="40" w16cid:durableId="1830245602">
+    <w:abstractNumId w:val="6"/>
+  </w:num>
+  <w:num w:numId="41" w16cid:durableId="1720668543">
+    <w:abstractNumId w:val="17"/>
+  </w:num>
+  <w:num w:numId="42" w16cid:durableId="813184035">
+    <w:abstractNumId w:val="4"/>
+  </w:num>
+  <w:num w:numId="43" w16cid:durableId="1930845953">
     <w:abstractNumId w:val="32"/>
   </w:num>
 </w:numbering>
@@ -7978,7 +8983,7 @@
   <w:style w:type="paragraph" w:default="1" w:styleId="Normal">
     <w:name w:val="Normal"/>
     <w:qFormat/>
-    <w:rsid w:val="00A4074D"/>
+    <w:rsid w:val="002B2629"/>
     <w:rPr>
       <w:rFonts w:ascii="Book Antiqua" w:eastAsia="Book Antiqua" w:hAnsi="Book Antiqua" w:cs="Book Antiqua"/>
     </w:rPr>
